--- a/Magic Oven Documentation.docx
+++ b/Magic Oven Documentation.docx
@@ -147,14 +147,6 @@
           <w:szCs w:val="24"/>
         </w:rPr>
         <w:tab/>
-      </w:r>
-      <w:r>
-        <w:rPr>
-          <w:rFonts w:ascii="Segoe UI" w:eastAsia="Times New Roman" w:hAnsi="Segoe UI" w:cs="Segoe UI"/>
-          <w:color w:val="000000" w:themeColor="text1"/>
-          <w:sz w:val="24"/>
-          <w:szCs w:val="24"/>
-        </w:rPr>
         <w:t>Permissions</w:t>
       </w:r>
     </w:p>
@@ -3289,21 +3281,7 @@
           <w:rFonts w:ascii="Consolas" w:hAnsi="Consolas"/>
           <w:color w:val="000000" w:themeColor="text1"/>
         </w:rPr>
-        <w:t xml:space="preserve">                                      </w:t>
-      </w:r>
-      <w:r>
-        <w:rPr>
-          <w:rFonts w:ascii="Consolas" w:hAnsi="Consolas"/>
-          <w:color w:val="000000" w:themeColor="text1"/>
-        </w:rPr>
-        <w:t xml:space="preserve">  </w:t>
-      </w:r>
-      <w:r>
-        <w:rPr>
-          <w:rFonts w:ascii="Consolas" w:hAnsi="Consolas"/>
-          <w:color w:val="000000" w:themeColor="text1"/>
-        </w:rPr>
-        <w:t>┌─────────────┐</w:t>
+        <w:t xml:space="preserve">                                        ┌─────────────┐</w:t>
       </w:r>
     </w:p>
     <w:p>
@@ -5418,14 +5396,7 @@
           <w:rFonts w:ascii="Consolas" w:hAnsi="Consolas"/>
           <w:color w:val="000000" w:themeColor="text1"/>
         </w:rPr>
-        <w:t xml:space="preserve">FK) </w:t>
-      </w:r>
-      <w:r>
-        <w:rPr>
-          <w:rFonts w:ascii="Consolas" w:hAnsi="Consolas"/>
-          <w:color w:val="000000" w:themeColor="text1"/>
-        </w:rPr>
-        <w:t xml:space="preserve"> </w:t>
+        <w:t xml:space="preserve">FK)  </w:t>
       </w:r>
       <w:r>
         <w:rPr>
@@ -5559,14 +5530,3711 @@
     </w:p>
     <w:p>
       <w:pPr>
-        <w:rPr>
-          <w:b/>
-          <w:bCs/>
-          <w:color w:val="000000" w:themeColor="text1"/>
-          <w:sz w:val="24"/>
-          <w:szCs w:val="24"/>
-        </w:rPr>
-      </w:pPr>
+        <w:pStyle w:val="HTMLPreformatted"/>
+        <w:wordWrap w:val="0"/>
+        <w:spacing w:line="330" w:lineRule="atLeast"/>
+        <w:rPr>
+          <w:rFonts w:ascii="Consolas" w:hAnsi="Consolas"/>
+          <w:color w:val="000000" w:themeColor="text1"/>
+        </w:rPr>
+      </w:pPr>
+    </w:p>
+    <w:p>
+      <w:pPr>
+        <w:rPr>
+          <w:b/>
+          <w:bCs/>
+          <w:color w:val="000000" w:themeColor="text1"/>
+          <w:sz w:val="24"/>
+          <w:szCs w:val="24"/>
+        </w:rPr>
+      </w:pPr>
+      <w:r>
+        <w:rPr>
+          <w:b/>
+          <w:bCs/>
+          <w:color w:val="000000" w:themeColor="text1"/>
+          <w:sz w:val="24"/>
+          <w:szCs w:val="24"/>
+        </w:rPr>
+        <w:t xml:space="preserve">create type </w:t>
+      </w:r>
+      <w:proofErr w:type="spellStart"/>
+      <w:r>
+        <w:rPr>
+          <w:b/>
+          <w:bCs/>
+          <w:color w:val="000000" w:themeColor="text1"/>
+          <w:sz w:val="24"/>
+          <w:szCs w:val="24"/>
+        </w:rPr>
+        <w:t>address_type</w:t>
+      </w:r>
+      <w:proofErr w:type="spellEnd"/>
+      <w:r>
+        <w:rPr>
+          <w:b/>
+          <w:bCs/>
+          <w:color w:val="000000" w:themeColor="text1"/>
+          <w:sz w:val="24"/>
+          <w:szCs w:val="24"/>
+        </w:rPr>
+        <w:t xml:space="preserve"> AS (</w:t>
+      </w:r>
+    </w:p>
+    <w:p>
+      <w:pPr>
+        <w:rPr>
+          <w:b/>
+          <w:bCs/>
+          <w:color w:val="000000" w:themeColor="text1"/>
+          <w:sz w:val="24"/>
+          <w:szCs w:val="24"/>
+        </w:rPr>
+      </w:pPr>
+      <w:r>
+        <w:rPr>
+          <w:b/>
+          <w:bCs/>
+          <w:color w:val="000000" w:themeColor="text1"/>
+          <w:sz w:val="24"/>
+          <w:szCs w:val="24"/>
+        </w:rPr>
+        <w:tab/>
+      </w:r>
+      <w:proofErr w:type="spellStart"/>
+      <w:r>
+        <w:rPr>
+          <w:b/>
+          <w:bCs/>
+          <w:color w:val="000000" w:themeColor="text1"/>
+          <w:sz w:val="24"/>
+          <w:szCs w:val="24"/>
+        </w:rPr>
+        <w:t>houseNo</w:t>
+      </w:r>
+      <w:proofErr w:type="spellEnd"/>
+      <w:r>
+        <w:rPr>
+          <w:b/>
+          <w:bCs/>
+          <w:color w:val="000000" w:themeColor="text1"/>
+          <w:sz w:val="24"/>
+          <w:szCs w:val="24"/>
+        </w:rPr>
+        <w:t xml:space="preserve"> </w:t>
+      </w:r>
+      <w:proofErr w:type="gramStart"/>
+      <w:r>
+        <w:rPr>
+          <w:b/>
+          <w:bCs/>
+          <w:color w:val="000000" w:themeColor="text1"/>
+          <w:sz w:val="24"/>
+          <w:szCs w:val="24"/>
+        </w:rPr>
+        <w:t>varchar(</w:t>
+      </w:r>
+      <w:proofErr w:type="gramEnd"/>
+      <w:r>
+        <w:rPr>
+          <w:b/>
+          <w:bCs/>
+          <w:color w:val="000000" w:themeColor="text1"/>
+          <w:sz w:val="24"/>
+          <w:szCs w:val="24"/>
+        </w:rPr>
+        <w:t>20),</w:t>
+      </w:r>
+    </w:p>
+    <w:p>
+      <w:pPr>
+        <w:rPr>
+          <w:b/>
+          <w:bCs/>
+          <w:color w:val="000000" w:themeColor="text1"/>
+          <w:sz w:val="24"/>
+          <w:szCs w:val="24"/>
+        </w:rPr>
+      </w:pPr>
+      <w:r>
+        <w:rPr>
+          <w:b/>
+          <w:bCs/>
+          <w:color w:val="000000" w:themeColor="text1"/>
+          <w:sz w:val="24"/>
+          <w:szCs w:val="24"/>
+        </w:rPr>
+        <w:tab/>
+        <w:t xml:space="preserve">street </w:t>
+      </w:r>
+      <w:proofErr w:type="gramStart"/>
+      <w:r>
+        <w:rPr>
+          <w:b/>
+          <w:bCs/>
+          <w:color w:val="000000" w:themeColor="text1"/>
+          <w:sz w:val="24"/>
+          <w:szCs w:val="24"/>
+        </w:rPr>
+        <w:t>varchar(</w:t>
+      </w:r>
+      <w:proofErr w:type="gramEnd"/>
+      <w:r>
+        <w:rPr>
+          <w:b/>
+          <w:bCs/>
+          <w:color w:val="000000" w:themeColor="text1"/>
+          <w:sz w:val="24"/>
+          <w:szCs w:val="24"/>
+        </w:rPr>
+        <w:t>100),</w:t>
+      </w:r>
+    </w:p>
+    <w:p>
+      <w:pPr>
+        <w:rPr>
+          <w:b/>
+          <w:bCs/>
+          <w:color w:val="000000" w:themeColor="text1"/>
+          <w:sz w:val="24"/>
+          <w:szCs w:val="24"/>
+        </w:rPr>
+      </w:pPr>
+      <w:r>
+        <w:rPr>
+          <w:b/>
+          <w:bCs/>
+          <w:color w:val="000000" w:themeColor="text1"/>
+          <w:sz w:val="24"/>
+          <w:szCs w:val="24"/>
+        </w:rPr>
+        <w:tab/>
+        <w:t xml:space="preserve">city </w:t>
+      </w:r>
+      <w:proofErr w:type="gramStart"/>
+      <w:r>
+        <w:rPr>
+          <w:b/>
+          <w:bCs/>
+          <w:color w:val="000000" w:themeColor="text1"/>
+          <w:sz w:val="24"/>
+          <w:szCs w:val="24"/>
+        </w:rPr>
+        <w:t>varchar(</w:t>
+      </w:r>
+      <w:proofErr w:type="gramEnd"/>
+      <w:r>
+        <w:rPr>
+          <w:b/>
+          <w:bCs/>
+          <w:color w:val="000000" w:themeColor="text1"/>
+          <w:sz w:val="24"/>
+          <w:szCs w:val="24"/>
+        </w:rPr>
+        <w:t>50),</w:t>
+      </w:r>
+    </w:p>
+    <w:p>
+      <w:pPr>
+        <w:rPr>
+          <w:b/>
+          <w:bCs/>
+          <w:color w:val="000000" w:themeColor="text1"/>
+          <w:sz w:val="24"/>
+          <w:szCs w:val="24"/>
+        </w:rPr>
+      </w:pPr>
+      <w:r>
+        <w:rPr>
+          <w:b/>
+          <w:bCs/>
+          <w:color w:val="000000" w:themeColor="text1"/>
+          <w:sz w:val="24"/>
+          <w:szCs w:val="24"/>
+        </w:rPr>
+        <w:tab/>
+      </w:r>
+      <w:proofErr w:type="spellStart"/>
+      <w:r>
+        <w:rPr>
+          <w:b/>
+          <w:bCs/>
+          <w:color w:val="000000" w:themeColor="text1"/>
+          <w:sz w:val="24"/>
+          <w:szCs w:val="24"/>
+        </w:rPr>
+        <w:t>stateName</w:t>
+      </w:r>
+      <w:proofErr w:type="spellEnd"/>
+      <w:r>
+        <w:rPr>
+          <w:b/>
+          <w:bCs/>
+          <w:color w:val="000000" w:themeColor="text1"/>
+          <w:sz w:val="24"/>
+          <w:szCs w:val="24"/>
+        </w:rPr>
+        <w:t xml:space="preserve"> </w:t>
+      </w:r>
+      <w:proofErr w:type="gramStart"/>
+      <w:r>
+        <w:rPr>
+          <w:b/>
+          <w:bCs/>
+          <w:color w:val="000000" w:themeColor="text1"/>
+          <w:sz w:val="24"/>
+          <w:szCs w:val="24"/>
+        </w:rPr>
+        <w:t>varchar(</w:t>
+      </w:r>
+      <w:proofErr w:type="gramEnd"/>
+      <w:r>
+        <w:rPr>
+          <w:b/>
+          <w:bCs/>
+          <w:color w:val="000000" w:themeColor="text1"/>
+          <w:sz w:val="24"/>
+          <w:szCs w:val="24"/>
+        </w:rPr>
+        <w:t>50),</w:t>
+      </w:r>
+    </w:p>
+    <w:p>
+      <w:pPr>
+        <w:rPr>
+          <w:b/>
+          <w:bCs/>
+          <w:color w:val="000000" w:themeColor="text1"/>
+          <w:sz w:val="24"/>
+          <w:szCs w:val="24"/>
+        </w:rPr>
+      </w:pPr>
+      <w:r>
+        <w:rPr>
+          <w:b/>
+          <w:bCs/>
+          <w:color w:val="000000" w:themeColor="text1"/>
+          <w:sz w:val="24"/>
+          <w:szCs w:val="24"/>
+        </w:rPr>
+        <w:tab/>
+      </w:r>
+      <w:proofErr w:type="spellStart"/>
+      <w:r>
+        <w:rPr>
+          <w:b/>
+          <w:bCs/>
+          <w:color w:val="000000" w:themeColor="text1"/>
+          <w:sz w:val="24"/>
+          <w:szCs w:val="24"/>
+        </w:rPr>
+        <w:t>postalCode</w:t>
+      </w:r>
+      <w:proofErr w:type="spellEnd"/>
+      <w:r>
+        <w:rPr>
+          <w:b/>
+          <w:bCs/>
+          <w:color w:val="000000" w:themeColor="text1"/>
+          <w:sz w:val="24"/>
+          <w:szCs w:val="24"/>
+        </w:rPr>
+        <w:t xml:space="preserve"> </w:t>
+      </w:r>
+      <w:proofErr w:type="gramStart"/>
+      <w:r>
+        <w:rPr>
+          <w:b/>
+          <w:bCs/>
+          <w:color w:val="000000" w:themeColor="text1"/>
+          <w:sz w:val="24"/>
+          <w:szCs w:val="24"/>
+        </w:rPr>
+        <w:t>varchar(</w:t>
+      </w:r>
+      <w:proofErr w:type="gramEnd"/>
+      <w:r>
+        <w:rPr>
+          <w:b/>
+          <w:bCs/>
+          <w:color w:val="000000" w:themeColor="text1"/>
+          <w:sz w:val="24"/>
+          <w:szCs w:val="24"/>
+        </w:rPr>
+        <w:t>20),</w:t>
+      </w:r>
+    </w:p>
+    <w:p>
+      <w:pPr>
+        <w:rPr>
+          <w:b/>
+          <w:bCs/>
+          <w:color w:val="000000" w:themeColor="text1"/>
+          <w:sz w:val="24"/>
+          <w:szCs w:val="24"/>
+        </w:rPr>
+      </w:pPr>
+      <w:r>
+        <w:rPr>
+          <w:b/>
+          <w:bCs/>
+          <w:color w:val="000000" w:themeColor="text1"/>
+          <w:sz w:val="24"/>
+          <w:szCs w:val="24"/>
+        </w:rPr>
+        <w:tab/>
+        <w:t xml:space="preserve">country </w:t>
+      </w:r>
+      <w:proofErr w:type="gramStart"/>
+      <w:r>
+        <w:rPr>
+          <w:b/>
+          <w:bCs/>
+          <w:color w:val="000000" w:themeColor="text1"/>
+          <w:sz w:val="24"/>
+          <w:szCs w:val="24"/>
+        </w:rPr>
+        <w:t>varchar(</w:t>
+      </w:r>
+      <w:proofErr w:type="gramEnd"/>
+      <w:r>
+        <w:rPr>
+          <w:b/>
+          <w:bCs/>
+          <w:color w:val="000000" w:themeColor="text1"/>
+          <w:sz w:val="24"/>
+          <w:szCs w:val="24"/>
+        </w:rPr>
+        <w:t>50)</w:t>
+      </w:r>
+    </w:p>
+    <w:p>
+      <w:pPr>
+        <w:rPr>
+          <w:b/>
+          <w:bCs/>
+          <w:color w:val="000000" w:themeColor="text1"/>
+          <w:sz w:val="24"/>
+          <w:szCs w:val="24"/>
+        </w:rPr>
+      </w:pPr>
+      <w:r>
+        <w:rPr>
+          <w:b/>
+          <w:bCs/>
+          <w:color w:val="000000" w:themeColor="text1"/>
+          <w:sz w:val="24"/>
+          <w:szCs w:val="24"/>
+        </w:rPr>
+        <w:t>);</w:t>
+      </w:r>
+    </w:p>
+    <w:p>
+      <w:pPr>
+        <w:rPr>
+          <w:b/>
+          <w:bCs/>
+          <w:color w:val="000000" w:themeColor="text1"/>
+          <w:sz w:val="24"/>
+          <w:szCs w:val="24"/>
+        </w:rPr>
+      </w:pPr>
+    </w:p>
+    <w:p>
+      <w:pPr>
+        <w:rPr>
+          <w:b/>
+          <w:bCs/>
+          <w:color w:val="000000" w:themeColor="text1"/>
+          <w:sz w:val="24"/>
+          <w:szCs w:val="24"/>
+        </w:rPr>
+      </w:pPr>
+    </w:p>
+    <w:p>
+      <w:pPr>
+        <w:rPr>
+          <w:b/>
+          <w:bCs/>
+          <w:color w:val="000000" w:themeColor="text1"/>
+          <w:sz w:val="24"/>
+          <w:szCs w:val="24"/>
+        </w:rPr>
+      </w:pPr>
+      <w:r>
+        <w:rPr>
+          <w:b/>
+          <w:bCs/>
+          <w:color w:val="000000" w:themeColor="text1"/>
+          <w:sz w:val="24"/>
+          <w:szCs w:val="24"/>
+        </w:rPr>
+        <w:t xml:space="preserve">CREATE TABLE IF NOT EXISTS </w:t>
+      </w:r>
+      <w:proofErr w:type="gramStart"/>
+      <w:r>
+        <w:rPr>
+          <w:b/>
+          <w:bCs/>
+          <w:color w:val="000000" w:themeColor="text1"/>
+          <w:sz w:val="24"/>
+          <w:szCs w:val="24"/>
+        </w:rPr>
+        <w:t>Customer(</w:t>
+      </w:r>
+      <w:proofErr w:type="gramEnd"/>
+    </w:p>
+    <w:p>
+      <w:pPr>
+        <w:rPr>
+          <w:b/>
+          <w:bCs/>
+          <w:color w:val="000000" w:themeColor="text1"/>
+          <w:sz w:val="24"/>
+          <w:szCs w:val="24"/>
+        </w:rPr>
+      </w:pPr>
+      <w:r>
+        <w:rPr>
+          <w:b/>
+          <w:bCs/>
+          <w:color w:val="000000" w:themeColor="text1"/>
+          <w:sz w:val="24"/>
+          <w:szCs w:val="24"/>
+        </w:rPr>
+        <w:tab/>
+        <w:t>id serial primary key,</w:t>
+      </w:r>
+    </w:p>
+    <w:p>
+      <w:pPr>
+        <w:rPr>
+          <w:b/>
+          <w:bCs/>
+          <w:color w:val="000000" w:themeColor="text1"/>
+          <w:sz w:val="24"/>
+          <w:szCs w:val="24"/>
+        </w:rPr>
+      </w:pPr>
+      <w:r>
+        <w:rPr>
+          <w:b/>
+          <w:bCs/>
+          <w:color w:val="000000" w:themeColor="text1"/>
+          <w:sz w:val="24"/>
+          <w:szCs w:val="24"/>
+        </w:rPr>
+        <w:tab/>
+      </w:r>
+      <w:proofErr w:type="spellStart"/>
+      <w:r>
+        <w:rPr>
+          <w:b/>
+          <w:bCs/>
+          <w:color w:val="000000" w:themeColor="text1"/>
+          <w:sz w:val="24"/>
+          <w:szCs w:val="24"/>
+        </w:rPr>
+        <w:t>customerName</w:t>
+      </w:r>
+      <w:proofErr w:type="spellEnd"/>
+      <w:r>
+        <w:rPr>
+          <w:b/>
+          <w:bCs/>
+          <w:color w:val="000000" w:themeColor="text1"/>
+          <w:sz w:val="24"/>
+          <w:szCs w:val="24"/>
+        </w:rPr>
+        <w:t xml:space="preserve"> </w:t>
+      </w:r>
+      <w:proofErr w:type="gramStart"/>
+      <w:r>
+        <w:rPr>
+          <w:b/>
+          <w:bCs/>
+          <w:color w:val="000000" w:themeColor="text1"/>
+          <w:sz w:val="24"/>
+          <w:szCs w:val="24"/>
+        </w:rPr>
+        <w:t>varchar(</w:t>
+      </w:r>
+      <w:proofErr w:type="gramEnd"/>
+      <w:r>
+        <w:rPr>
+          <w:b/>
+          <w:bCs/>
+          <w:color w:val="000000" w:themeColor="text1"/>
+          <w:sz w:val="24"/>
+          <w:szCs w:val="24"/>
+        </w:rPr>
+        <w:t>255),</w:t>
+      </w:r>
+    </w:p>
+    <w:p>
+      <w:pPr>
+        <w:rPr>
+          <w:b/>
+          <w:bCs/>
+          <w:color w:val="000000" w:themeColor="text1"/>
+          <w:sz w:val="24"/>
+          <w:szCs w:val="24"/>
+        </w:rPr>
+      </w:pPr>
+      <w:r>
+        <w:rPr>
+          <w:b/>
+          <w:bCs/>
+          <w:color w:val="000000" w:themeColor="text1"/>
+          <w:sz w:val="24"/>
+          <w:szCs w:val="24"/>
+        </w:rPr>
+        <w:tab/>
+        <w:t xml:space="preserve">email </w:t>
+      </w:r>
+      <w:proofErr w:type="gramStart"/>
+      <w:r>
+        <w:rPr>
+          <w:b/>
+          <w:bCs/>
+          <w:color w:val="000000" w:themeColor="text1"/>
+          <w:sz w:val="24"/>
+          <w:szCs w:val="24"/>
+        </w:rPr>
+        <w:t>varchar(</w:t>
+      </w:r>
+      <w:proofErr w:type="gramEnd"/>
+      <w:r>
+        <w:rPr>
+          <w:b/>
+          <w:bCs/>
+          <w:color w:val="000000" w:themeColor="text1"/>
+          <w:sz w:val="24"/>
+          <w:szCs w:val="24"/>
+        </w:rPr>
+        <w:t>255),</w:t>
+      </w:r>
+    </w:p>
+    <w:p>
+      <w:pPr>
+        <w:rPr>
+          <w:b/>
+          <w:bCs/>
+          <w:color w:val="000000" w:themeColor="text1"/>
+          <w:sz w:val="24"/>
+          <w:szCs w:val="24"/>
+        </w:rPr>
+      </w:pPr>
+      <w:r>
+        <w:rPr>
+          <w:b/>
+          <w:bCs/>
+          <w:color w:val="000000" w:themeColor="text1"/>
+          <w:sz w:val="24"/>
+          <w:szCs w:val="24"/>
+        </w:rPr>
+        <w:tab/>
+        <w:t xml:space="preserve">phone </w:t>
+      </w:r>
+      <w:proofErr w:type="gramStart"/>
+      <w:r>
+        <w:rPr>
+          <w:b/>
+          <w:bCs/>
+          <w:color w:val="000000" w:themeColor="text1"/>
+          <w:sz w:val="24"/>
+          <w:szCs w:val="24"/>
+        </w:rPr>
+        <w:t>varchar(</w:t>
+      </w:r>
+      <w:proofErr w:type="gramEnd"/>
+      <w:r>
+        <w:rPr>
+          <w:b/>
+          <w:bCs/>
+          <w:color w:val="000000" w:themeColor="text1"/>
+          <w:sz w:val="24"/>
+          <w:szCs w:val="24"/>
+        </w:rPr>
+        <w:t>20),</w:t>
+      </w:r>
+    </w:p>
+    <w:p>
+      <w:pPr>
+        <w:rPr>
+          <w:b/>
+          <w:bCs/>
+          <w:color w:val="000000" w:themeColor="text1"/>
+          <w:sz w:val="24"/>
+          <w:szCs w:val="24"/>
+        </w:rPr>
+      </w:pPr>
+      <w:r>
+        <w:rPr>
+          <w:b/>
+          <w:bCs/>
+          <w:color w:val="000000" w:themeColor="text1"/>
+          <w:sz w:val="24"/>
+          <w:szCs w:val="24"/>
+        </w:rPr>
+        <w:tab/>
+      </w:r>
+      <w:proofErr w:type="spellStart"/>
+      <w:r>
+        <w:rPr>
+          <w:b/>
+          <w:bCs/>
+          <w:color w:val="000000" w:themeColor="text1"/>
+          <w:sz w:val="24"/>
+          <w:szCs w:val="24"/>
+        </w:rPr>
+        <w:t>customerPassword</w:t>
+      </w:r>
+      <w:proofErr w:type="spellEnd"/>
+      <w:r>
+        <w:rPr>
+          <w:b/>
+          <w:bCs/>
+          <w:color w:val="000000" w:themeColor="text1"/>
+          <w:sz w:val="24"/>
+          <w:szCs w:val="24"/>
+        </w:rPr>
+        <w:t xml:space="preserve"> </w:t>
+      </w:r>
+      <w:proofErr w:type="gramStart"/>
+      <w:r>
+        <w:rPr>
+          <w:b/>
+          <w:bCs/>
+          <w:color w:val="000000" w:themeColor="text1"/>
+          <w:sz w:val="24"/>
+          <w:szCs w:val="24"/>
+        </w:rPr>
+        <w:t>varchar(</w:t>
+      </w:r>
+      <w:proofErr w:type="gramEnd"/>
+      <w:r>
+        <w:rPr>
+          <w:b/>
+          <w:bCs/>
+          <w:color w:val="000000" w:themeColor="text1"/>
+          <w:sz w:val="24"/>
+          <w:szCs w:val="24"/>
+        </w:rPr>
+        <w:t>50),</w:t>
+      </w:r>
+    </w:p>
+    <w:p>
+      <w:pPr>
+        <w:rPr>
+          <w:b/>
+          <w:bCs/>
+          <w:color w:val="000000" w:themeColor="text1"/>
+          <w:sz w:val="24"/>
+          <w:szCs w:val="24"/>
+        </w:rPr>
+      </w:pPr>
+      <w:r>
+        <w:rPr>
+          <w:b/>
+          <w:bCs/>
+          <w:color w:val="000000" w:themeColor="text1"/>
+          <w:sz w:val="24"/>
+          <w:szCs w:val="24"/>
+        </w:rPr>
+        <w:tab/>
+        <w:t xml:space="preserve">addresses </w:t>
+      </w:r>
+      <w:proofErr w:type="spellStart"/>
+      <w:r>
+        <w:rPr>
+          <w:b/>
+          <w:bCs/>
+          <w:color w:val="000000" w:themeColor="text1"/>
+          <w:sz w:val="24"/>
+          <w:szCs w:val="24"/>
+        </w:rPr>
+        <w:t>address_</w:t>
+      </w:r>
+      <w:proofErr w:type="gramStart"/>
+      <w:r>
+        <w:rPr>
+          <w:b/>
+          <w:bCs/>
+          <w:color w:val="000000" w:themeColor="text1"/>
+          <w:sz w:val="24"/>
+          <w:szCs w:val="24"/>
+        </w:rPr>
+        <w:t>type</w:t>
+      </w:r>
+      <w:proofErr w:type="spellEnd"/>
+      <w:r>
+        <w:rPr>
+          <w:b/>
+          <w:bCs/>
+          <w:color w:val="000000" w:themeColor="text1"/>
+          <w:sz w:val="24"/>
+          <w:szCs w:val="24"/>
+        </w:rPr>
+        <w:t>[</w:t>
+      </w:r>
+      <w:proofErr w:type="gramEnd"/>
+      <w:r>
+        <w:rPr>
+          <w:b/>
+          <w:bCs/>
+          <w:color w:val="000000" w:themeColor="text1"/>
+          <w:sz w:val="24"/>
+          <w:szCs w:val="24"/>
+        </w:rPr>
+        <w:t>],</w:t>
+      </w:r>
+    </w:p>
+    <w:p>
+      <w:pPr>
+        <w:rPr>
+          <w:b/>
+          <w:bCs/>
+          <w:color w:val="000000" w:themeColor="text1"/>
+          <w:sz w:val="24"/>
+          <w:szCs w:val="24"/>
+        </w:rPr>
+      </w:pPr>
+      <w:r>
+        <w:rPr>
+          <w:b/>
+          <w:bCs/>
+          <w:color w:val="000000" w:themeColor="text1"/>
+          <w:sz w:val="24"/>
+          <w:szCs w:val="24"/>
+        </w:rPr>
+        <w:tab/>
+      </w:r>
+      <w:proofErr w:type="spellStart"/>
+      <w:r>
+        <w:rPr>
+          <w:b/>
+          <w:bCs/>
+          <w:color w:val="000000" w:themeColor="text1"/>
+          <w:sz w:val="24"/>
+          <w:szCs w:val="24"/>
+        </w:rPr>
+        <w:t>customerRole</w:t>
+      </w:r>
+      <w:proofErr w:type="spellEnd"/>
+      <w:r>
+        <w:rPr>
+          <w:b/>
+          <w:bCs/>
+          <w:color w:val="000000" w:themeColor="text1"/>
+          <w:sz w:val="24"/>
+          <w:szCs w:val="24"/>
+        </w:rPr>
+        <w:t xml:space="preserve"> </w:t>
+      </w:r>
+      <w:proofErr w:type="gramStart"/>
+      <w:r>
+        <w:rPr>
+          <w:b/>
+          <w:bCs/>
+          <w:color w:val="000000" w:themeColor="text1"/>
+          <w:sz w:val="24"/>
+          <w:szCs w:val="24"/>
+        </w:rPr>
+        <w:t>varchar(</w:t>
+      </w:r>
+      <w:proofErr w:type="gramEnd"/>
+      <w:r>
+        <w:rPr>
+          <w:b/>
+          <w:bCs/>
+          <w:color w:val="000000" w:themeColor="text1"/>
+          <w:sz w:val="24"/>
+          <w:szCs w:val="24"/>
+        </w:rPr>
+        <w:t>15)</w:t>
+      </w:r>
+    </w:p>
+    <w:p>
+      <w:pPr>
+        <w:rPr>
+          <w:b/>
+          <w:bCs/>
+          <w:color w:val="000000" w:themeColor="text1"/>
+          <w:sz w:val="24"/>
+          <w:szCs w:val="24"/>
+        </w:rPr>
+      </w:pPr>
+      <w:r>
+        <w:rPr>
+          <w:b/>
+          <w:bCs/>
+          <w:color w:val="000000" w:themeColor="text1"/>
+          <w:sz w:val="24"/>
+          <w:szCs w:val="24"/>
+        </w:rPr>
+        <w:t>);</w:t>
+      </w:r>
+    </w:p>
+    <w:p>
+      <w:pPr>
+        <w:rPr>
+          <w:b/>
+          <w:bCs/>
+          <w:color w:val="000000" w:themeColor="text1"/>
+          <w:sz w:val="24"/>
+          <w:szCs w:val="24"/>
+        </w:rPr>
+      </w:pPr>
+    </w:p>
+    <w:p>
+      <w:pPr>
+        <w:rPr>
+          <w:b/>
+          <w:bCs/>
+          <w:color w:val="000000" w:themeColor="text1"/>
+          <w:sz w:val="24"/>
+          <w:szCs w:val="24"/>
+        </w:rPr>
+      </w:pPr>
+      <w:r>
+        <w:rPr>
+          <w:b/>
+          <w:bCs/>
+          <w:color w:val="000000" w:themeColor="text1"/>
+          <w:sz w:val="24"/>
+          <w:szCs w:val="24"/>
+        </w:rPr>
+        <w:t xml:space="preserve">create table if not exists </w:t>
+      </w:r>
+      <w:proofErr w:type="gramStart"/>
+      <w:r>
+        <w:rPr>
+          <w:b/>
+          <w:bCs/>
+          <w:color w:val="000000" w:themeColor="text1"/>
+          <w:sz w:val="24"/>
+          <w:szCs w:val="24"/>
+        </w:rPr>
+        <w:t>Orders(</w:t>
+      </w:r>
+      <w:proofErr w:type="gramEnd"/>
+    </w:p>
+    <w:p>
+      <w:pPr>
+        <w:rPr>
+          <w:b/>
+          <w:bCs/>
+          <w:color w:val="000000" w:themeColor="text1"/>
+          <w:sz w:val="24"/>
+          <w:szCs w:val="24"/>
+        </w:rPr>
+      </w:pPr>
+      <w:r>
+        <w:rPr>
+          <w:b/>
+          <w:bCs/>
+          <w:color w:val="000000" w:themeColor="text1"/>
+          <w:sz w:val="24"/>
+          <w:szCs w:val="24"/>
+        </w:rPr>
+        <w:tab/>
+        <w:t>id serial primary key,</w:t>
+      </w:r>
+    </w:p>
+    <w:p>
+      <w:pPr>
+        <w:rPr>
+          <w:b/>
+          <w:bCs/>
+          <w:color w:val="000000" w:themeColor="text1"/>
+          <w:sz w:val="24"/>
+          <w:szCs w:val="24"/>
+        </w:rPr>
+      </w:pPr>
+      <w:r>
+        <w:rPr>
+          <w:b/>
+          <w:bCs/>
+          <w:color w:val="000000" w:themeColor="text1"/>
+          <w:sz w:val="24"/>
+          <w:szCs w:val="24"/>
+        </w:rPr>
+        <w:tab/>
+      </w:r>
+      <w:proofErr w:type="spellStart"/>
+      <w:r>
+        <w:rPr>
+          <w:b/>
+          <w:bCs/>
+          <w:color w:val="000000" w:themeColor="text1"/>
+          <w:sz w:val="24"/>
+          <w:szCs w:val="24"/>
+        </w:rPr>
+        <w:t>customerId</w:t>
+      </w:r>
+      <w:proofErr w:type="spellEnd"/>
+      <w:r>
+        <w:rPr>
+          <w:b/>
+          <w:bCs/>
+          <w:color w:val="000000" w:themeColor="text1"/>
+          <w:sz w:val="24"/>
+          <w:szCs w:val="24"/>
+        </w:rPr>
+        <w:t xml:space="preserve"> int,</w:t>
+      </w:r>
+    </w:p>
+    <w:p>
+      <w:pPr>
+        <w:rPr>
+          <w:b/>
+          <w:bCs/>
+          <w:color w:val="000000" w:themeColor="text1"/>
+          <w:sz w:val="24"/>
+          <w:szCs w:val="24"/>
+        </w:rPr>
+      </w:pPr>
+      <w:r>
+        <w:rPr>
+          <w:b/>
+          <w:bCs/>
+          <w:color w:val="000000" w:themeColor="text1"/>
+          <w:sz w:val="24"/>
+          <w:szCs w:val="24"/>
+        </w:rPr>
+        <w:tab/>
+        <w:t xml:space="preserve">status </w:t>
+      </w:r>
+      <w:proofErr w:type="gramStart"/>
+      <w:r>
+        <w:rPr>
+          <w:b/>
+          <w:bCs/>
+          <w:color w:val="000000" w:themeColor="text1"/>
+          <w:sz w:val="24"/>
+          <w:szCs w:val="24"/>
+        </w:rPr>
+        <w:t>varchar(</w:t>
+      </w:r>
+      <w:proofErr w:type="gramEnd"/>
+      <w:r>
+        <w:rPr>
+          <w:b/>
+          <w:bCs/>
+          <w:color w:val="000000" w:themeColor="text1"/>
+          <w:sz w:val="24"/>
+          <w:szCs w:val="24"/>
+        </w:rPr>
+        <w:t>10),</w:t>
+      </w:r>
+    </w:p>
+    <w:p>
+      <w:pPr>
+        <w:rPr>
+          <w:b/>
+          <w:bCs/>
+          <w:color w:val="000000" w:themeColor="text1"/>
+          <w:sz w:val="24"/>
+          <w:szCs w:val="24"/>
+        </w:rPr>
+      </w:pPr>
+      <w:r>
+        <w:rPr>
+          <w:b/>
+          <w:bCs/>
+          <w:color w:val="000000" w:themeColor="text1"/>
+          <w:sz w:val="24"/>
+          <w:szCs w:val="24"/>
+        </w:rPr>
+        <w:tab/>
+        <w:t xml:space="preserve">total </w:t>
+      </w:r>
+      <w:proofErr w:type="gramStart"/>
+      <w:r>
+        <w:rPr>
+          <w:b/>
+          <w:bCs/>
+          <w:color w:val="000000" w:themeColor="text1"/>
+          <w:sz w:val="24"/>
+          <w:szCs w:val="24"/>
+        </w:rPr>
+        <w:t>numeric(</w:t>
+      </w:r>
+      <w:proofErr w:type="gramEnd"/>
+      <w:r>
+        <w:rPr>
+          <w:b/>
+          <w:bCs/>
+          <w:color w:val="000000" w:themeColor="text1"/>
+          <w:sz w:val="24"/>
+          <w:szCs w:val="24"/>
+        </w:rPr>
+        <w:t>10,2),</w:t>
+      </w:r>
+    </w:p>
+    <w:p>
+      <w:pPr>
+        <w:rPr>
+          <w:b/>
+          <w:bCs/>
+          <w:color w:val="000000" w:themeColor="text1"/>
+          <w:sz w:val="24"/>
+          <w:szCs w:val="24"/>
+        </w:rPr>
+      </w:pPr>
+      <w:r>
+        <w:rPr>
+          <w:b/>
+          <w:bCs/>
+          <w:color w:val="000000" w:themeColor="text1"/>
+          <w:sz w:val="24"/>
+          <w:szCs w:val="24"/>
+        </w:rPr>
+        <w:tab/>
+      </w:r>
+      <w:proofErr w:type="spellStart"/>
+      <w:r>
+        <w:rPr>
+          <w:b/>
+          <w:bCs/>
+          <w:color w:val="000000" w:themeColor="text1"/>
+          <w:sz w:val="24"/>
+          <w:szCs w:val="24"/>
+        </w:rPr>
+        <w:t>orderDate</w:t>
+      </w:r>
+      <w:proofErr w:type="spellEnd"/>
+      <w:r>
+        <w:rPr>
+          <w:b/>
+          <w:bCs/>
+          <w:color w:val="000000" w:themeColor="text1"/>
+          <w:sz w:val="24"/>
+          <w:szCs w:val="24"/>
+        </w:rPr>
+        <w:t xml:space="preserve"> Date,</w:t>
+      </w:r>
+    </w:p>
+    <w:p>
+      <w:pPr>
+        <w:rPr>
+          <w:b/>
+          <w:bCs/>
+          <w:color w:val="000000" w:themeColor="text1"/>
+          <w:sz w:val="24"/>
+          <w:szCs w:val="24"/>
+        </w:rPr>
+      </w:pPr>
+      <w:r>
+        <w:rPr>
+          <w:b/>
+          <w:bCs/>
+          <w:color w:val="000000" w:themeColor="text1"/>
+          <w:sz w:val="24"/>
+          <w:szCs w:val="24"/>
+        </w:rPr>
+        <w:tab/>
+        <w:t xml:space="preserve">address </w:t>
+      </w:r>
+      <w:proofErr w:type="gramStart"/>
+      <w:r>
+        <w:rPr>
+          <w:b/>
+          <w:bCs/>
+          <w:color w:val="000000" w:themeColor="text1"/>
+          <w:sz w:val="24"/>
+          <w:szCs w:val="24"/>
+        </w:rPr>
+        <w:t>varchar(</w:t>
+      </w:r>
+      <w:proofErr w:type="gramEnd"/>
+      <w:r>
+        <w:rPr>
+          <w:b/>
+          <w:bCs/>
+          <w:color w:val="000000" w:themeColor="text1"/>
+          <w:sz w:val="24"/>
+          <w:szCs w:val="24"/>
+        </w:rPr>
+        <w:t>255),</w:t>
+      </w:r>
+    </w:p>
+    <w:p>
+      <w:pPr>
+        <w:rPr>
+          <w:b/>
+          <w:bCs/>
+          <w:color w:val="000000" w:themeColor="text1"/>
+          <w:sz w:val="24"/>
+          <w:szCs w:val="24"/>
+        </w:rPr>
+      </w:pPr>
+    </w:p>
+    <w:p>
+      <w:pPr>
+        <w:rPr>
+          <w:b/>
+          <w:bCs/>
+          <w:color w:val="000000" w:themeColor="text1"/>
+          <w:sz w:val="24"/>
+          <w:szCs w:val="24"/>
+        </w:rPr>
+      </w:pPr>
+      <w:r>
+        <w:rPr>
+          <w:b/>
+          <w:bCs/>
+          <w:color w:val="000000" w:themeColor="text1"/>
+          <w:sz w:val="24"/>
+          <w:szCs w:val="24"/>
+        </w:rPr>
+        <w:tab/>
+        <w:t xml:space="preserve">constraint </w:t>
+      </w:r>
+      <w:proofErr w:type="spellStart"/>
+      <w:r>
+        <w:rPr>
+          <w:b/>
+          <w:bCs/>
+          <w:color w:val="000000" w:themeColor="text1"/>
+          <w:sz w:val="24"/>
+          <w:szCs w:val="24"/>
+        </w:rPr>
+        <w:t>fk_customer</w:t>
+      </w:r>
+      <w:proofErr w:type="spellEnd"/>
+      <w:r>
+        <w:rPr>
+          <w:b/>
+          <w:bCs/>
+          <w:color w:val="000000" w:themeColor="text1"/>
+          <w:sz w:val="24"/>
+          <w:szCs w:val="24"/>
+        </w:rPr>
+        <w:t xml:space="preserve"> foreign key(</w:t>
+      </w:r>
+      <w:proofErr w:type="spellStart"/>
+      <w:r>
+        <w:rPr>
+          <w:b/>
+          <w:bCs/>
+          <w:color w:val="000000" w:themeColor="text1"/>
+          <w:sz w:val="24"/>
+          <w:szCs w:val="24"/>
+        </w:rPr>
+        <w:t>customerId</w:t>
+      </w:r>
+      <w:proofErr w:type="spellEnd"/>
+      <w:r>
+        <w:rPr>
+          <w:b/>
+          <w:bCs/>
+          <w:color w:val="000000" w:themeColor="text1"/>
+          <w:sz w:val="24"/>
+          <w:szCs w:val="24"/>
+        </w:rPr>
+        <w:t>) references Customer(id) on delete cascade</w:t>
+      </w:r>
+    </w:p>
+    <w:p>
+      <w:pPr>
+        <w:rPr>
+          <w:b/>
+          <w:bCs/>
+          <w:color w:val="000000" w:themeColor="text1"/>
+          <w:sz w:val="24"/>
+          <w:szCs w:val="24"/>
+        </w:rPr>
+      </w:pPr>
+      <w:r>
+        <w:rPr>
+          <w:b/>
+          <w:bCs/>
+          <w:color w:val="000000" w:themeColor="text1"/>
+          <w:sz w:val="24"/>
+          <w:szCs w:val="24"/>
+        </w:rPr>
+        <w:t>)</w:t>
+      </w:r>
+    </w:p>
+    <w:p>
+      <w:pPr>
+        <w:rPr>
+          <w:b/>
+          <w:bCs/>
+          <w:color w:val="000000" w:themeColor="text1"/>
+          <w:sz w:val="24"/>
+          <w:szCs w:val="24"/>
+        </w:rPr>
+      </w:pPr>
+    </w:p>
+    <w:p>
+      <w:pPr>
+        <w:rPr>
+          <w:b/>
+          <w:bCs/>
+          <w:color w:val="000000" w:themeColor="text1"/>
+          <w:sz w:val="24"/>
+          <w:szCs w:val="24"/>
+        </w:rPr>
+      </w:pPr>
+      <w:r>
+        <w:rPr>
+          <w:b/>
+          <w:bCs/>
+          <w:color w:val="000000" w:themeColor="text1"/>
+          <w:sz w:val="24"/>
+          <w:szCs w:val="24"/>
+        </w:rPr>
+        <w:t xml:space="preserve">create table if not exists </w:t>
+      </w:r>
+      <w:proofErr w:type="gramStart"/>
+      <w:r>
+        <w:rPr>
+          <w:b/>
+          <w:bCs/>
+          <w:color w:val="000000" w:themeColor="text1"/>
+          <w:sz w:val="24"/>
+          <w:szCs w:val="24"/>
+        </w:rPr>
+        <w:t>Product(</w:t>
+      </w:r>
+      <w:proofErr w:type="gramEnd"/>
+    </w:p>
+    <w:p>
+      <w:pPr>
+        <w:rPr>
+          <w:b/>
+          <w:bCs/>
+          <w:color w:val="000000" w:themeColor="text1"/>
+          <w:sz w:val="24"/>
+          <w:szCs w:val="24"/>
+        </w:rPr>
+      </w:pPr>
+      <w:r>
+        <w:rPr>
+          <w:b/>
+          <w:bCs/>
+          <w:color w:val="000000" w:themeColor="text1"/>
+          <w:sz w:val="24"/>
+          <w:szCs w:val="24"/>
+        </w:rPr>
+        <w:tab/>
+        <w:t>id serial primary key,</w:t>
+      </w:r>
+    </w:p>
+    <w:p>
+      <w:pPr>
+        <w:rPr>
+          <w:b/>
+          <w:bCs/>
+          <w:color w:val="000000" w:themeColor="text1"/>
+          <w:sz w:val="24"/>
+          <w:szCs w:val="24"/>
+        </w:rPr>
+      </w:pPr>
+      <w:r>
+        <w:rPr>
+          <w:b/>
+          <w:bCs/>
+          <w:color w:val="000000" w:themeColor="text1"/>
+          <w:sz w:val="24"/>
+          <w:szCs w:val="24"/>
+        </w:rPr>
+        <w:tab/>
+      </w:r>
+      <w:proofErr w:type="spellStart"/>
+      <w:r>
+        <w:rPr>
+          <w:b/>
+          <w:bCs/>
+          <w:color w:val="000000" w:themeColor="text1"/>
+          <w:sz w:val="24"/>
+          <w:szCs w:val="24"/>
+        </w:rPr>
+        <w:t>itemName</w:t>
+      </w:r>
+      <w:proofErr w:type="spellEnd"/>
+      <w:r>
+        <w:rPr>
+          <w:b/>
+          <w:bCs/>
+          <w:color w:val="000000" w:themeColor="text1"/>
+          <w:sz w:val="24"/>
+          <w:szCs w:val="24"/>
+        </w:rPr>
+        <w:t xml:space="preserve"> </w:t>
+      </w:r>
+      <w:proofErr w:type="gramStart"/>
+      <w:r>
+        <w:rPr>
+          <w:b/>
+          <w:bCs/>
+          <w:color w:val="000000" w:themeColor="text1"/>
+          <w:sz w:val="24"/>
+          <w:szCs w:val="24"/>
+        </w:rPr>
+        <w:t>varchar(</w:t>
+      </w:r>
+      <w:proofErr w:type="gramEnd"/>
+      <w:r>
+        <w:rPr>
+          <w:b/>
+          <w:bCs/>
+          <w:color w:val="000000" w:themeColor="text1"/>
+          <w:sz w:val="24"/>
+          <w:szCs w:val="24"/>
+        </w:rPr>
+        <w:t>255),</w:t>
+      </w:r>
+    </w:p>
+    <w:p>
+      <w:pPr>
+        <w:rPr>
+          <w:b/>
+          <w:bCs/>
+          <w:color w:val="000000" w:themeColor="text1"/>
+          <w:sz w:val="24"/>
+          <w:szCs w:val="24"/>
+        </w:rPr>
+      </w:pPr>
+      <w:r>
+        <w:rPr>
+          <w:b/>
+          <w:bCs/>
+          <w:color w:val="000000" w:themeColor="text1"/>
+          <w:sz w:val="24"/>
+          <w:szCs w:val="24"/>
+        </w:rPr>
+        <w:lastRenderedPageBreak/>
+        <w:tab/>
+      </w:r>
+      <w:proofErr w:type="spellStart"/>
+      <w:r>
+        <w:rPr>
+          <w:b/>
+          <w:bCs/>
+          <w:color w:val="000000" w:themeColor="text1"/>
+          <w:sz w:val="24"/>
+          <w:szCs w:val="24"/>
+        </w:rPr>
+        <w:t>itemCategory</w:t>
+      </w:r>
+      <w:proofErr w:type="spellEnd"/>
+      <w:r>
+        <w:rPr>
+          <w:b/>
+          <w:bCs/>
+          <w:color w:val="000000" w:themeColor="text1"/>
+          <w:sz w:val="24"/>
+          <w:szCs w:val="24"/>
+        </w:rPr>
+        <w:t xml:space="preserve"> </w:t>
+      </w:r>
+      <w:proofErr w:type="gramStart"/>
+      <w:r>
+        <w:rPr>
+          <w:b/>
+          <w:bCs/>
+          <w:color w:val="000000" w:themeColor="text1"/>
+          <w:sz w:val="24"/>
+          <w:szCs w:val="24"/>
+        </w:rPr>
+        <w:t>varchar(</w:t>
+      </w:r>
+      <w:proofErr w:type="gramEnd"/>
+      <w:r>
+        <w:rPr>
+          <w:b/>
+          <w:bCs/>
+          <w:color w:val="000000" w:themeColor="text1"/>
+          <w:sz w:val="24"/>
+          <w:szCs w:val="24"/>
+        </w:rPr>
+        <w:t>255),</w:t>
+      </w:r>
+    </w:p>
+    <w:p>
+      <w:pPr>
+        <w:rPr>
+          <w:b/>
+          <w:bCs/>
+          <w:color w:val="000000" w:themeColor="text1"/>
+          <w:sz w:val="24"/>
+          <w:szCs w:val="24"/>
+        </w:rPr>
+      </w:pPr>
+      <w:r>
+        <w:rPr>
+          <w:b/>
+          <w:bCs/>
+          <w:color w:val="000000" w:themeColor="text1"/>
+          <w:sz w:val="24"/>
+          <w:szCs w:val="24"/>
+        </w:rPr>
+        <w:tab/>
+      </w:r>
+      <w:proofErr w:type="spellStart"/>
+      <w:r>
+        <w:rPr>
+          <w:b/>
+          <w:bCs/>
+          <w:color w:val="000000" w:themeColor="text1"/>
+          <w:sz w:val="24"/>
+          <w:szCs w:val="24"/>
+        </w:rPr>
+        <w:t>itemDescription</w:t>
+      </w:r>
+      <w:proofErr w:type="spellEnd"/>
+      <w:r>
+        <w:rPr>
+          <w:b/>
+          <w:bCs/>
+          <w:color w:val="000000" w:themeColor="text1"/>
+          <w:sz w:val="24"/>
+          <w:szCs w:val="24"/>
+        </w:rPr>
+        <w:t xml:space="preserve"> </w:t>
+      </w:r>
+      <w:proofErr w:type="gramStart"/>
+      <w:r>
+        <w:rPr>
+          <w:b/>
+          <w:bCs/>
+          <w:color w:val="000000" w:themeColor="text1"/>
+          <w:sz w:val="24"/>
+          <w:szCs w:val="24"/>
+        </w:rPr>
+        <w:t>varchar(</w:t>
+      </w:r>
+      <w:proofErr w:type="gramEnd"/>
+      <w:r>
+        <w:rPr>
+          <w:b/>
+          <w:bCs/>
+          <w:color w:val="000000" w:themeColor="text1"/>
+          <w:sz w:val="24"/>
+          <w:szCs w:val="24"/>
+        </w:rPr>
+        <w:t>255),</w:t>
+      </w:r>
+    </w:p>
+    <w:p>
+      <w:pPr>
+        <w:rPr>
+          <w:b/>
+          <w:bCs/>
+          <w:color w:val="000000" w:themeColor="text1"/>
+          <w:sz w:val="24"/>
+          <w:szCs w:val="24"/>
+        </w:rPr>
+      </w:pPr>
+      <w:r>
+        <w:rPr>
+          <w:b/>
+          <w:bCs/>
+          <w:color w:val="000000" w:themeColor="text1"/>
+          <w:sz w:val="24"/>
+          <w:szCs w:val="24"/>
+        </w:rPr>
+        <w:tab/>
+      </w:r>
+      <w:proofErr w:type="spellStart"/>
+      <w:r>
+        <w:rPr>
+          <w:b/>
+          <w:bCs/>
+          <w:color w:val="000000" w:themeColor="text1"/>
+          <w:sz w:val="24"/>
+          <w:szCs w:val="24"/>
+        </w:rPr>
+        <w:t>priceRange</w:t>
+      </w:r>
+      <w:proofErr w:type="spellEnd"/>
+      <w:r>
+        <w:rPr>
+          <w:b/>
+          <w:bCs/>
+          <w:color w:val="000000" w:themeColor="text1"/>
+          <w:sz w:val="24"/>
+          <w:szCs w:val="24"/>
+        </w:rPr>
+        <w:t xml:space="preserve"> </w:t>
+      </w:r>
+      <w:proofErr w:type="gramStart"/>
+      <w:r>
+        <w:rPr>
+          <w:b/>
+          <w:bCs/>
+          <w:color w:val="000000" w:themeColor="text1"/>
+          <w:sz w:val="24"/>
+          <w:szCs w:val="24"/>
+        </w:rPr>
+        <w:t>decimal(</w:t>
+      </w:r>
+      <w:proofErr w:type="gramEnd"/>
+      <w:r>
+        <w:rPr>
+          <w:b/>
+          <w:bCs/>
+          <w:color w:val="000000" w:themeColor="text1"/>
+          <w:sz w:val="24"/>
+          <w:szCs w:val="24"/>
+        </w:rPr>
+        <w:t>10,2),</w:t>
+      </w:r>
+    </w:p>
+    <w:p>
+      <w:pPr>
+        <w:rPr>
+          <w:b/>
+          <w:bCs/>
+          <w:color w:val="000000" w:themeColor="text1"/>
+          <w:sz w:val="24"/>
+          <w:szCs w:val="24"/>
+        </w:rPr>
+      </w:pPr>
+      <w:r>
+        <w:rPr>
+          <w:b/>
+          <w:bCs/>
+          <w:color w:val="000000" w:themeColor="text1"/>
+          <w:sz w:val="24"/>
+          <w:szCs w:val="24"/>
+        </w:rPr>
+        <w:tab/>
+      </w:r>
+      <w:proofErr w:type="spellStart"/>
+      <w:r>
+        <w:rPr>
+          <w:b/>
+          <w:bCs/>
+          <w:color w:val="000000" w:themeColor="text1"/>
+          <w:sz w:val="24"/>
+          <w:szCs w:val="24"/>
+        </w:rPr>
+        <w:t>imageUrl</w:t>
+      </w:r>
+      <w:proofErr w:type="spellEnd"/>
+      <w:r>
+        <w:rPr>
+          <w:b/>
+          <w:bCs/>
+          <w:color w:val="000000" w:themeColor="text1"/>
+          <w:sz w:val="24"/>
+          <w:szCs w:val="24"/>
+        </w:rPr>
+        <w:t xml:space="preserve"> </w:t>
+      </w:r>
+      <w:proofErr w:type="gramStart"/>
+      <w:r>
+        <w:rPr>
+          <w:b/>
+          <w:bCs/>
+          <w:color w:val="000000" w:themeColor="text1"/>
+          <w:sz w:val="24"/>
+          <w:szCs w:val="24"/>
+        </w:rPr>
+        <w:t>varchar(</w:t>
+      </w:r>
+      <w:proofErr w:type="gramEnd"/>
+      <w:r>
+        <w:rPr>
+          <w:b/>
+          <w:bCs/>
+          <w:color w:val="000000" w:themeColor="text1"/>
+          <w:sz w:val="24"/>
+          <w:szCs w:val="24"/>
+        </w:rPr>
+        <w:t>255),</w:t>
+      </w:r>
+    </w:p>
+    <w:p>
+      <w:pPr>
+        <w:rPr>
+          <w:b/>
+          <w:bCs/>
+          <w:color w:val="000000" w:themeColor="text1"/>
+          <w:sz w:val="24"/>
+          <w:szCs w:val="24"/>
+        </w:rPr>
+      </w:pPr>
+      <w:r>
+        <w:rPr>
+          <w:b/>
+          <w:bCs/>
+          <w:color w:val="000000" w:themeColor="text1"/>
+          <w:sz w:val="24"/>
+          <w:szCs w:val="24"/>
+        </w:rPr>
+        <w:tab/>
+        <w:t xml:space="preserve">isActive </w:t>
+      </w:r>
+      <w:proofErr w:type="gramStart"/>
+      <w:r>
+        <w:rPr>
+          <w:b/>
+          <w:bCs/>
+          <w:color w:val="000000" w:themeColor="text1"/>
+          <w:sz w:val="24"/>
+          <w:szCs w:val="24"/>
+        </w:rPr>
+        <w:t>varchar(</w:t>
+      </w:r>
+      <w:proofErr w:type="gramEnd"/>
+      <w:r>
+        <w:rPr>
+          <w:b/>
+          <w:bCs/>
+          <w:color w:val="000000" w:themeColor="text1"/>
+          <w:sz w:val="24"/>
+          <w:szCs w:val="24"/>
+        </w:rPr>
+        <w:t>10),</w:t>
+      </w:r>
+    </w:p>
+    <w:p>
+      <w:pPr>
+        <w:rPr>
+          <w:b/>
+          <w:bCs/>
+          <w:color w:val="000000" w:themeColor="text1"/>
+          <w:sz w:val="24"/>
+          <w:szCs w:val="24"/>
+        </w:rPr>
+      </w:pPr>
+      <w:r>
+        <w:rPr>
+          <w:b/>
+          <w:bCs/>
+          <w:color w:val="000000" w:themeColor="text1"/>
+          <w:sz w:val="24"/>
+          <w:szCs w:val="24"/>
+        </w:rPr>
+        <w:tab/>
+      </w:r>
+      <w:proofErr w:type="spellStart"/>
+      <w:r>
+        <w:rPr>
+          <w:b/>
+          <w:bCs/>
+          <w:color w:val="000000" w:themeColor="text1"/>
+          <w:sz w:val="24"/>
+          <w:szCs w:val="24"/>
+        </w:rPr>
+        <w:t>deletedAt</w:t>
+      </w:r>
+      <w:proofErr w:type="spellEnd"/>
+      <w:r>
+        <w:rPr>
+          <w:b/>
+          <w:bCs/>
+          <w:color w:val="000000" w:themeColor="text1"/>
+          <w:sz w:val="24"/>
+          <w:szCs w:val="24"/>
+        </w:rPr>
+        <w:t xml:space="preserve"> </w:t>
+      </w:r>
+      <w:proofErr w:type="spellStart"/>
+      <w:r>
+        <w:rPr>
+          <w:b/>
+          <w:bCs/>
+          <w:color w:val="000000" w:themeColor="text1"/>
+          <w:sz w:val="24"/>
+          <w:szCs w:val="24"/>
+        </w:rPr>
+        <w:t>timestamptz</w:t>
+      </w:r>
+      <w:proofErr w:type="spellEnd"/>
+      <w:r>
+        <w:rPr>
+          <w:b/>
+          <w:bCs/>
+          <w:color w:val="000000" w:themeColor="text1"/>
+          <w:sz w:val="24"/>
+          <w:szCs w:val="24"/>
+        </w:rPr>
+        <w:t xml:space="preserve"> default null</w:t>
+      </w:r>
+    </w:p>
+    <w:p>
+      <w:pPr>
+        <w:rPr>
+          <w:b/>
+          <w:bCs/>
+          <w:color w:val="000000" w:themeColor="text1"/>
+          <w:sz w:val="24"/>
+          <w:szCs w:val="24"/>
+        </w:rPr>
+      </w:pPr>
+      <w:r>
+        <w:rPr>
+          <w:b/>
+          <w:bCs/>
+          <w:color w:val="000000" w:themeColor="text1"/>
+          <w:sz w:val="24"/>
+          <w:szCs w:val="24"/>
+        </w:rPr>
+        <w:t>);</w:t>
+      </w:r>
+    </w:p>
+    <w:p>
+      <w:pPr>
+        <w:rPr>
+          <w:b/>
+          <w:bCs/>
+          <w:color w:val="000000" w:themeColor="text1"/>
+          <w:sz w:val="24"/>
+          <w:szCs w:val="24"/>
+        </w:rPr>
+      </w:pPr>
+    </w:p>
+    <w:p>
+      <w:pPr>
+        <w:rPr>
+          <w:b/>
+          <w:bCs/>
+          <w:color w:val="000000" w:themeColor="text1"/>
+          <w:sz w:val="24"/>
+          <w:szCs w:val="24"/>
+        </w:rPr>
+      </w:pPr>
+    </w:p>
+    <w:p>
+      <w:pPr>
+        <w:rPr>
+          <w:b/>
+          <w:bCs/>
+          <w:color w:val="000000" w:themeColor="text1"/>
+          <w:sz w:val="24"/>
+          <w:szCs w:val="24"/>
+        </w:rPr>
+      </w:pPr>
+      <w:r>
+        <w:rPr>
+          <w:b/>
+          <w:bCs/>
+          <w:color w:val="000000" w:themeColor="text1"/>
+          <w:sz w:val="24"/>
+          <w:szCs w:val="24"/>
+        </w:rPr>
+        <w:t xml:space="preserve">create table if not exists </w:t>
+      </w:r>
+      <w:proofErr w:type="spellStart"/>
+      <w:proofErr w:type="gramStart"/>
+      <w:r>
+        <w:rPr>
+          <w:b/>
+          <w:bCs/>
+          <w:color w:val="000000" w:themeColor="text1"/>
+          <w:sz w:val="24"/>
+          <w:szCs w:val="24"/>
+        </w:rPr>
+        <w:t>OrderItem</w:t>
+      </w:r>
+      <w:proofErr w:type="spellEnd"/>
+      <w:r>
+        <w:rPr>
+          <w:b/>
+          <w:bCs/>
+          <w:color w:val="000000" w:themeColor="text1"/>
+          <w:sz w:val="24"/>
+          <w:szCs w:val="24"/>
+        </w:rPr>
+        <w:t>(</w:t>
+      </w:r>
+      <w:proofErr w:type="gramEnd"/>
+    </w:p>
+    <w:p>
+      <w:pPr>
+        <w:rPr>
+          <w:b/>
+          <w:bCs/>
+          <w:color w:val="000000" w:themeColor="text1"/>
+          <w:sz w:val="24"/>
+          <w:szCs w:val="24"/>
+        </w:rPr>
+      </w:pPr>
+      <w:r>
+        <w:rPr>
+          <w:b/>
+          <w:bCs/>
+          <w:color w:val="000000" w:themeColor="text1"/>
+          <w:sz w:val="24"/>
+          <w:szCs w:val="24"/>
+        </w:rPr>
+        <w:tab/>
+        <w:t>id serial primary key,</w:t>
+      </w:r>
+    </w:p>
+    <w:p>
+      <w:pPr>
+        <w:rPr>
+          <w:b/>
+          <w:bCs/>
+          <w:color w:val="000000" w:themeColor="text1"/>
+          <w:sz w:val="24"/>
+          <w:szCs w:val="24"/>
+        </w:rPr>
+      </w:pPr>
+      <w:r>
+        <w:rPr>
+          <w:b/>
+          <w:bCs/>
+          <w:color w:val="000000" w:themeColor="text1"/>
+          <w:sz w:val="24"/>
+          <w:szCs w:val="24"/>
+        </w:rPr>
+        <w:tab/>
+      </w:r>
+      <w:proofErr w:type="spellStart"/>
+      <w:r>
+        <w:rPr>
+          <w:b/>
+          <w:bCs/>
+          <w:color w:val="000000" w:themeColor="text1"/>
+          <w:sz w:val="24"/>
+          <w:szCs w:val="24"/>
+        </w:rPr>
+        <w:t>orderId</w:t>
+      </w:r>
+      <w:proofErr w:type="spellEnd"/>
+      <w:r>
+        <w:rPr>
+          <w:b/>
+          <w:bCs/>
+          <w:color w:val="000000" w:themeColor="text1"/>
+          <w:sz w:val="24"/>
+          <w:szCs w:val="24"/>
+        </w:rPr>
+        <w:t xml:space="preserve"> int,</w:t>
+      </w:r>
+    </w:p>
+    <w:p>
+      <w:pPr>
+        <w:rPr>
+          <w:b/>
+          <w:bCs/>
+          <w:color w:val="000000" w:themeColor="text1"/>
+          <w:sz w:val="24"/>
+          <w:szCs w:val="24"/>
+        </w:rPr>
+      </w:pPr>
+      <w:r>
+        <w:rPr>
+          <w:b/>
+          <w:bCs/>
+          <w:color w:val="000000" w:themeColor="text1"/>
+          <w:sz w:val="24"/>
+          <w:szCs w:val="24"/>
+        </w:rPr>
+        <w:tab/>
+      </w:r>
+      <w:proofErr w:type="spellStart"/>
+      <w:r>
+        <w:rPr>
+          <w:b/>
+          <w:bCs/>
+          <w:color w:val="000000" w:themeColor="text1"/>
+          <w:sz w:val="24"/>
+          <w:szCs w:val="24"/>
+        </w:rPr>
+        <w:t>productId</w:t>
+      </w:r>
+      <w:proofErr w:type="spellEnd"/>
+      <w:r>
+        <w:rPr>
+          <w:b/>
+          <w:bCs/>
+          <w:color w:val="000000" w:themeColor="text1"/>
+          <w:sz w:val="24"/>
+          <w:szCs w:val="24"/>
+        </w:rPr>
+        <w:t xml:space="preserve"> int,</w:t>
+      </w:r>
+    </w:p>
+    <w:p>
+      <w:pPr>
+        <w:rPr>
+          <w:b/>
+          <w:bCs/>
+          <w:color w:val="000000" w:themeColor="text1"/>
+          <w:sz w:val="24"/>
+          <w:szCs w:val="24"/>
+        </w:rPr>
+      </w:pPr>
+      <w:r>
+        <w:rPr>
+          <w:b/>
+          <w:bCs/>
+          <w:color w:val="000000" w:themeColor="text1"/>
+          <w:sz w:val="24"/>
+          <w:szCs w:val="24"/>
+        </w:rPr>
+        <w:tab/>
+        <w:t>quantity int,</w:t>
+      </w:r>
+    </w:p>
+    <w:p>
+      <w:pPr>
+        <w:rPr>
+          <w:b/>
+          <w:bCs/>
+          <w:color w:val="000000" w:themeColor="text1"/>
+          <w:sz w:val="24"/>
+          <w:szCs w:val="24"/>
+        </w:rPr>
+      </w:pPr>
+      <w:r>
+        <w:rPr>
+          <w:b/>
+          <w:bCs/>
+          <w:color w:val="000000" w:themeColor="text1"/>
+          <w:sz w:val="24"/>
+          <w:szCs w:val="24"/>
+        </w:rPr>
+        <w:tab/>
+        <w:t xml:space="preserve">price </w:t>
+      </w:r>
+      <w:proofErr w:type="gramStart"/>
+      <w:r>
+        <w:rPr>
+          <w:b/>
+          <w:bCs/>
+          <w:color w:val="000000" w:themeColor="text1"/>
+          <w:sz w:val="24"/>
+          <w:szCs w:val="24"/>
+        </w:rPr>
+        <w:t>decimal(</w:t>
+      </w:r>
+      <w:proofErr w:type="gramEnd"/>
+      <w:r>
+        <w:rPr>
+          <w:b/>
+          <w:bCs/>
+          <w:color w:val="000000" w:themeColor="text1"/>
+          <w:sz w:val="24"/>
+          <w:szCs w:val="24"/>
+        </w:rPr>
+        <w:t>10,2),</w:t>
+      </w:r>
+    </w:p>
+    <w:p>
+      <w:pPr>
+        <w:rPr>
+          <w:b/>
+          <w:bCs/>
+          <w:color w:val="000000" w:themeColor="text1"/>
+          <w:sz w:val="24"/>
+          <w:szCs w:val="24"/>
+        </w:rPr>
+      </w:pPr>
+    </w:p>
+    <w:p>
+      <w:pPr>
+        <w:rPr>
+          <w:b/>
+          <w:bCs/>
+          <w:color w:val="000000" w:themeColor="text1"/>
+          <w:sz w:val="24"/>
+          <w:szCs w:val="24"/>
+        </w:rPr>
+      </w:pPr>
+      <w:r>
+        <w:rPr>
+          <w:b/>
+          <w:bCs/>
+          <w:color w:val="000000" w:themeColor="text1"/>
+          <w:sz w:val="24"/>
+          <w:szCs w:val="24"/>
+        </w:rPr>
+        <w:tab/>
+        <w:t xml:space="preserve">constraint </w:t>
+      </w:r>
+      <w:proofErr w:type="spellStart"/>
+      <w:r>
+        <w:rPr>
+          <w:b/>
+          <w:bCs/>
+          <w:color w:val="000000" w:themeColor="text1"/>
+          <w:sz w:val="24"/>
+          <w:szCs w:val="24"/>
+        </w:rPr>
+        <w:t>fk_orderId</w:t>
+      </w:r>
+      <w:proofErr w:type="spellEnd"/>
+      <w:r>
+        <w:rPr>
+          <w:b/>
+          <w:bCs/>
+          <w:color w:val="000000" w:themeColor="text1"/>
+          <w:sz w:val="24"/>
+          <w:szCs w:val="24"/>
+        </w:rPr>
+        <w:t xml:space="preserve"> foreign key (</w:t>
+      </w:r>
+      <w:proofErr w:type="spellStart"/>
+      <w:r>
+        <w:rPr>
+          <w:b/>
+          <w:bCs/>
+          <w:color w:val="000000" w:themeColor="text1"/>
+          <w:sz w:val="24"/>
+          <w:szCs w:val="24"/>
+        </w:rPr>
+        <w:t>orderId</w:t>
+      </w:r>
+      <w:proofErr w:type="spellEnd"/>
+      <w:r>
+        <w:rPr>
+          <w:b/>
+          <w:bCs/>
+          <w:color w:val="000000" w:themeColor="text1"/>
+          <w:sz w:val="24"/>
+          <w:szCs w:val="24"/>
+        </w:rPr>
+        <w:t>) references Orders(id),</w:t>
+      </w:r>
+    </w:p>
+    <w:p>
+      <w:pPr>
+        <w:rPr>
+          <w:b/>
+          <w:bCs/>
+          <w:color w:val="000000" w:themeColor="text1"/>
+          <w:sz w:val="24"/>
+          <w:szCs w:val="24"/>
+        </w:rPr>
+      </w:pPr>
+      <w:r>
+        <w:rPr>
+          <w:b/>
+          <w:bCs/>
+          <w:color w:val="000000" w:themeColor="text1"/>
+          <w:sz w:val="24"/>
+          <w:szCs w:val="24"/>
+        </w:rPr>
+        <w:tab/>
+        <w:t xml:space="preserve">constraint </w:t>
+      </w:r>
+      <w:proofErr w:type="spellStart"/>
+      <w:r>
+        <w:rPr>
+          <w:b/>
+          <w:bCs/>
+          <w:color w:val="000000" w:themeColor="text1"/>
+          <w:sz w:val="24"/>
+          <w:szCs w:val="24"/>
+        </w:rPr>
+        <w:t>fk_productId</w:t>
+      </w:r>
+      <w:proofErr w:type="spellEnd"/>
+      <w:r>
+        <w:rPr>
+          <w:b/>
+          <w:bCs/>
+          <w:color w:val="000000" w:themeColor="text1"/>
+          <w:sz w:val="24"/>
+          <w:szCs w:val="24"/>
+        </w:rPr>
+        <w:t xml:space="preserve"> foreign key (</w:t>
+      </w:r>
+      <w:proofErr w:type="spellStart"/>
+      <w:r>
+        <w:rPr>
+          <w:b/>
+          <w:bCs/>
+          <w:color w:val="000000" w:themeColor="text1"/>
+          <w:sz w:val="24"/>
+          <w:szCs w:val="24"/>
+        </w:rPr>
+        <w:t>productId</w:t>
+      </w:r>
+      <w:proofErr w:type="spellEnd"/>
+      <w:r>
+        <w:rPr>
+          <w:b/>
+          <w:bCs/>
+          <w:color w:val="000000" w:themeColor="text1"/>
+          <w:sz w:val="24"/>
+          <w:szCs w:val="24"/>
+        </w:rPr>
+        <w:t>) references Product(id)</w:t>
+      </w:r>
+    </w:p>
+    <w:p>
+      <w:pPr>
+        <w:rPr>
+          <w:b/>
+          <w:bCs/>
+          <w:color w:val="000000" w:themeColor="text1"/>
+          <w:sz w:val="24"/>
+          <w:szCs w:val="24"/>
+        </w:rPr>
+      </w:pPr>
+      <w:r>
+        <w:rPr>
+          <w:b/>
+          <w:bCs/>
+          <w:color w:val="000000" w:themeColor="text1"/>
+          <w:sz w:val="24"/>
+          <w:szCs w:val="24"/>
+        </w:rPr>
+        <w:t>)</w:t>
+      </w:r>
+    </w:p>
+    <w:p>
+      <w:pPr>
+        <w:rPr>
+          <w:b/>
+          <w:bCs/>
+          <w:color w:val="000000" w:themeColor="text1"/>
+          <w:sz w:val="24"/>
+          <w:szCs w:val="24"/>
+        </w:rPr>
+      </w:pPr>
+    </w:p>
+    <w:p>
+      <w:pPr>
+        <w:rPr>
+          <w:b/>
+          <w:bCs/>
+          <w:color w:val="000000" w:themeColor="text1"/>
+          <w:sz w:val="24"/>
+          <w:szCs w:val="24"/>
+        </w:rPr>
+      </w:pPr>
+    </w:p>
+    <w:p>
+      <w:pPr>
+        <w:rPr>
+          <w:b/>
+          <w:bCs/>
+          <w:color w:val="000000" w:themeColor="text1"/>
+          <w:sz w:val="24"/>
+          <w:szCs w:val="24"/>
+        </w:rPr>
+      </w:pPr>
+      <w:r>
+        <w:rPr>
+          <w:b/>
+          <w:bCs/>
+          <w:color w:val="000000" w:themeColor="text1"/>
+          <w:sz w:val="24"/>
+          <w:szCs w:val="24"/>
+        </w:rPr>
+        <w:t xml:space="preserve">create table if not exists </w:t>
+      </w:r>
+      <w:proofErr w:type="gramStart"/>
+      <w:r>
+        <w:rPr>
+          <w:b/>
+          <w:bCs/>
+          <w:color w:val="000000" w:themeColor="text1"/>
+          <w:sz w:val="24"/>
+          <w:szCs w:val="24"/>
+        </w:rPr>
+        <w:t>Address(</w:t>
+      </w:r>
+      <w:proofErr w:type="gramEnd"/>
+    </w:p>
+    <w:p>
+      <w:pPr>
+        <w:rPr>
+          <w:b/>
+          <w:bCs/>
+          <w:color w:val="000000" w:themeColor="text1"/>
+          <w:sz w:val="24"/>
+          <w:szCs w:val="24"/>
+        </w:rPr>
+      </w:pPr>
+      <w:r>
+        <w:rPr>
+          <w:b/>
+          <w:bCs/>
+          <w:color w:val="000000" w:themeColor="text1"/>
+          <w:sz w:val="24"/>
+          <w:szCs w:val="24"/>
+        </w:rPr>
+        <w:tab/>
+        <w:t>id serial primary key,</w:t>
+      </w:r>
+    </w:p>
+    <w:p>
+      <w:pPr>
+        <w:rPr>
+          <w:b/>
+          <w:bCs/>
+          <w:color w:val="000000" w:themeColor="text1"/>
+          <w:sz w:val="24"/>
+          <w:szCs w:val="24"/>
+        </w:rPr>
+      </w:pPr>
+      <w:r>
+        <w:rPr>
+          <w:b/>
+          <w:bCs/>
+          <w:color w:val="000000" w:themeColor="text1"/>
+          <w:sz w:val="24"/>
+          <w:szCs w:val="24"/>
+        </w:rPr>
+        <w:tab/>
+      </w:r>
+      <w:proofErr w:type="spellStart"/>
+      <w:r>
+        <w:rPr>
+          <w:b/>
+          <w:bCs/>
+          <w:color w:val="000000" w:themeColor="text1"/>
+          <w:sz w:val="24"/>
+          <w:szCs w:val="24"/>
+        </w:rPr>
+        <w:t>customerId</w:t>
+      </w:r>
+      <w:proofErr w:type="spellEnd"/>
+      <w:r>
+        <w:rPr>
+          <w:b/>
+          <w:bCs/>
+          <w:color w:val="000000" w:themeColor="text1"/>
+          <w:sz w:val="24"/>
+          <w:szCs w:val="24"/>
+        </w:rPr>
+        <w:t xml:space="preserve"> int,</w:t>
+      </w:r>
+    </w:p>
+    <w:p>
+      <w:pPr>
+        <w:rPr>
+          <w:b/>
+          <w:bCs/>
+          <w:color w:val="000000" w:themeColor="text1"/>
+          <w:sz w:val="24"/>
+          <w:szCs w:val="24"/>
+        </w:rPr>
+      </w:pPr>
+      <w:r>
+        <w:rPr>
+          <w:b/>
+          <w:bCs/>
+          <w:color w:val="000000" w:themeColor="text1"/>
+          <w:sz w:val="24"/>
+          <w:szCs w:val="24"/>
+        </w:rPr>
+        <w:tab/>
+      </w:r>
+      <w:proofErr w:type="spellStart"/>
+      <w:r>
+        <w:rPr>
+          <w:b/>
+          <w:bCs/>
+          <w:color w:val="000000" w:themeColor="text1"/>
+          <w:sz w:val="24"/>
+          <w:szCs w:val="24"/>
+        </w:rPr>
+        <w:t>addressLine</w:t>
+      </w:r>
+      <w:proofErr w:type="spellEnd"/>
+      <w:r>
+        <w:rPr>
+          <w:b/>
+          <w:bCs/>
+          <w:color w:val="000000" w:themeColor="text1"/>
+          <w:sz w:val="24"/>
+          <w:szCs w:val="24"/>
+        </w:rPr>
+        <w:t xml:space="preserve"> </w:t>
+      </w:r>
+      <w:proofErr w:type="gramStart"/>
+      <w:r>
+        <w:rPr>
+          <w:b/>
+          <w:bCs/>
+          <w:color w:val="000000" w:themeColor="text1"/>
+          <w:sz w:val="24"/>
+          <w:szCs w:val="24"/>
+        </w:rPr>
+        <w:t>varchar(</w:t>
+      </w:r>
+      <w:proofErr w:type="gramEnd"/>
+      <w:r>
+        <w:rPr>
+          <w:b/>
+          <w:bCs/>
+          <w:color w:val="000000" w:themeColor="text1"/>
+          <w:sz w:val="24"/>
+          <w:szCs w:val="24"/>
+        </w:rPr>
+        <w:t>255),</w:t>
+      </w:r>
+    </w:p>
+    <w:p>
+      <w:pPr>
+        <w:rPr>
+          <w:b/>
+          <w:bCs/>
+          <w:color w:val="000000" w:themeColor="text1"/>
+          <w:sz w:val="24"/>
+          <w:szCs w:val="24"/>
+        </w:rPr>
+      </w:pPr>
+      <w:r>
+        <w:rPr>
+          <w:b/>
+          <w:bCs/>
+          <w:color w:val="000000" w:themeColor="text1"/>
+          <w:sz w:val="24"/>
+          <w:szCs w:val="24"/>
+        </w:rPr>
+        <w:tab/>
+        <w:t xml:space="preserve">city </w:t>
+      </w:r>
+      <w:proofErr w:type="gramStart"/>
+      <w:r>
+        <w:rPr>
+          <w:b/>
+          <w:bCs/>
+          <w:color w:val="000000" w:themeColor="text1"/>
+          <w:sz w:val="24"/>
+          <w:szCs w:val="24"/>
+        </w:rPr>
+        <w:t>varchar(</w:t>
+      </w:r>
+      <w:proofErr w:type="gramEnd"/>
+      <w:r>
+        <w:rPr>
+          <w:b/>
+          <w:bCs/>
+          <w:color w:val="000000" w:themeColor="text1"/>
+          <w:sz w:val="24"/>
+          <w:szCs w:val="24"/>
+        </w:rPr>
+        <w:t>50),</w:t>
+      </w:r>
+    </w:p>
+    <w:p>
+      <w:pPr>
+        <w:rPr>
+          <w:b/>
+          <w:bCs/>
+          <w:color w:val="000000" w:themeColor="text1"/>
+          <w:sz w:val="24"/>
+          <w:szCs w:val="24"/>
+        </w:rPr>
+      </w:pPr>
+      <w:r>
+        <w:rPr>
+          <w:b/>
+          <w:bCs/>
+          <w:color w:val="000000" w:themeColor="text1"/>
+          <w:sz w:val="24"/>
+          <w:szCs w:val="24"/>
+        </w:rPr>
+        <w:tab/>
+      </w:r>
+      <w:proofErr w:type="spellStart"/>
+      <w:r>
+        <w:rPr>
+          <w:b/>
+          <w:bCs/>
+          <w:color w:val="000000" w:themeColor="text1"/>
+          <w:sz w:val="24"/>
+          <w:szCs w:val="24"/>
+        </w:rPr>
+        <w:t>isDefault</w:t>
+      </w:r>
+      <w:proofErr w:type="spellEnd"/>
+      <w:r>
+        <w:rPr>
+          <w:b/>
+          <w:bCs/>
+          <w:color w:val="000000" w:themeColor="text1"/>
+          <w:sz w:val="24"/>
+          <w:szCs w:val="24"/>
+        </w:rPr>
+        <w:t xml:space="preserve"> </w:t>
+      </w:r>
+      <w:proofErr w:type="spellStart"/>
+      <w:r>
+        <w:rPr>
+          <w:b/>
+          <w:bCs/>
+          <w:color w:val="000000" w:themeColor="text1"/>
+          <w:sz w:val="24"/>
+          <w:szCs w:val="24"/>
+        </w:rPr>
+        <w:t>boolean</w:t>
+      </w:r>
+      <w:proofErr w:type="spellEnd"/>
+      <w:r>
+        <w:rPr>
+          <w:b/>
+          <w:bCs/>
+          <w:color w:val="000000" w:themeColor="text1"/>
+          <w:sz w:val="24"/>
+          <w:szCs w:val="24"/>
+        </w:rPr>
+        <w:t>,</w:t>
+      </w:r>
+    </w:p>
+    <w:p>
+      <w:pPr>
+        <w:rPr>
+          <w:b/>
+          <w:bCs/>
+          <w:color w:val="000000" w:themeColor="text1"/>
+          <w:sz w:val="24"/>
+          <w:szCs w:val="24"/>
+        </w:rPr>
+      </w:pPr>
+    </w:p>
+    <w:p>
+      <w:pPr>
+        <w:rPr>
+          <w:b/>
+          <w:bCs/>
+          <w:color w:val="000000" w:themeColor="text1"/>
+          <w:sz w:val="24"/>
+          <w:szCs w:val="24"/>
+        </w:rPr>
+      </w:pPr>
+      <w:r>
+        <w:rPr>
+          <w:b/>
+          <w:bCs/>
+          <w:color w:val="000000" w:themeColor="text1"/>
+          <w:sz w:val="24"/>
+          <w:szCs w:val="24"/>
+        </w:rPr>
+        <w:tab/>
+        <w:t xml:space="preserve">constraint </w:t>
+      </w:r>
+      <w:proofErr w:type="spellStart"/>
+      <w:r>
+        <w:rPr>
+          <w:b/>
+          <w:bCs/>
+          <w:color w:val="000000" w:themeColor="text1"/>
+          <w:sz w:val="24"/>
+          <w:szCs w:val="24"/>
+        </w:rPr>
+        <w:t>fk_customer</w:t>
+      </w:r>
+      <w:proofErr w:type="spellEnd"/>
+      <w:r>
+        <w:rPr>
+          <w:b/>
+          <w:bCs/>
+          <w:color w:val="000000" w:themeColor="text1"/>
+          <w:sz w:val="24"/>
+          <w:szCs w:val="24"/>
+        </w:rPr>
+        <w:t xml:space="preserve"> foreign key (</w:t>
+      </w:r>
+      <w:proofErr w:type="spellStart"/>
+      <w:r>
+        <w:rPr>
+          <w:b/>
+          <w:bCs/>
+          <w:color w:val="000000" w:themeColor="text1"/>
+          <w:sz w:val="24"/>
+          <w:szCs w:val="24"/>
+        </w:rPr>
+        <w:t>customerId</w:t>
+      </w:r>
+      <w:proofErr w:type="spellEnd"/>
+      <w:r>
+        <w:rPr>
+          <w:b/>
+          <w:bCs/>
+          <w:color w:val="000000" w:themeColor="text1"/>
+          <w:sz w:val="24"/>
+          <w:szCs w:val="24"/>
+        </w:rPr>
+        <w:t xml:space="preserve">) references Customer(id) on delete cascade </w:t>
+      </w:r>
+    </w:p>
+    <w:p>
+      <w:pPr>
+        <w:rPr>
+          <w:b/>
+          <w:bCs/>
+          <w:color w:val="000000" w:themeColor="text1"/>
+          <w:sz w:val="24"/>
+          <w:szCs w:val="24"/>
+        </w:rPr>
+      </w:pPr>
+      <w:r>
+        <w:rPr>
+          <w:b/>
+          <w:bCs/>
+          <w:color w:val="000000" w:themeColor="text1"/>
+          <w:sz w:val="24"/>
+          <w:szCs w:val="24"/>
+        </w:rPr>
+        <w:t>);</w:t>
+      </w:r>
+    </w:p>
+    <w:p>
+      <w:pPr>
+        <w:rPr>
+          <w:b/>
+          <w:bCs/>
+          <w:color w:val="000000" w:themeColor="text1"/>
+          <w:sz w:val="24"/>
+          <w:szCs w:val="24"/>
+        </w:rPr>
+      </w:pPr>
+    </w:p>
+    <w:p>
+      <w:pPr>
+        <w:rPr>
+          <w:b/>
+          <w:bCs/>
+          <w:color w:val="000000" w:themeColor="text1"/>
+          <w:sz w:val="24"/>
+          <w:szCs w:val="24"/>
+        </w:rPr>
+      </w:pPr>
+      <w:r>
+        <w:rPr>
+          <w:b/>
+          <w:bCs/>
+          <w:color w:val="000000" w:themeColor="text1"/>
+          <w:sz w:val="24"/>
+          <w:szCs w:val="24"/>
+        </w:rPr>
+        <w:t xml:space="preserve">create table if not exists </w:t>
+      </w:r>
+      <w:proofErr w:type="spellStart"/>
+      <w:proofErr w:type="gramStart"/>
+      <w:r>
+        <w:rPr>
+          <w:b/>
+          <w:bCs/>
+          <w:color w:val="000000" w:themeColor="text1"/>
+          <w:sz w:val="24"/>
+          <w:szCs w:val="24"/>
+        </w:rPr>
+        <w:t>CartItem</w:t>
+      </w:r>
+      <w:proofErr w:type="spellEnd"/>
+      <w:r>
+        <w:rPr>
+          <w:b/>
+          <w:bCs/>
+          <w:color w:val="000000" w:themeColor="text1"/>
+          <w:sz w:val="24"/>
+          <w:szCs w:val="24"/>
+        </w:rPr>
+        <w:t>(</w:t>
+      </w:r>
+      <w:proofErr w:type="gramEnd"/>
+    </w:p>
+    <w:p>
+      <w:pPr>
+        <w:rPr>
+          <w:b/>
+          <w:bCs/>
+          <w:color w:val="000000" w:themeColor="text1"/>
+          <w:sz w:val="24"/>
+          <w:szCs w:val="24"/>
+        </w:rPr>
+      </w:pPr>
+      <w:r>
+        <w:rPr>
+          <w:b/>
+          <w:bCs/>
+          <w:color w:val="000000" w:themeColor="text1"/>
+          <w:sz w:val="24"/>
+          <w:szCs w:val="24"/>
+        </w:rPr>
+        <w:tab/>
+        <w:t>id serial primary key,</w:t>
+      </w:r>
+    </w:p>
+    <w:p>
+      <w:pPr>
+        <w:rPr>
+          <w:b/>
+          <w:bCs/>
+          <w:color w:val="000000" w:themeColor="text1"/>
+          <w:sz w:val="24"/>
+          <w:szCs w:val="24"/>
+        </w:rPr>
+      </w:pPr>
+      <w:r>
+        <w:rPr>
+          <w:b/>
+          <w:bCs/>
+          <w:color w:val="000000" w:themeColor="text1"/>
+          <w:sz w:val="24"/>
+          <w:szCs w:val="24"/>
+        </w:rPr>
+        <w:tab/>
+      </w:r>
+      <w:proofErr w:type="spellStart"/>
+      <w:r>
+        <w:rPr>
+          <w:b/>
+          <w:bCs/>
+          <w:color w:val="000000" w:themeColor="text1"/>
+          <w:sz w:val="24"/>
+          <w:szCs w:val="24"/>
+        </w:rPr>
+        <w:t>customerId</w:t>
+      </w:r>
+      <w:proofErr w:type="spellEnd"/>
+      <w:r>
+        <w:rPr>
+          <w:b/>
+          <w:bCs/>
+          <w:color w:val="000000" w:themeColor="text1"/>
+          <w:sz w:val="24"/>
+          <w:szCs w:val="24"/>
+        </w:rPr>
+        <w:t xml:space="preserve"> int,</w:t>
+      </w:r>
+    </w:p>
+    <w:p>
+      <w:pPr>
+        <w:rPr>
+          <w:b/>
+          <w:bCs/>
+          <w:color w:val="000000" w:themeColor="text1"/>
+          <w:sz w:val="24"/>
+          <w:szCs w:val="24"/>
+        </w:rPr>
+      </w:pPr>
+      <w:r>
+        <w:rPr>
+          <w:b/>
+          <w:bCs/>
+          <w:color w:val="000000" w:themeColor="text1"/>
+          <w:sz w:val="24"/>
+          <w:szCs w:val="24"/>
+        </w:rPr>
+        <w:tab/>
+      </w:r>
+      <w:proofErr w:type="spellStart"/>
+      <w:r>
+        <w:rPr>
+          <w:b/>
+          <w:bCs/>
+          <w:color w:val="000000" w:themeColor="text1"/>
+          <w:sz w:val="24"/>
+          <w:szCs w:val="24"/>
+        </w:rPr>
+        <w:t>productId</w:t>
+      </w:r>
+      <w:proofErr w:type="spellEnd"/>
+      <w:r>
+        <w:rPr>
+          <w:b/>
+          <w:bCs/>
+          <w:color w:val="000000" w:themeColor="text1"/>
+          <w:sz w:val="24"/>
+          <w:szCs w:val="24"/>
+        </w:rPr>
+        <w:t xml:space="preserve"> int,</w:t>
+      </w:r>
+    </w:p>
+    <w:p>
+      <w:pPr>
+        <w:rPr>
+          <w:b/>
+          <w:bCs/>
+          <w:color w:val="000000" w:themeColor="text1"/>
+          <w:sz w:val="24"/>
+          <w:szCs w:val="24"/>
+        </w:rPr>
+      </w:pPr>
+      <w:r>
+        <w:rPr>
+          <w:b/>
+          <w:bCs/>
+          <w:color w:val="000000" w:themeColor="text1"/>
+          <w:sz w:val="24"/>
+          <w:szCs w:val="24"/>
+        </w:rPr>
+        <w:tab/>
+        <w:t>quantity int,</w:t>
+      </w:r>
+    </w:p>
+    <w:p>
+      <w:pPr>
+        <w:rPr>
+          <w:b/>
+          <w:bCs/>
+          <w:color w:val="000000" w:themeColor="text1"/>
+          <w:sz w:val="24"/>
+          <w:szCs w:val="24"/>
+        </w:rPr>
+      </w:pPr>
+      <w:r>
+        <w:rPr>
+          <w:b/>
+          <w:bCs/>
+          <w:color w:val="000000" w:themeColor="text1"/>
+          <w:sz w:val="24"/>
+          <w:szCs w:val="24"/>
+        </w:rPr>
+        <w:tab/>
+      </w:r>
+      <w:proofErr w:type="spellStart"/>
+      <w:r>
+        <w:rPr>
+          <w:b/>
+          <w:bCs/>
+          <w:color w:val="000000" w:themeColor="text1"/>
+          <w:sz w:val="24"/>
+          <w:szCs w:val="24"/>
+        </w:rPr>
+        <w:t>dateAdded</w:t>
+      </w:r>
+      <w:proofErr w:type="spellEnd"/>
+      <w:r>
+        <w:rPr>
+          <w:b/>
+          <w:bCs/>
+          <w:color w:val="000000" w:themeColor="text1"/>
+          <w:sz w:val="24"/>
+          <w:szCs w:val="24"/>
+        </w:rPr>
+        <w:t xml:space="preserve"> Date,</w:t>
+      </w:r>
+    </w:p>
+    <w:p>
+      <w:pPr>
+        <w:rPr>
+          <w:b/>
+          <w:bCs/>
+          <w:color w:val="000000" w:themeColor="text1"/>
+          <w:sz w:val="24"/>
+          <w:szCs w:val="24"/>
+        </w:rPr>
+      </w:pPr>
+    </w:p>
+    <w:p>
+      <w:pPr>
+        <w:rPr>
+          <w:b/>
+          <w:bCs/>
+          <w:color w:val="000000" w:themeColor="text1"/>
+          <w:sz w:val="24"/>
+          <w:szCs w:val="24"/>
+        </w:rPr>
+      </w:pPr>
+      <w:r>
+        <w:rPr>
+          <w:b/>
+          <w:bCs/>
+          <w:color w:val="000000" w:themeColor="text1"/>
+          <w:sz w:val="24"/>
+          <w:szCs w:val="24"/>
+        </w:rPr>
+        <w:tab/>
+        <w:t xml:space="preserve">constraint </w:t>
+      </w:r>
+      <w:proofErr w:type="spellStart"/>
+      <w:r>
+        <w:rPr>
+          <w:b/>
+          <w:bCs/>
+          <w:color w:val="000000" w:themeColor="text1"/>
+          <w:sz w:val="24"/>
+          <w:szCs w:val="24"/>
+        </w:rPr>
+        <w:t>fk_customer</w:t>
+      </w:r>
+      <w:proofErr w:type="spellEnd"/>
+      <w:r>
+        <w:rPr>
+          <w:b/>
+          <w:bCs/>
+          <w:color w:val="000000" w:themeColor="text1"/>
+          <w:sz w:val="24"/>
+          <w:szCs w:val="24"/>
+        </w:rPr>
+        <w:t xml:space="preserve"> foreign key (</w:t>
+      </w:r>
+      <w:proofErr w:type="spellStart"/>
+      <w:r>
+        <w:rPr>
+          <w:b/>
+          <w:bCs/>
+          <w:color w:val="000000" w:themeColor="text1"/>
+          <w:sz w:val="24"/>
+          <w:szCs w:val="24"/>
+        </w:rPr>
+        <w:t>customerId</w:t>
+      </w:r>
+      <w:proofErr w:type="spellEnd"/>
+      <w:r>
+        <w:rPr>
+          <w:b/>
+          <w:bCs/>
+          <w:color w:val="000000" w:themeColor="text1"/>
+          <w:sz w:val="24"/>
+          <w:szCs w:val="24"/>
+        </w:rPr>
+        <w:t>) references Customer(id) on delete cascade,</w:t>
+      </w:r>
+    </w:p>
+    <w:p>
+      <w:pPr>
+        <w:rPr>
+          <w:b/>
+          <w:bCs/>
+          <w:color w:val="000000" w:themeColor="text1"/>
+          <w:sz w:val="24"/>
+          <w:szCs w:val="24"/>
+        </w:rPr>
+      </w:pPr>
+      <w:r>
+        <w:rPr>
+          <w:b/>
+          <w:bCs/>
+          <w:color w:val="000000" w:themeColor="text1"/>
+          <w:sz w:val="24"/>
+          <w:szCs w:val="24"/>
+        </w:rPr>
+        <w:tab/>
+        <w:t xml:space="preserve">constraint </w:t>
+      </w:r>
+      <w:proofErr w:type="spellStart"/>
+      <w:r>
+        <w:rPr>
+          <w:b/>
+          <w:bCs/>
+          <w:color w:val="000000" w:themeColor="text1"/>
+          <w:sz w:val="24"/>
+          <w:szCs w:val="24"/>
+        </w:rPr>
+        <w:t>fk_product</w:t>
+      </w:r>
+      <w:proofErr w:type="spellEnd"/>
+      <w:r>
+        <w:rPr>
+          <w:b/>
+          <w:bCs/>
+          <w:color w:val="000000" w:themeColor="text1"/>
+          <w:sz w:val="24"/>
+          <w:szCs w:val="24"/>
+        </w:rPr>
+        <w:t xml:space="preserve"> foreign key (</w:t>
+      </w:r>
+      <w:proofErr w:type="spellStart"/>
+      <w:r>
+        <w:rPr>
+          <w:b/>
+          <w:bCs/>
+          <w:color w:val="000000" w:themeColor="text1"/>
+          <w:sz w:val="24"/>
+          <w:szCs w:val="24"/>
+        </w:rPr>
+        <w:t>productId</w:t>
+      </w:r>
+      <w:proofErr w:type="spellEnd"/>
+      <w:r>
+        <w:rPr>
+          <w:b/>
+          <w:bCs/>
+          <w:color w:val="000000" w:themeColor="text1"/>
+          <w:sz w:val="24"/>
+          <w:szCs w:val="24"/>
+        </w:rPr>
+        <w:t xml:space="preserve">) references Product(id) on delete cascade </w:t>
+      </w:r>
+    </w:p>
+    <w:p>
+      <w:pPr>
+        <w:rPr>
+          <w:b/>
+          <w:bCs/>
+          <w:color w:val="000000" w:themeColor="text1"/>
+          <w:sz w:val="24"/>
+          <w:szCs w:val="24"/>
+        </w:rPr>
+      </w:pPr>
+      <w:r>
+        <w:rPr>
+          <w:b/>
+          <w:bCs/>
+          <w:color w:val="000000" w:themeColor="text1"/>
+          <w:sz w:val="24"/>
+          <w:szCs w:val="24"/>
+        </w:rPr>
+        <w:t>);</w:t>
+      </w:r>
+    </w:p>
+    <w:p>
+      <w:pPr>
+        <w:rPr>
+          <w:b/>
+          <w:bCs/>
+          <w:color w:val="000000" w:themeColor="text1"/>
+          <w:sz w:val="24"/>
+          <w:szCs w:val="24"/>
+        </w:rPr>
+      </w:pPr>
+    </w:p>
+    <w:p>
+      <w:pPr>
+        <w:rPr>
+          <w:b/>
+          <w:bCs/>
+          <w:color w:val="000000" w:themeColor="text1"/>
+          <w:sz w:val="24"/>
+          <w:szCs w:val="24"/>
+        </w:rPr>
+      </w:pPr>
+      <w:r>
+        <w:rPr>
+          <w:b/>
+          <w:bCs/>
+          <w:color w:val="000000" w:themeColor="text1"/>
+          <w:sz w:val="24"/>
+          <w:szCs w:val="24"/>
+        </w:rPr>
+        <w:t xml:space="preserve">create table if not exists </w:t>
+      </w:r>
+      <w:r>
+        <w:rPr>
+          <w:b/>
+          <w:bCs/>
+          <w:color w:val="000000" w:themeColor="text1"/>
+          <w:sz w:val="24"/>
+          <w:szCs w:val="24"/>
+        </w:rPr>
+        <w:tab/>
+      </w:r>
+      <w:proofErr w:type="spellStart"/>
+      <w:proofErr w:type="gramStart"/>
+      <w:r>
+        <w:rPr>
+          <w:b/>
+          <w:bCs/>
+          <w:color w:val="000000" w:themeColor="text1"/>
+          <w:sz w:val="24"/>
+          <w:szCs w:val="24"/>
+        </w:rPr>
+        <w:t>ChatSessions</w:t>
+      </w:r>
+      <w:proofErr w:type="spellEnd"/>
+      <w:r>
+        <w:rPr>
+          <w:b/>
+          <w:bCs/>
+          <w:color w:val="000000" w:themeColor="text1"/>
+          <w:sz w:val="24"/>
+          <w:szCs w:val="24"/>
+        </w:rPr>
+        <w:t>(</w:t>
+      </w:r>
+      <w:proofErr w:type="gramEnd"/>
+    </w:p>
+    <w:p>
+      <w:pPr>
+        <w:rPr>
+          <w:b/>
+          <w:bCs/>
+          <w:color w:val="000000" w:themeColor="text1"/>
+          <w:sz w:val="24"/>
+          <w:szCs w:val="24"/>
+        </w:rPr>
+      </w:pPr>
+      <w:r>
+        <w:rPr>
+          <w:b/>
+          <w:bCs/>
+          <w:color w:val="000000" w:themeColor="text1"/>
+          <w:sz w:val="24"/>
+          <w:szCs w:val="24"/>
+        </w:rPr>
+        <w:tab/>
+        <w:t>id serial primary key,</w:t>
+      </w:r>
+    </w:p>
+    <w:p>
+      <w:pPr>
+        <w:rPr>
+          <w:b/>
+          <w:bCs/>
+          <w:color w:val="000000" w:themeColor="text1"/>
+          <w:sz w:val="24"/>
+          <w:szCs w:val="24"/>
+        </w:rPr>
+      </w:pPr>
+      <w:r>
+        <w:rPr>
+          <w:b/>
+          <w:bCs/>
+          <w:color w:val="000000" w:themeColor="text1"/>
+          <w:sz w:val="24"/>
+          <w:szCs w:val="24"/>
+        </w:rPr>
+        <w:tab/>
+      </w:r>
+      <w:proofErr w:type="spellStart"/>
+      <w:r>
+        <w:rPr>
+          <w:b/>
+          <w:bCs/>
+          <w:color w:val="000000" w:themeColor="text1"/>
+          <w:sz w:val="24"/>
+          <w:szCs w:val="24"/>
+        </w:rPr>
+        <w:t>sessionId</w:t>
+      </w:r>
+      <w:proofErr w:type="spellEnd"/>
+      <w:r>
+        <w:rPr>
+          <w:b/>
+          <w:bCs/>
+          <w:color w:val="000000" w:themeColor="text1"/>
+          <w:sz w:val="24"/>
+          <w:szCs w:val="24"/>
+        </w:rPr>
+        <w:t xml:space="preserve"> varchar not null unique,</w:t>
+      </w:r>
+    </w:p>
+    <w:p>
+      <w:pPr>
+        <w:rPr>
+          <w:b/>
+          <w:bCs/>
+          <w:color w:val="000000" w:themeColor="text1"/>
+          <w:sz w:val="24"/>
+          <w:szCs w:val="24"/>
+        </w:rPr>
+      </w:pPr>
+      <w:r>
+        <w:rPr>
+          <w:b/>
+          <w:bCs/>
+          <w:color w:val="000000" w:themeColor="text1"/>
+          <w:sz w:val="24"/>
+          <w:szCs w:val="24"/>
+        </w:rPr>
+        <w:tab/>
+        <w:t>messages json default '</w:t>
+      </w:r>
+      <w:proofErr w:type="gramStart"/>
+      <w:r>
+        <w:rPr>
+          <w:b/>
+          <w:bCs/>
+          <w:color w:val="000000" w:themeColor="text1"/>
+          <w:sz w:val="24"/>
+          <w:szCs w:val="24"/>
+        </w:rPr>
+        <w:t>[]'::</w:t>
+      </w:r>
+      <w:proofErr w:type="spellStart"/>
+      <w:proofErr w:type="gramEnd"/>
+      <w:r>
+        <w:rPr>
+          <w:b/>
+          <w:bCs/>
+          <w:color w:val="000000" w:themeColor="text1"/>
+          <w:sz w:val="24"/>
+          <w:szCs w:val="24"/>
+        </w:rPr>
+        <w:t>jsonb</w:t>
+      </w:r>
+      <w:proofErr w:type="spellEnd"/>
+      <w:r>
+        <w:rPr>
+          <w:b/>
+          <w:bCs/>
+          <w:color w:val="000000" w:themeColor="text1"/>
+          <w:sz w:val="24"/>
+          <w:szCs w:val="24"/>
+        </w:rPr>
+        <w:t>,</w:t>
+      </w:r>
+    </w:p>
+    <w:p>
+      <w:pPr>
+        <w:rPr>
+          <w:b/>
+          <w:bCs/>
+          <w:color w:val="000000" w:themeColor="text1"/>
+          <w:sz w:val="24"/>
+          <w:szCs w:val="24"/>
+        </w:rPr>
+      </w:pPr>
+      <w:r>
+        <w:rPr>
+          <w:b/>
+          <w:bCs/>
+          <w:color w:val="000000" w:themeColor="text1"/>
+          <w:sz w:val="24"/>
+          <w:szCs w:val="24"/>
+        </w:rPr>
+        <w:tab/>
+      </w:r>
+      <w:proofErr w:type="spellStart"/>
+      <w:r>
+        <w:rPr>
+          <w:b/>
+          <w:bCs/>
+          <w:color w:val="000000" w:themeColor="text1"/>
+          <w:sz w:val="24"/>
+          <w:szCs w:val="24"/>
+        </w:rPr>
+        <w:t>createdAt</w:t>
+      </w:r>
+      <w:proofErr w:type="spellEnd"/>
+      <w:r>
+        <w:rPr>
+          <w:b/>
+          <w:bCs/>
+          <w:color w:val="000000" w:themeColor="text1"/>
+          <w:sz w:val="24"/>
+          <w:szCs w:val="24"/>
+        </w:rPr>
+        <w:t xml:space="preserve"> timestamp default </w:t>
+      </w:r>
+      <w:proofErr w:type="spellStart"/>
+      <w:r>
+        <w:rPr>
+          <w:b/>
+          <w:bCs/>
+          <w:color w:val="000000" w:themeColor="text1"/>
+          <w:sz w:val="24"/>
+          <w:szCs w:val="24"/>
+        </w:rPr>
+        <w:t>current_timestamp</w:t>
+      </w:r>
+      <w:proofErr w:type="spellEnd"/>
+    </w:p>
+    <w:p>
+      <w:pPr>
+        <w:rPr>
+          <w:b/>
+          <w:bCs/>
+          <w:color w:val="000000" w:themeColor="text1"/>
+          <w:sz w:val="24"/>
+          <w:szCs w:val="24"/>
+        </w:rPr>
+      </w:pPr>
+      <w:r>
+        <w:rPr>
+          <w:b/>
+          <w:bCs/>
+          <w:color w:val="000000" w:themeColor="text1"/>
+          <w:sz w:val="24"/>
+          <w:szCs w:val="24"/>
+        </w:rPr>
+        <w:t>);</w:t>
+      </w:r>
+    </w:p>
+    <w:p>
+      <w:pPr>
+        <w:rPr>
+          <w:b/>
+          <w:bCs/>
+          <w:color w:val="000000" w:themeColor="text1"/>
+          <w:sz w:val="24"/>
+          <w:szCs w:val="24"/>
+        </w:rPr>
+      </w:pPr>
+      <w:r>
+        <w:rPr>
+          <w:b/>
+          <w:bCs/>
+          <w:color w:val="000000" w:themeColor="text1"/>
+          <w:sz w:val="24"/>
+          <w:szCs w:val="24"/>
+        </w:rPr>
+        <w:t xml:space="preserve">create table if not exists </w:t>
+      </w:r>
+      <w:proofErr w:type="spellStart"/>
+      <w:proofErr w:type="gramStart"/>
+      <w:r>
+        <w:rPr>
+          <w:b/>
+          <w:bCs/>
+          <w:color w:val="000000" w:themeColor="text1"/>
+          <w:sz w:val="24"/>
+          <w:szCs w:val="24"/>
+        </w:rPr>
+        <w:t>SystemSettings</w:t>
+      </w:r>
+      <w:proofErr w:type="spellEnd"/>
+      <w:r>
+        <w:rPr>
+          <w:b/>
+          <w:bCs/>
+          <w:color w:val="000000" w:themeColor="text1"/>
+          <w:sz w:val="24"/>
+          <w:szCs w:val="24"/>
+        </w:rPr>
+        <w:t>(</w:t>
+      </w:r>
+      <w:proofErr w:type="gramEnd"/>
+    </w:p>
+    <w:p>
+      <w:pPr>
+        <w:rPr>
+          <w:b/>
+          <w:bCs/>
+          <w:color w:val="000000" w:themeColor="text1"/>
+          <w:sz w:val="24"/>
+          <w:szCs w:val="24"/>
+        </w:rPr>
+      </w:pPr>
+      <w:r>
+        <w:rPr>
+          <w:b/>
+          <w:bCs/>
+          <w:color w:val="000000" w:themeColor="text1"/>
+          <w:sz w:val="24"/>
+          <w:szCs w:val="24"/>
+        </w:rPr>
+        <w:tab/>
+        <w:t>id serial primary key,</w:t>
+      </w:r>
+    </w:p>
+    <w:p>
+      <w:pPr>
+        <w:rPr>
+          <w:b/>
+          <w:bCs/>
+          <w:color w:val="000000" w:themeColor="text1"/>
+          <w:sz w:val="24"/>
+          <w:szCs w:val="24"/>
+        </w:rPr>
+      </w:pPr>
+      <w:r>
+        <w:rPr>
+          <w:b/>
+          <w:bCs/>
+          <w:color w:val="000000" w:themeColor="text1"/>
+          <w:sz w:val="24"/>
+          <w:szCs w:val="24"/>
+        </w:rPr>
+        <w:tab/>
+      </w:r>
+      <w:proofErr w:type="spellStart"/>
+      <w:r>
+        <w:rPr>
+          <w:b/>
+          <w:bCs/>
+          <w:color w:val="000000" w:themeColor="text1"/>
+          <w:sz w:val="24"/>
+          <w:szCs w:val="24"/>
+        </w:rPr>
+        <w:t>settingsKey</w:t>
+      </w:r>
+      <w:proofErr w:type="spellEnd"/>
+      <w:r>
+        <w:rPr>
+          <w:b/>
+          <w:bCs/>
+          <w:color w:val="000000" w:themeColor="text1"/>
+          <w:sz w:val="24"/>
+          <w:szCs w:val="24"/>
+        </w:rPr>
+        <w:t xml:space="preserve"> varchar not null unique,</w:t>
+      </w:r>
+    </w:p>
+    <w:p>
+      <w:pPr>
+        <w:rPr>
+          <w:b/>
+          <w:bCs/>
+          <w:color w:val="000000" w:themeColor="text1"/>
+          <w:sz w:val="24"/>
+          <w:szCs w:val="24"/>
+        </w:rPr>
+      </w:pPr>
+      <w:r>
+        <w:rPr>
+          <w:b/>
+          <w:bCs/>
+          <w:color w:val="000000" w:themeColor="text1"/>
+          <w:sz w:val="24"/>
+          <w:szCs w:val="24"/>
+        </w:rPr>
+        <w:tab/>
+      </w:r>
+      <w:proofErr w:type="spellStart"/>
+      <w:r>
+        <w:rPr>
+          <w:b/>
+          <w:bCs/>
+          <w:color w:val="000000" w:themeColor="text1"/>
+          <w:sz w:val="24"/>
+          <w:szCs w:val="24"/>
+        </w:rPr>
+        <w:t>settingValue</w:t>
+      </w:r>
+      <w:proofErr w:type="spellEnd"/>
+      <w:r>
+        <w:rPr>
+          <w:b/>
+          <w:bCs/>
+          <w:color w:val="000000" w:themeColor="text1"/>
+          <w:sz w:val="24"/>
+          <w:szCs w:val="24"/>
+        </w:rPr>
+        <w:t xml:space="preserve"> varchar not null,</w:t>
+      </w:r>
+    </w:p>
+    <w:p>
+      <w:pPr>
+        <w:rPr>
+          <w:b/>
+          <w:bCs/>
+          <w:color w:val="000000" w:themeColor="text1"/>
+          <w:sz w:val="24"/>
+          <w:szCs w:val="24"/>
+        </w:rPr>
+      </w:pPr>
+      <w:r>
+        <w:rPr>
+          <w:b/>
+          <w:bCs/>
+          <w:color w:val="000000" w:themeColor="text1"/>
+          <w:sz w:val="24"/>
+          <w:szCs w:val="24"/>
+        </w:rPr>
+        <w:tab/>
+        <w:t>description varchar,</w:t>
+      </w:r>
+    </w:p>
+    <w:p>
+      <w:pPr>
+        <w:rPr>
+          <w:b/>
+          <w:bCs/>
+          <w:color w:val="000000" w:themeColor="text1"/>
+          <w:sz w:val="24"/>
+          <w:szCs w:val="24"/>
+        </w:rPr>
+      </w:pPr>
+      <w:r>
+        <w:rPr>
+          <w:b/>
+          <w:bCs/>
+          <w:color w:val="000000" w:themeColor="text1"/>
+          <w:sz w:val="24"/>
+          <w:szCs w:val="24"/>
+        </w:rPr>
+        <w:lastRenderedPageBreak/>
+        <w:tab/>
+      </w:r>
+      <w:proofErr w:type="spellStart"/>
+      <w:r>
+        <w:rPr>
+          <w:b/>
+          <w:bCs/>
+          <w:color w:val="000000" w:themeColor="text1"/>
+          <w:sz w:val="24"/>
+          <w:szCs w:val="24"/>
+        </w:rPr>
+        <w:t>updatedAt</w:t>
+      </w:r>
+      <w:proofErr w:type="spellEnd"/>
+      <w:r>
+        <w:rPr>
+          <w:b/>
+          <w:bCs/>
+          <w:color w:val="000000" w:themeColor="text1"/>
+          <w:sz w:val="24"/>
+          <w:szCs w:val="24"/>
+        </w:rPr>
+        <w:t xml:space="preserve"> timestamp default </w:t>
+      </w:r>
+      <w:proofErr w:type="spellStart"/>
+      <w:r>
+        <w:rPr>
+          <w:b/>
+          <w:bCs/>
+          <w:color w:val="000000" w:themeColor="text1"/>
+          <w:sz w:val="24"/>
+          <w:szCs w:val="24"/>
+        </w:rPr>
+        <w:t>current_timestamp</w:t>
+      </w:r>
+      <w:proofErr w:type="spellEnd"/>
+    </w:p>
+    <w:p>
+      <w:pPr>
+        <w:rPr>
+          <w:b/>
+          <w:bCs/>
+          <w:color w:val="000000" w:themeColor="text1"/>
+          <w:sz w:val="24"/>
+          <w:szCs w:val="24"/>
+        </w:rPr>
+      </w:pPr>
+      <w:r>
+        <w:rPr>
+          <w:b/>
+          <w:bCs/>
+          <w:color w:val="000000" w:themeColor="text1"/>
+          <w:sz w:val="24"/>
+          <w:szCs w:val="24"/>
+        </w:rPr>
+        <w:t>);</w:t>
+      </w:r>
+    </w:p>
+    <w:p>
+      <w:pPr>
+        <w:rPr>
+          <w:b/>
+          <w:bCs/>
+          <w:color w:val="000000" w:themeColor="text1"/>
+          <w:sz w:val="24"/>
+          <w:szCs w:val="24"/>
+        </w:rPr>
+      </w:pPr>
+    </w:p>
+    <w:p>
+      <w:pPr>
+        <w:rPr>
+          <w:b/>
+          <w:bCs/>
+          <w:color w:val="000000" w:themeColor="text1"/>
+          <w:sz w:val="24"/>
+          <w:szCs w:val="24"/>
+        </w:rPr>
+      </w:pPr>
+      <w:r>
+        <w:rPr>
+          <w:b/>
+          <w:bCs/>
+          <w:color w:val="000000" w:themeColor="text1"/>
+          <w:sz w:val="24"/>
+          <w:szCs w:val="24"/>
+        </w:rPr>
+        <w:t xml:space="preserve">create table if not exists </w:t>
+      </w:r>
+      <w:proofErr w:type="spellStart"/>
+      <w:proofErr w:type="gramStart"/>
+      <w:r>
+        <w:rPr>
+          <w:b/>
+          <w:bCs/>
+          <w:color w:val="000000" w:themeColor="text1"/>
+          <w:sz w:val="24"/>
+          <w:szCs w:val="24"/>
+        </w:rPr>
+        <w:t>OrderTracking</w:t>
+      </w:r>
+      <w:proofErr w:type="spellEnd"/>
+      <w:r>
+        <w:rPr>
+          <w:b/>
+          <w:bCs/>
+          <w:color w:val="000000" w:themeColor="text1"/>
+          <w:sz w:val="24"/>
+          <w:szCs w:val="24"/>
+        </w:rPr>
+        <w:t>(</w:t>
+      </w:r>
+      <w:proofErr w:type="gramEnd"/>
+    </w:p>
+    <w:p>
+      <w:pPr>
+        <w:rPr>
+          <w:b/>
+          <w:bCs/>
+          <w:color w:val="000000" w:themeColor="text1"/>
+          <w:sz w:val="24"/>
+          <w:szCs w:val="24"/>
+        </w:rPr>
+      </w:pPr>
+      <w:r>
+        <w:rPr>
+          <w:b/>
+          <w:bCs/>
+          <w:color w:val="000000" w:themeColor="text1"/>
+          <w:sz w:val="24"/>
+          <w:szCs w:val="24"/>
+        </w:rPr>
+        <w:tab/>
+        <w:t>id serial primary key,</w:t>
+      </w:r>
+    </w:p>
+    <w:p>
+      <w:pPr>
+        <w:rPr>
+          <w:b/>
+          <w:bCs/>
+          <w:color w:val="000000" w:themeColor="text1"/>
+          <w:sz w:val="24"/>
+          <w:szCs w:val="24"/>
+        </w:rPr>
+      </w:pPr>
+      <w:r>
+        <w:rPr>
+          <w:b/>
+          <w:bCs/>
+          <w:color w:val="000000" w:themeColor="text1"/>
+          <w:sz w:val="24"/>
+          <w:szCs w:val="24"/>
+        </w:rPr>
+        <w:tab/>
+      </w:r>
+      <w:proofErr w:type="spellStart"/>
+      <w:r>
+        <w:rPr>
+          <w:b/>
+          <w:bCs/>
+          <w:color w:val="000000" w:themeColor="text1"/>
+          <w:sz w:val="24"/>
+          <w:szCs w:val="24"/>
+        </w:rPr>
+        <w:t>orderId</w:t>
+      </w:r>
+      <w:proofErr w:type="spellEnd"/>
+      <w:r>
+        <w:rPr>
+          <w:b/>
+          <w:bCs/>
+          <w:color w:val="000000" w:themeColor="text1"/>
+          <w:sz w:val="24"/>
+          <w:szCs w:val="24"/>
+        </w:rPr>
+        <w:t xml:space="preserve"> int,</w:t>
+      </w:r>
+    </w:p>
+    <w:p>
+      <w:pPr>
+        <w:rPr>
+          <w:b/>
+          <w:bCs/>
+          <w:color w:val="000000" w:themeColor="text1"/>
+          <w:sz w:val="24"/>
+          <w:szCs w:val="24"/>
+        </w:rPr>
+      </w:pPr>
+      <w:r>
+        <w:rPr>
+          <w:b/>
+          <w:bCs/>
+          <w:color w:val="000000" w:themeColor="text1"/>
+          <w:sz w:val="24"/>
+          <w:szCs w:val="24"/>
+        </w:rPr>
+        <w:tab/>
+      </w:r>
+      <w:proofErr w:type="spellStart"/>
+      <w:r>
+        <w:rPr>
+          <w:b/>
+          <w:bCs/>
+          <w:color w:val="000000" w:themeColor="text1"/>
+          <w:sz w:val="24"/>
+          <w:szCs w:val="24"/>
+        </w:rPr>
+        <w:t>trackTokenID</w:t>
+      </w:r>
+      <w:proofErr w:type="spellEnd"/>
+      <w:r>
+        <w:rPr>
+          <w:b/>
+          <w:bCs/>
+          <w:color w:val="000000" w:themeColor="text1"/>
+          <w:sz w:val="24"/>
+          <w:szCs w:val="24"/>
+        </w:rPr>
+        <w:t xml:space="preserve"> </w:t>
+      </w:r>
+      <w:proofErr w:type="gramStart"/>
+      <w:r>
+        <w:rPr>
+          <w:b/>
+          <w:bCs/>
+          <w:color w:val="000000" w:themeColor="text1"/>
+          <w:sz w:val="24"/>
+          <w:szCs w:val="24"/>
+        </w:rPr>
+        <w:t>varchar(</w:t>
+      </w:r>
+      <w:proofErr w:type="gramEnd"/>
+      <w:r>
+        <w:rPr>
+          <w:b/>
+          <w:bCs/>
+          <w:color w:val="000000" w:themeColor="text1"/>
+          <w:sz w:val="24"/>
+          <w:szCs w:val="24"/>
+        </w:rPr>
+        <w:t>255) not null unique,</w:t>
+      </w:r>
+    </w:p>
+    <w:p>
+      <w:pPr>
+        <w:rPr>
+          <w:b/>
+          <w:bCs/>
+          <w:color w:val="000000" w:themeColor="text1"/>
+          <w:sz w:val="24"/>
+          <w:szCs w:val="24"/>
+        </w:rPr>
+      </w:pPr>
+      <w:r>
+        <w:rPr>
+          <w:b/>
+          <w:bCs/>
+          <w:color w:val="000000" w:themeColor="text1"/>
+          <w:sz w:val="24"/>
+          <w:szCs w:val="24"/>
+        </w:rPr>
+        <w:tab/>
+      </w:r>
+      <w:proofErr w:type="spellStart"/>
+      <w:r>
+        <w:rPr>
+          <w:b/>
+          <w:bCs/>
+          <w:color w:val="000000" w:themeColor="text1"/>
+          <w:sz w:val="24"/>
+          <w:szCs w:val="24"/>
+        </w:rPr>
+        <w:t>expiresAt</w:t>
+      </w:r>
+      <w:proofErr w:type="spellEnd"/>
+      <w:r>
+        <w:rPr>
+          <w:b/>
+          <w:bCs/>
+          <w:color w:val="000000" w:themeColor="text1"/>
+          <w:sz w:val="24"/>
+          <w:szCs w:val="24"/>
+        </w:rPr>
+        <w:t xml:space="preserve"> timestamp not null</w:t>
+      </w:r>
+    </w:p>
+    <w:p>
+      <w:pPr>
+        <w:rPr>
+          <w:b/>
+          <w:bCs/>
+          <w:color w:val="000000" w:themeColor="text1"/>
+          <w:sz w:val="24"/>
+          <w:szCs w:val="24"/>
+        </w:rPr>
+      </w:pPr>
+      <w:r>
+        <w:rPr>
+          <w:b/>
+          <w:bCs/>
+          <w:color w:val="000000" w:themeColor="text1"/>
+          <w:sz w:val="24"/>
+          <w:szCs w:val="24"/>
+        </w:rPr>
+        <w:t>);</w:t>
+      </w:r>
     </w:p>
     <w:p>
       <w:pPr>
@@ -5709,7 +9377,6 @@
           <w:sz w:val="24"/>
           <w:szCs w:val="24"/>
         </w:rPr>
-        <w:lastRenderedPageBreak/>
         <w:t xml:space="preserve">4. Backend creates Order + </w:t>
       </w:r>
       <w:proofErr w:type="spellStart"/>
@@ -5981,792 +9648,6 @@
         </w:rPr>
         <w:tab/>
         <w:t>Get product by ID</w:t>
-      </w:r>
-    </w:p>
-    <w:p>
-      <w:pPr>
-        <w:rPr>
-          <w:color w:val="000000" w:themeColor="text1"/>
-          <w:sz w:val="24"/>
-          <w:szCs w:val="24"/>
-        </w:rPr>
-      </w:pPr>
-      <w:r>
-        <w:rPr>
-          <w:color w:val="000000" w:themeColor="text1"/>
-          <w:sz w:val="24"/>
-          <w:szCs w:val="24"/>
-        </w:rPr>
-        <w:t>GET</w:t>
-      </w:r>
-      <w:r>
-        <w:rPr>
-          <w:color w:val="000000" w:themeColor="text1"/>
-          <w:sz w:val="24"/>
-          <w:szCs w:val="24"/>
-        </w:rPr>
-        <w:tab/>
-        <w:t>/</w:t>
-      </w:r>
-      <w:proofErr w:type="spellStart"/>
-      <w:r>
-        <w:rPr>
-          <w:color w:val="000000" w:themeColor="text1"/>
-          <w:sz w:val="24"/>
-          <w:szCs w:val="24"/>
-        </w:rPr>
-        <w:t>api</w:t>
-      </w:r>
-      <w:proofErr w:type="spellEnd"/>
-      <w:r>
-        <w:rPr>
-          <w:color w:val="000000" w:themeColor="text1"/>
-          <w:sz w:val="24"/>
-          <w:szCs w:val="24"/>
-        </w:rPr>
-        <w:t>/promos/active</w:t>
-      </w:r>
-      <w:r>
-        <w:rPr>
-          <w:color w:val="000000" w:themeColor="text1"/>
-          <w:sz w:val="24"/>
-          <w:szCs w:val="24"/>
-        </w:rPr>
-        <w:tab/>
-        <w:t>List active promos</w:t>
-      </w:r>
-    </w:p>
-    <w:p>
-      <w:pPr>
-        <w:rPr>
-          <w:color w:val="000000" w:themeColor="text1"/>
-          <w:sz w:val="24"/>
-          <w:szCs w:val="24"/>
-        </w:rPr>
-      </w:pPr>
-      <w:r>
-        <w:rPr>
-          <w:color w:val="000000" w:themeColor="text1"/>
-          <w:sz w:val="24"/>
-          <w:szCs w:val="24"/>
-        </w:rPr>
-        <w:t>POST</w:t>
-      </w:r>
-      <w:r>
-        <w:rPr>
-          <w:color w:val="000000" w:themeColor="text1"/>
-          <w:sz w:val="24"/>
-          <w:szCs w:val="24"/>
-        </w:rPr>
-        <w:tab/>
-        <w:t>/</w:t>
-      </w:r>
-      <w:proofErr w:type="spellStart"/>
-      <w:r>
-        <w:rPr>
-          <w:color w:val="000000" w:themeColor="text1"/>
-          <w:sz w:val="24"/>
-          <w:szCs w:val="24"/>
-        </w:rPr>
-        <w:t>api</w:t>
-      </w:r>
-      <w:proofErr w:type="spellEnd"/>
-      <w:r>
-        <w:rPr>
-          <w:color w:val="000000" w:themeColor="text1"/>
-          <w:sz w:val="24"/>
-          <w:szCs w:val="24"/>
-        </w:rPr>
-        <w:t>/auth/register</w:t>
-      </w:r>
-      <w:r>
-        <w:rPr>
-          <w:color w:val="000000" w:themeColor="text1"/>
-          <w:sz w:val="24"/>
-          <w:szCs w:val="24"/>
-        </w:rPr>
-        <w:tab/>
-        <w:t>Register new customer</w:t>
-      </w:r>
-    </w:p>
-    <w:p>
-      <w:pPr>
-        <w:rPr>
-          <w:color w:val="000000" w:themeColor="text1"/>
-          <w:sz w:val="24"/>
-          <w:szCs w:val="24"/>
-        </w:rPr>
-      </w:pPr>
-      <w:r>
-        <w:rPr>
-          <w:color w:val="000000" w:themeColor="text1"/>
-          <w:sz w:val="24"/>
-          <w:szCs w:val="24"/>
-        </w:rPr>
-        <w:t>POST</w:t>
-      </w:r>
-      <w:r>
-        <w:rPr>
-          <w:color w:val="000000" w:themeColor="text1"/>
-          <w:sz w:val="24"/>
-          <w:szCs w:val="24"/>
-        </w:rPr>
-        <w:tab/>
-        <w:t>/</w:t>
-      </w:r>
-      <w:proofErr w:type="spellStart"/>
-      <w:r>
-        <w:rPr>
-          <w:color w:val="000000" w:themeColor="text1"/>
-          <w:sz w:val="24"/>
-          <w:szCs w:val="24"/>
-        </w:rPr>
-        <w:t>api</w:t>
-      </w:r>
-      <w:proofErr w:type="spellEnd"/>
-      <w:r>
-        <w:rPr>
-          <w:color w:val="000000" w:themeColor="text1"/>
-          <w:sz w:val="24"/>
-          <w:szCs w:val="24"/>
-        </w:rPr>
-        <w:t>/auth/login</w:t>
-      </w:r>
-      <w:r>
-        <w:rPr>
-          <w:color w:val="000000" w:themeColor="text1"/>
-          <w:sz w:val="24"/>
-          <w:szCs w:val="24"/>
-        </w:rPr>
-        <w:tab/>
-        <w:t>Login (returns JWT)</w:t>
-      </w:r>
-    </w:p>
-    <w:p>
-      <w:pPr>
-        <w:rPr>
-          <w:color w:val="000000" w:themeColor="text1"/>
-          <w:sz w:val="24"/>
-          <w:szCs w:val="24"/>
-        </w:rPr>
-      </w:pPr>
-      <w:r>
-        <w:rPr>
-          <w:color w:val="000000" w:themeColor="text1"/>
-          <w:sz w:val="24"/>
-          <w:szCs w:val="24"/>
-        </w:rPr>
-        <w:t>POST</w:t>
-      </w:r>
-      <w:r>
-        <w:rPr>
-          <w:color w:val="000000" w:themeColor="text1"/>
-          <w:sz w:val="24"/>
-          <w:szCs w:val="24"/>
-        </w:rPr>
-        <w:tab/>
-        <w:t>/</w:t>
-      </w:r>
-      <w:proofErr w:type="spellStart"/>
-      <w:r>
-        <w:rPr>
-          <w:color w:val="000000" w:themeColor="text1"/>
-          <w:sz w:val="24"/>
-          <w:szCs w:val="24"/>
-        </w:rPr>
-        <w:t>api</w:t>
-      </w:r>
-      <w:proofErr w:type="spellEnd"/>
-      <w:r>
-        <w:rPr>
-          <w:color w:val="000000" w:themeColor="text1"/>
-          <w:sz w:val="24"/>
-          <w:szCs w:val="24"/>
-        </w:rPr>
-        <w:t>/auth/forgot-password</w:t>
-      </w:r>
-      <w:r>
-        <w:rPr>
-          <w:color w:val="000000" w:themeColor="text1"/>
-          <w:sz w:val="24"/>
-          <w:szCs w:val="24"/>
-        </w:rPr>
-        <w:tab/>
-        <w:t>Request password reset</w:t>
-      </w:r>
-    </w:p>
-    <w:p>
-      <w:pPr>
-        <w:rPr>
-          <w:color w:val="000000" w:themeColor="text1"/>
-          <w:sz w:val="24"/>
-          <w:szCs w:val="24"/>
-        </w:rPr>
-      </w:pPr>
-      <w:r>
-        <w:rPr>
-          <w:color w:val="000000" w:themeColor="text1"/>
-          <w:sz w:val="24"/>
-          <w:szCs w:val="24"/>
-        </w:rPr>
-        <w:t>POST</w:t>
-      </w:r>
-      <w:r>
-        <w:rPr>
-          <w:color w:val="000000" w:themeColor="text1"/>
-          <w:sz w:val="24"/>
-          <w:szCs w:val="24"/>
-        </w:rPr>
-        <w:tab/>
-        <w:t>/</w:t>
-      </w:r>
-      <w:proofErr w:type="spellStart"/>
-      <w:r>
-        <w:rPr>
-          <w:color w:val="000000" w:themeColor="text1"/>
-          <w:sz w:val="24"/>
-          <w:szCs w:val="24"/>
-        </w:rPr>
-        <w:t>api</w:t>
-      </w:r>
-      <w:proofErr w:type="spellEnd"/>
-      <w:r>
-        <w:rPr>
-          <w:color w:val="000000" w:themeColor="text1"/>
-          <w:sz w:val="24"/>
-          <w:szCs w:val="24"/>
-        </w:rPr>
-        <w:t>/auth/reset-password</w:t>
-      </w:r>
-      <w:r>
-        <w:rPr>
-          <w:color w:val="000000" w:themeColor="text1"/>
-          <w:sz w:val="24"/>
-          <w:szCs w:val="24"/>
-        </w:rPr>
-        <w:tab/>
-        <w:t>Reset password with token</w:t>
-      </w:r>
-    </w:p>
-    <w:p>
-      <w:pPr>
-        <w:rPr>
-          <w:color w:val="000000" w:themeColor="text1"/>
-          <w:sz w:val="24"/>
-          <w:szCs w:val="24"/>
-        </w:rPr>
-      </w:pPr>
-      <w:r>
-        <w:rPr>
-          <w:color w:val="000000" w:themeColor="text1"/>
-          <w:sz w:val="24"/>
-          <w:szCs w:val="24"/>
-        </w:rPr>
-        <w:t>POST</w:t>
-      </w:r>
-      <w:r>
-        <w:rPr>
-          <w:color w:val="000000" w:themeColor="text1"/>
-          <w:sz w:val="24"/>
-          <w:szCs w:val="24"/>
-        </w:rPr>
-        <w:tab/>
-        <w:t>/</w:t>
-      </w:r>
-      <w:proofErr w:type="spellStart"/>
-      <w:r>
-        <w:rPr>
-          <w:color w:val="000000" w:themeColor="text1"/>
-          <w:sz w:val="24"/>
-          <w:szCs w:val="24"/>
-        </w:rPr>
-        <w:t>api</w:t>
-      </w:r>
-      <w:proofErr w:type="spellEnd"/>
-      <w:r>
-        <w:rPr>
-          <w:color w:val="000000" w:themeColor="text1"/>
-          <w:sz w:val="24"/>
-          <w:szCs w:val="24"/>
-        </w:rPr>
-        <w:t>/chatbot/message</w:t>
-      </w:r>
-      <w:r>
-        <w:rPr>
-          <w:color w:val="000000" w:themeColor="text1"/>
-          <w:sz w:val="24"/>
-          <w:szCs w:val="24"/>
-        </w:rPr>
-        <w:tab/>
-        <w:t>Send message to chatbot</w:t>
-      </w:r>
-    </w:p>
-    <w:p>
-      <w:pPr>
-        <w:rPr>
-          <w:color w:val="000000" w:themeColor="text1"/>
-          <w:sz w:val="24"/>
-          <w:szCs w:val="24"/>
-        </w:rPr>
-      </w:pPr>
-    </w:p>
-    <w:p>
-      <w:pPr>
-        <w:rPr>
-          <w:color w:val="000000" w:themeColor="text1"/>
-          <w:sz w:val="24"/>
-          <w:szCs w:val="24"/>
-        </w:rPr>
-      </w:pPr>
-      <w:r>
-        <w:rPr>
-          <w:color w:val="000000" w:themeColor="text1"/>
-          <w:sz w:val="24"/>
-          <w:szCs w:val="24"/>
-        </w:rPr>
-        <w:t>Authenticated Endpoints (JWT Required)</w:t>
-      </w:r>
-    </w:p>
-    <w:p>
-      <w:pPr>
-        <w:rPr>
-          <w:color w:val="000000" w:themeColor="text1"/>
-          <w:sz w:val="24"/>
-          <w:szCs w:val="24"/>
-        </w:rPr>
-      </w:pPr>
-      <w:r>
-        <w:rPr>
-          <w:color w:val="000000" w:themeColor="text1"/>
-          <w:sz w:val="24"/>
-          <w:szCs w:val="24"/>
-        </w:rPr>
-        <w:t>Method</w:t>
-      </w:r>
-      <w:r>
-        <w:rPr>
-          <w:color w:val="000000" w:themeColor="text1"/>
-          <w:sz w:val="24"/>
-          <w:szCs w:val="24"/>
-        </w:rPr>
-        <w:tab/>
-        <w:t>Endpoint</w:t>
-      </w:r>
-      <w:r>
-        <w:rPr>
-          <w:color w:val="000000" w:themeColor="text1"/>
-          <w:sz w:val="24"/>
-          <w:szCs w:val="24"/>
-        </w:rPr>
-        <w:tab/>
-        <w:t>Description</w:t>
-      </w:r>
-    </w:p>
-    <w:p>
-      <w:pPr>
-        <w:rPr>
-          <w:color w:val="000000" w:themeColor="text1"/>
-          <w:sz w:val="24"/>
-          <w:szCs w:val="24"/>
-        </w:rPr>
-      </w:pPr>
-      <w:r>
-        <w:rPr>
-          <w:color w:val="000000" w:themeColor="text1"/>
-          <w:sz w:val="24"/>
-          <w:szCs w:val="24"/>
-        </w:rPr>
-        <w:t>GET</w:t>
-      </w:r>
-      <w:r>
-        <w:rPr>
-          <w:color w:val="000000" w:themeColor="text1"/>
-          <w:sz w:val="24"/>
-          <w:szCs w:val="24"/>
-        </w:rPr>
-        <w:tab/>
-        <w:t>/</w:t>
-      </w:r>
-      <w:proofErr w:type="spellStart"/>
-      <w:r>
-        <w:rPr>
-          <w:color w:val="000000" w:themeColor="text1"/>
-          <w:sz w:val="24"/>
-          <w:szCs w:val="24"/>
-        </w:rPr>
-        <w:t>api</w:t>
-      </w:r>
-      <w:proofErr w:type="spellEnd"/>
-      <w:r>
-        <w:rPr>
-          <w:color w:val="000000" w:themeColor="text1"/>
-          <w:sz w:val="24"/>
-          <w:szCs w:val="24"/>
-        </w:rPr>
-        <w:t>/cart</w:t>
-      </w:r>
-      <w:r>
-        <w:rPr>
-          <w:color w:val="000000" w:themeColor="text1"/>
-          <w:sz w:val="24"/>
-          <w:szCs w:val="24"/>
-        </w:rPr>
-        <w:tab/>
-        <w:t>Get current user cart</w:t>
-      </w:r>
-    </w:p>
-    <w:p>
-      <w:pPr>
-        <w:rPr>
-          <w:color w:val="000000" w:themeColor="text1"/>
-          <w:sz w:val="24"/>
-          <w:szCs w:val="24"/>
-        </w:rPr>
-      </w:pPr>
-      <w:r>
-        <w:rPr>
-          <w:color w:val="000000" w:themeColor="text1"/>
-          <w:sz w:val="24"/>
-          <w:szCs w:val="24"/>
-        </w:rPr>
-        <w:t>POST</w:t>
-      </w:r>
-      <w:r>
-        <w:rPr>
-          <w:color w:val="000000" w:themeColor="text1"/>
-          <w:sz w:val="24"/>
-          <w:szCs w:val="24"/>
-        </w:rPr>
-        <w:tab/>
-        <w:t>/</w:t>
-      </w:r>
-      <w:proofErr w:type="spellStart"/>
-      <w:r>
-        <w:rPr>
-          <w:color w:val="000000" w:themeColor="text1"/>
-          <w:sz w:val="24"/>
-          <w:szCs w:val="24"/>
-        </w:rPr>
-        <w:t>api</w:t>
-      </w:r>
-      <w:proofErr w:type="spellEnd"/>
-      <w:r>
-        <w:rPr>
-          <w:color w:val="000000" w:themeColor="text1"/>
-          <w:sz w:val="24"/>
-          <w:szCs w:val="24"/>
-        </w:rPr>
-        <w:t>/cart</w:t>
-      </w:r>
-      <w:r>
-        <w:rPr>
-          <w:color w:val="000000" w:themeColor="text1"/>
-          <w:sz w:val="24"/>
-          <w:szCs w:val="24"/>
-        </w:rPr>
-        <w:tab/>
-        <w:t>Add item to cart</w:t>
-      </w:r>
-    </w:p>
-    <w:p>
-      <w:pPr>
-        <w:rPr>
-          <w:color w:val="000000" w:themeColor="text1"/>
-          <w:sz w:val="24"/>
-          <w:szCs w:val="24"/>
-        </w:rPr>
-      </w:pPr>
-      <w:r>
-        <w:rPr>
-          <w:color w:val="000000" w:themeColor="text1"/>
-          <w:sz w:val="24"/>
-          <w:szCs w:val="24"/>
-        </w:rPr>
-        <w:t>PUT</w:t>
-      </w:r>
-      <w:r>
-        <w:rPr>
-          <w:color w:val="000000" w:themeColor="text1"/>
-          <w:sz w:val="24"/>
-          <w:szCs w:val="24"/>
-        </w:rPr>
-        <w:tab/>
-        <w:t>/</w:t>
-      </w:r>
-      <w:proofErr w:type="spellStart"/>
-      <w:r>
-        <w:rPr>
-          <w:color w:val="000000" w:themeColor="text1"/>
-          <w:sz w:val="24"/>
-          <w:szCs w:val="24"/>
-        </w:rPr>
-        <w:t>api</w:t>
-      </w:r>
-      <w:proofErr w:type="spellEnd"/>
-      <w:r>
-        <w:rPr>
-          <w:color w:val="000000" w:themeColor="text1"/>
-          <w:sz w:val="24"/>
-          <w:szCs w:val="24"/>
-        </w:rPr>
-        <w:t>/cart/{</w:t>
-      </w:r>
-      <w:proofErr w:type="spellStart"/>
-      <w:r>
-        <w:rPr>
-          <w:color w:val="000000" w:themeColor="text1"/>
-          <w:sz w:val="24"/>
-          <w:szCs w:val="24"/>
-        </w:rPr>
-        <w:t>itemId</w:t>
-      </w:r>
-      <w:proofErr w:type="spellEnd"/>
-      <w:r>
-        <w:rPr>
-          <w:color w:val="000000" w:themeColor="text1"/>
-          <w:sz w:val="24"/>
-          <w:szCs w:val="24"/>
-        </w:rPr>
-        <w:t>}</w:t>
-      </w:r>
-      <w:r>
-        <w:rPr>
-          <w:color w:val="000000" w:themeColor="text1"/>
-          <w:sz w:val="24"/>
-          <w:szCs w:val="24"/>
-        </w:rPr>
-        <w:tab/>
-        <w:t>Update cart item quantity</w:t>
-      </w:r>
-    </w:p>
-    <w:p>
-      <w:pPr>
-        <w:rPr>
-          <w:color w:val="000000" w:themeColor="text1"/>
-          <w:sz w:val="24"/>
-          <w:szCs w:val="24"/>
-        </w:rPr>
-      </w:pPr>
-      <w:r>
-        <w:rPr>
-          <w:color w:val="000000" w:themeColor="text1"/>
-          <w:sz w:val="24"/>
-          <w:szCs w:val="24"/>
-        </w:rPr>
-        <w:t>DELETE</w:t>
-      </w:r>
-      <w:r>
-        <w:rPr>
-          <w:color w:val="000000" w:themeColor="text1"/>
-          <w:sz w:val="24"/>
-          <w:szCs w:val="24"/>
-        </w:rPr>
-        <w:tab/>
-        <w:t>/</w:t>
-      </w:r>
-      <w:proofErr w:type="spellStart"/>
-      <w:r>
-        <w:rPr>
-          <w:color w:val="000000" w:themeColor="text1"/>
-          <w:sz w:val="24"/>
-          <w:szCs w:val="24"/>
-        </w:rPr>
-        <w:t>api</w:t>
-      </w:r>
-      <w:proofErr w:type="spellEnd"/>
-      <w:r>
-        <w:rPr>
-          <w:color w:val="000000" w:themeColor="text1"/>
-          <w:sz w:val="24"/>
-          <w:szCs w:val="24"/>
-        </w:rPr>
-        <w:t>/cart/{</w:t>
-      </w:r>
-      <w:proofErr w:type="spellStart"/>
-      <w:r>
-        <w:rPr>
-          <w:color w:val="000000" w:themeColor="text1"/>
-          <w:sz w:val="24"/>
-          <w:szCs w:val="24"/>
-        </w:rPr>
-        <w:t>itemId</w:t>
-      </w:r>
-      <w:proofErr w:type="spellEnd"/>
-      <w:r>
-        <w:rPr>
-          <w:color w:val="000000" w:themeColor="text1"/>
-          <w:sz w:val="24"/>
-          <w:szCs w:val="24"/>
-        </w:rPr>
-        <w:t>}</w:t>
-      </w:r>
-      <w:r>
-        <w:rPr>
-          <w:color w:val="000000" w:themeColor="text1"/>
-          <w:sz w:val="24"/>
-          <w:szCs w:val="24"/>
-        </w:rPr>
-        <w:tab/>
-        <w:t>Remove from cart</w:t>
-      </w:r>
-    </w:p>
-    <w:p>
-      <w:pPr>
-        <w:rPr>
-          <w:color w:val="000000" w:themeColor="text1"/>
-          <w:sz w:val="24"/>
-          <w:szCs w:val="24"/>
-        </w:rPr>
-      </w:pPr>
-      <w:r>
-        <w:rPr>
-          <w:color w:val="000000" w:themeColor="text1"/>
-          <w:sz w:val="24"/>
-          <w:szCs w:val="24"/>
-        </w:rPr>
-        <w:t>GET</w:t>
-      </w:r>
-      <w:r>
-        <w:rPr>
-          <w:color w:val="000000" w:themeColor="text1"/>
-          <w:sz w:val="24"/>
-          <w:szCs w:val="24"/>
-        </w:rPr>
-        <w:tab/>
-        <w:t>/</w:t>
-      </w:r>
-      <w:proofErr w:type="spellStart"/>
-      <w:r>
-        <w:rPr>
-          <w:color w:val="000000" w:themeColor="text1"/>
-          <w:sz w:val="24"/>
-          <w:szCs w:val="24"/>
-        </w:rPr>
-        <w:t>api</w:t>
-      </w:r>
-      <w:proofErr w:type="spellEnd"/>
-      <w:r>
-        <w:rPr>
-          <w:color w:val="000000" w:themeColor="text1"/>
-          <w:sz w:val="24"/>
-          <w:szCs w:val="24"/>
-        </w:rPr>
-        <w:t>/orders</w:t>
-      </w:r>
-      <w:r>
-        <w:rPr>
-          <w:color w:val="000000" w:themeColor="text1"/>
-          <w:sz w:val="24"/>
-          <w:szCs w:val="24"/>
-        </w:rPr>
-        <w:tab/>
-        <w:t>Get user orders (paginated)</w:t>
-      </w:r>
-    </w:p>
-    <w:p>
-      <w:pPr>
-        <w:rPr>
-          <w:color w:val="000000" w:themeColor="text1"/>
-          <w:sz w:val="24"/>
-          <w:szCs w:val="24"/>
-        </w:rPr>
-      </w:pPr>
-      <w:r>
-        <w:rPr>
-          <w:color w:val="000000" w:themeColor="text1"/>
-          <w:sz w:val="24"/>
-          <w:szCs w:val="24"/>
-        </w:rPr>
-        <w:t>GET</w:t>
-      </w:r>
-      <w:r>
-        <w:rPr>
-          <w:color w:val="000000" w:themeColor="text1"/>
-          <w:sz w:val="24"/>
-          <w:szCs w:val="24"/>
-        </w:rPr>
-        <w:tab/>
-        <w:t>/</w:t>
-      </w:r>
-      <w:proofErr w:type="spellStart"/>
-      <w:r>
-        <w:rPr>
-          <w:color w:val="000000" w:themeColor="text1"/>
-          <w:sz w:val="24"/>
-          <w:szCs w:val="24"/>
-        </w:rPr>
-        <w:t>api</w:t>
-      </w:r>
-      <w:proofErr w:type="spellEnd"/>
-      <w:r>
-        <w:rPr>
-          <w:color w:val="000000" w:themeColor="text1"/>
-          <w:sz w:val="24"/>
-          <w:szCs w:val="24"/>
-        </w:rPr>
-        <w:t>/orders/{id}</w:t>
-      </w:r>
-      <w:r>
-        <w:rPr>
-          <w:color w:val="000000" w:themeColor="text1"/>
-          <w:sz w:val="24"/>
-          <w:szCs w:val="24"/>
-        </w:rPr>
-        <w:tab/>
-        <w:t>Get order details</w:t>
-      </w:r>
-    </w:p>
-    <w:p>
-      <w:pPr>
-        <w:rPr>
-          <w:color w:val="000000" w:themeColor="text1"/>
-          <w:sz w:val="24"/>
-          <w:szCs w:val="24"/>
-        </w:rPr>
-      </w:pPr>
-      <w:r>
-        <w:rPr>
-          <w:color w:val="000000" w:themeColor="text1"/>
-          <w:sz w:val="24"/>
-          <w:szCs w:val="24"/>
-        </w:rPr>
-        <w:t>POST</w:t>
-      </w:r>
-      <w:r>
-        <w:rPr>
-          <w:color w:val="000000" w:themeColor="text1"/>
-          <w:sz w:val="24"/>
-          <w:szCs w:val="24"/>
-        </w:rPr>
-        <w:tab/>
-        <w:t>/</w:t>
-      </w:r>
-      <w:proofErr w:type="spellStart"/>
-      <w:r>
-        <w:rPr>
-          <w:color w:val="000000" w:themeColor="text1"/>
-          <w:sz w:val="24"/>
-          <w:szCs w:val="24"/>
-        </w:rPr>
-        <w:t>api</w:t>
-      </w:r>
-      <w:proofErr w:type="spellEnd"/>
-      <w:r>
-        <w:rPr>
-          <w:color w:val="000000" w:themeColor="text1"/>
-          <w:sz w:val="24"/>
-          <w:szCs w:val="24"/>
-        </w:rPr>
-        <w:t>/orders</w:t>
-      </w:r>
-      <w:r>
-        <w:rPr>
-          <w:color w:val="000000" w:themeColor="text1"/>
-          <w:sz w:val="24"/>
-          <w:szCs w:val="24"/>
-        </w:rPr>
-        <w:tab/>
-        <w:t>Create new order</w:t>
       </w:r>
     </w:p>
     <w:p>
@@ -6811,6 +9692,792 @@
           <w:sz w:val="24"/>
           <w:szCs w:val="24"/>
         </w:rPr>
+        <w:t>/promos/active</w:t>
+      </w:r>
+      <w:r>
+        <w:rPr>
+          <w:color w:val="000000" w:themeColor="text1"/>
+          <w:sz w:val="24"/>
+          <w:szCs w:val="24"/>
+        </w:rPr>
+        <w:tab/>
+        <w:t>List active promos</w:t>
+      </w:r>
+    </w:p>
+    <w:p>
+      <w:pPr>
+        <w:rPr>
+          <w:color w:val="000000" w:themeColor="text1"/>
+          <w:sz w:val="24"/>
+          <w:szCs w:val="24"/>
+        </w:rPr>
+      </w:pPr>
+      <w:r>
+        <w:rPr>
+          <w:color w:val="000000" w:themeColor="text1"/>
+          <w:sz w:val="24"/>
+          <w:szCs w:val="24"/>
+        </w:rPr>
+        <w:t>POST</w:t>
+      </w:r>
+      <w:r>
+        <w:rPr>
+          <w:color w:val="000000" w:themeColor="text1"/>
+          <w:sz w:val="24"/>
+          <w:szCs w:val="24"/>
+        </w:rPr>
+        <w:tab/>
+        <w:t>/</w:t>
+      </w:r>
+      <w:proofErr w:type="spellStart"/>
+      <w:r>
+        <w:rPr>
+          <w:color w:val="000000" w:themeColor="text1"/>
+          <w:sz w:val="24"/>
+          <w:szCs w:val="24"/>
+        </w:rPr>
+        <w:t>api</w:t>
+      </w:r>
+      <w:proofErr w:type="spellEnd"/>
+      <w:r>
+        <w:rPr>
+          <w:color w:val="000000" w:themeColor="text1"/>
+          <w:sz w:val="24"/>
+          <w:szCs w:val="24"/>
+        </w:rPr>
+        <w:t>/auth/register</w:t>
+      </w:r>
+      <w:r>
+        <w:rPr>
+          <w:color w:val="000000" w:themeColor="text1"/>
+          <w:sz w:val="24"/>
+          <w:szCs w:val="24"/>
+        </w:rPr>
+        <w:tab/>
+        <w:t>Register new customer</w:t>
+      </w:r>
+    </w:p>
+    <w:p>
+      <w:pPr>
+        <w:rPr>
+          <w:color w:val="000000" w:themeColor="text1"/>
+          <w:sz w:val="24"/>
+          <w:szCs w:val="24"/>
+        </w:rPr>
+      </w:pPr>
+      <w:r>
+        <w:rPr>
+          <w:color w:val="000000" w:themeColor="text1"/>
+          <w:sz w:val="24"/>
+          <w:szCs w:val="24"/>
+        </w:rPr>
+        <w:t>POST</w:t>
+      </w:r>
+      <w:r>
+        <w:rPr>
+          <w:color w:val="000000" w:themeColor="text1"/>
+          <w:sz w:val="24"/>
+          <w:szCs w:val="24"/>
+        </w:rPr>
+        <w:tab/>
+        <w:t>/</w:t>
+      </w:r>
+      <w:proofErr w:type="spellStart"/>
+      <w:r>
+        <w:rPr>
+          <w:color w:val="000000" w:themeColor="text1"/>
+          <w:sz w:val="24"/>
+          <w:szCs w:val="24"/>
+        </w:rPr>
+        <w:t>api</w:t>
+      </w:r>
+      <w:proofErr w:type="spellEnd"/>
+      <w:r>
+        <w:rPr>
+          <w:color w:val="000000" w:themeColor="text1"/>
+          <w:sz w:val="24"/>
+          <w:szCs w:val="24"/>
+        </w:rPr>
+        <w:t>/auth/login</w:t>
+      </w:r>
+      <w:r>
+        <w:rPr>
+          <w:color w:val="000000" w:themeColor="text1"/>
+          <w:sz w:val="24"/>
+          <w:szCs w:val="24"/>
+        </w:rPr>
+        <w:tab/>
+        <w:t>Login (returns JWT)</w:t>
+      </w:r>
+    </w:p>
+    <w:p>
+      <w:pPr>
+        <w:rPr>
+          <w:color w:val="000000" w:themeColor="text1"/>
+          <w:sz w:val="24"/>
+          <w:szCs w:val="24"/>
+        </w:rPr>
+      </w:pPr>
+      <w:r>
+        <w:rPr>
+          <w:color w:val="000000" w:themeColor="text1"/>
+          <w:sz w:val="24"/>
+          <w:szCs w:val="24"/>
+        </w:rPr>
+        <w:t>POST</w:t>
+      </w:r>
+      <w:r>
+        <w:rPr>
+          <w:color w:val="000000" w:themeColor="text1"/>
+          <w:sz w:val="24"/>
+          <w:szCs w:val="24"/>
+        </w:rPr>
+        <w:tab/>
+        <w:t>/</w:t>
+      </w:r>
+      <w:proofErr w:type="spellStart"/>
+      <w:r>
+        <w:rPr>
+          <w:color w:val="000000" w:themeColor="text1"/>
+          <w:sz w:val="24"/>
+          <w:szCs w:val="24"/>
+        </w:rPr>
+        <w:t>api</w:t>
+      </w:r>
+      <w:proofErr w:type="spellEnd"/>
+      <w:r>
+        <w:rPr>
+          <w:color w:val="000000" w:themeColor="text1"/>
+          <w:sz w:val="24"/>
+          <w:szCs w:val="24"/>
+        </w:rPr>
+        <w:t>/auth/forgot-password</w:t>
+      </w:r>
+      <w:r>
+        <w:rPr>
+          <w:color w:val="000000" w:themeColor="text1"/>
+          <w:sz w:val="24"/>
+          <w:szCs w:val="24"/>
+        </w:rPr>
+        <w:tab/>
+        <w:t>Request password reset</w:t>
+      </w:r>
+    </w:p>
+    <w:p>
+      <w:pPr>
+        <w:rPr>
+          <w:color w:val="000000" w:themeColor="text1"/>
+          <w:sz w:val="24"/>
+          <w:szCs w:val="24"/>
+        </w:rPr>
+      </w:pPr>
+      <w:r>
+        <w:rPr>
+          <w:color w:val="000000" w:themeColor="text1"/>
+          <w:sz w:val="24"/>
+          <w:szCs w:val="24"/>
+        </w:rPr>
+        <w:t>POST</w:t>
+      </w:r>
+      <w:r>
+        <w:rPr>
+          <w:color w:val="000000" w:themeColor="text1"/>
+          <w:sz w:val="24"/>
+          <w:szCs w:val="24"/>
+        </w:rPr>
+        <w:tab/>
+        <w:t>/</w:t>
+      </w:r>
+      <w:proofErr w:type="spellStart"/>
+      <w:r>
+        <w:rPr>
+          <w:color w:val="000000" w:themeColor="text1"/>
+          <w:sz w:val="24"/>
+          <w:szCs w:val="24"/>
+        </w:rPr>
+        <w:t>api</w:t>
+      </w:r>
+      <w:proofErr w:type="spellEnd"/>
+      <w:r>
+        <w:rPr>
+          <w:color w:val="000000" w:themeColor="text1"/>
+          <w:sz w:val="24"/>
+          <w:szCs w:val="24"/>
+        </w:rPr>
+        <w:t>/auth/reset-password</w:t>
+      </w:r>
+      <w:r>
+        <w:rPr>
+          <w:color w:val="000000" w:themeColor="text1"/>
+          <w:sz w:val="24"/>
+          <w:szCs w:val="24"/>
+        </w:rPr>
+        <w:tab/>
+        <w:t>Reset password with token</w:t>
+      </w:r>
+    </w:p>
+    <w:p>
+      <w:pPr>
+        <w:rPr>
+          <w:color w:val="000000" w:themeColor="text1"/>
+          <w:sz w:val="24"/>
+          <w:szCs w:val="24"/>
+        </w:rPr>
+      </w:pPr>
+      <w:r>
+        <w:rPr>
+          <w:color w:val="000000" w:themeColor="text1"/>
+          <w:sz w:val="24"/>
+          <w:szCs w:val="24"/>
+        </w:rPr>
+        <w:t>POST</w:t>
+      </w:r>
+      <w:r>
+        <w:rPr>
+          <w:color w:val="000000" w:themeColor="text1"/>
+          <w:sz w:val="24"/>
+          <w:szCs w:val="24"/>
+        </w:rPr>
+        <w:tab/>
+        <w:t>/</w:t>
+      </w:r>
+      <w:proofErr w:type="spellStart"/>
+      <w:r>
+        <w:rPr>
+          <w:color w:val="000000" w:themeColor="text1"/>
+          <w:sz w:val="24"/>
+          <w:szCs w:val="24"/>
+        </w:rPr>
+        <w:t>api</w:t>
+      </w:r>
+      <w:proofErr w:type="spellEnd"/>
+      <w:r>
+        <w:rPr>
+          <w:color w:val="000000" w:themeColor="text1"/>
+          <w:sz w:val="24"/>
+          <w:szCs w:val="24"/>
+        </w:rPr>
+        <w:t>/chatbot/message</w:t>
+      </w:r>
+      <w:r>
+        <w:rPr>
+          <w:color w:val="000000" w:themeColor="text1"/>
+          <w:sz w:val="24"/>
+          <w:szCs w:val="24"/>
+        </w:rPr>
+        <w:tab/>
+        <w:t>Send message to chatbot</w:t>
+      </w:r>
+    </w:p>
+    <w:p>
+      <w:pPr>
+        <w:rPr>
+          <w:color w:val="000000" w:themeColor="text1"/>
+          <w:sz w:val="24"/>
+          <w:szCs w:val="24"/>
+        </w:rPr>
+      </w:pPr>
+    </w:p>
+    <w:p>
+      <w:pPr>
+        <w:rPr>
+          <w:color w:val="000000" w:themeColor="text1"/>
+          <w:sz w:val="24"/>
+          <w:szCs w:val="24"/>
+        </w:rPr>
+      </w:pPr>
+      <w:r>
+        <w:rPr>
+          <w:color w:val="000000" w:themeColor="text1"/>
+          <w:sz w:val="24"/>
+          <w:szCs w:val="24"/>
+        </w:rPr>
+        <w:t>Authenticated Endpoints (JWT Required)</w:t>
+      </w:r>
+    </w:p>
+    <w:p>
+      <w:pPr>
+        <w:rPr>
+          <w:color w:val="000000" w:themeColor="text1"/>
+          <w:sz w:val="24"/>
+          <w:szCs w:val="24"/>
+        </w:rPr>
+      </w:pPr>
+      <w:r>
+        <w:rPr>
+          <w:color w:val="000000" w:themeColor="text1"/>
+          <w:sz w:val="24"/>
+          <w:szCs w:val="24"/>
+        </w:rPr>
+        <w:t>Method</w:t>
+      </w:r>
+      <w:r>
+        <w:rPr>
+          <w:color w:val="000000" w:themeColor="text1"/>
+          <w:sz w:val="24"/>
+          <w:szCs w:val="24"/>
+        </w:rPr>
+        <w:tab/>
+        <w:t>Endpoint</w:t>
+      </w:r>
+      <w:r>
+        <w:rPr>
+          <w:color w:val="000000" w:themeColor="text1"/>
+          <w:sz w:val="24"/>
+          <w:szCs w:val="24"/>
+        </w:rPr>
+        <w:tab/>
+        <w:t>Description</w:t>
+      </w:r>
+    </w:p>
+    <w:p>
+      <w:pPr>
+        <w:rPr>
+          <w:color w:val="000000" w:themeColor="text1"/>
+          <w:sz w:val="24"/>
+          <w:szCs w:val="24"/>
+        </w:rPr>
+      </w:pPr>
+      <w:r>
+        <w:rPr>
+          <w:color w:val="000000" w:themeColor="text1"/>
+          <w:sz w:val="24"/>
+          <w:szCs w:val="24"/>
+        </w:rPr>
+        <w:t>GET</w:t>
+      </w:r>
+      <w:r>
+        <w:rPr>
+          <w:color w:val="000000" w:themeColor="text1"/>
+          <w:sz w:val="24"/>
+          <w:szCs w:val="24"/>
+        </w:rPr>
+        <w:tab/>
+        <w:t>/</w:t>
+      </w:r>
+      <w:proofErr w:type="spellStart"/>
+      <w:r>
+        <w:rPr>
+          <w:color w:val="000000" w:themeColor="text1"/>
+          <w:sz w:val="24"/>
+          <w:szCs w:val="24"/>
+        </w:rPr>
+        <w:t>api</w:t>
+      </w:r>
+      <w:proofErr w:type="spellEnd"/>
+      <w:r>
+        <w:rPr>
+          <w:color w:val="000000" w:themeColor="text1"/>
+          <w:sz w:val="24"/>
+          <w:szCs w:val="24"/>
+        </w:rPr>
+        <w:t>/cart</w:t>
+      </w:r>
+      <w:r>
+        <w:rPr>
+          <w:color w:val="000000" w:themeColor="text1"/>
+          <w:sz w:val="24"/>
+          <w:szCs w:val="24"/>
+        </w:rPr>
+        <w:tab/>
+        <w:t>Get current user cart</w:t>
+      </w:r>
+    </w:p>
+    <w:p>
+      <w:pPr>
+        <w:rPr>
+          <w:color w:val="000000" w:themeColor="text1"/>
+          <w:sz w:val="24"/>
+          <w:szCs w:val="24"/>
+        </w:rPr>
+      </w:pPr>
+      <w:r>
+        <w:rPr>
+          <w:color w:val="000000" w:themeColor="text1"/>
+          <w:sz w:val="24"/>
+          <w:szCs w:val="24"/>
+        </w:rPr>
+        <w:t>POST</w:t>
+      </w:r>
+      <w:r>
+        <w:rPr>
+          <w:color w:val="000000" w:themeColor="text1"/>
+          <w:sz w:val="24"/>
+          <w:szCs w:val="24"/>
+        </w:rPr>
+        <w:tab/>
+        <w:t>/</w:t>
+      </w:r>
+      <w:proofErr w:type="spellStart"/>
+      <w:r>
+        <w:rPr>
+          <w:color w:val="000000" w:themeColor="text1"/>
+          <w:sz w:val="24"/>
+          <w:szCs w:val="24"/>
+        </w:rPr>
+        <w:t>api</w:t>
+      </w:r>
+      <w:proofErr w:type="spellEnd"/>
+      <w:r>
+        <w:rPr>
+          <w:color w:val="000000" w:themeColor="text1"/>
+          <w:sz w:val="24"/>
+          <w:szCs w:val="24"/>
+        </w:rPr>
+        <w:t>/cart</w:t>
+      </w:r>
+      <w:r>
+        <w:rPr>
+          <w:color w:val="000000" w:themeColor="text1"/>
+          <w:sz w:val="24"/>
+          <w:szCs w:val="24"/>
+        </w:rPr>
+        <w:tab/>
+        <w:t>Add item to cart</w:t>
+      </w:r>
+    </w:p>
+    <w:p>
+      <w:pPr>
+        <w:rPr>
+          <w:color w:val="000000" w:themeColor="text1"/>
+          <w:sz w:val="24"/>
+          <w:szCs w:val="24"/>
+        </w:rPr>
+      </w:pPr>
+      <w:r>
+        <w:rPr>
+          <w:color w:val="000000" w:themeColor="text1"/>
+          <w:sz w:val="24"/>
+          <w:szCs w:val="24"/>
+        </w:rPr>
+        <w:t>PUT</w:t>
+      </w:r>
+      <w:r>
+        <w:rPr>
+          <w:color w:val="000000" w:themeColor="text1"/>
+          <w:sz w:val="24"/>
+          <w:szCs w:val="24"/>
+        </w:rPr>
+        <w:tab/>
+        <w:t>/</w:t>
+      </w:r>
+      <w:proofErr w:type="spellStart"/>
+      <w:r>
+        <w:rPr>
+          <w:color w:val="000000" w:themeColor="text1"/>
+          <w:sz w:val="24"/>
+          <w:szCs w:val="24"/>
+        </w:rPr>
+        <w:t>api</w:t>
+      </w:r>
+      <w:proofErr w:type="spellEnd"/>
+      <w:r>
+        <w:rPr>
+          <w:color w:val="000000" w:themeColor="text1"/>
+          <w:sz w:val="24"/>
+          <w:szCs w:val="24"/>
+        </w:rPr>
+        <w:t>/cart/{</w:t>
+      </w:r>
+      <w:proofErr w:type="spellStart"/>
+      <w:r>
+        <w:rPr>
+          <w:color w:val="000000" w:themeColor="text1"/>
+          <w:sz w:val="24"/>
+          <w:szCs w:val="24"/>
+        </w:rPr>
+        <w:t>itemId</w:t>
+      </w:r>
+      <w:proofErr w:type="spellEnd"/>
+      <w:r>
+        <w:rPr>
+          <w:color w:val="000000" w:themeColor="text1"/>
+          <w:sz w:val="24"/>
+          <w:szCs w:val="24"/>
+        </w:rPr>
+        <w:t>}</w:t>
+      </w:r>
+      <w:r>
+        <w:rPr>
+          <w:color w:val="000000" w:themeColor="text1"/>
+          <w:sz w:val="24"/>
+          <w:szCs w:val="24"/>
+        </w:rPr>
+        <w:tab/>
+        <w:t>Update cart item quantity</w:t>
+      </w:r>
+    </w:p>
+    <w:p>
+      <w:pPr>
+        <w:rPr>
+          <w:color w:val="000000" w:themeColor="text1"/>
+          <w:sz w:val="24"/>
+          <w:szCs w:val="24"/>
+        </w:rPr>
+      </w:pPr>
+      <w:r>
+        <w:rPr>
+          <w:color w:val="000000" w:themeColor="text1"/>
+          <w:sz w:val="24"/>
+          <w:szCs w:val="24"/>
+        </w:rPr>
+        <w:t>DELETE</w:t>
+      </w:r>
+      <w:r>
+        <w:rPr>
+          <w:color w:val="000000" w:themeColor="text1"/>
+          <w:sz w:val="24"/>
+          <w:szCs w:val="24"/>
+        </w:rPr>
+        <w:tab/>
+        <w:t>/</w:t>
+      </w:r>
+      <w:proofErr w:type="spellStart"/>
+      <w:r>
+        <w:rPr>
+          <w:color w:val="000000" w:themeColor="text1"/>
+          <w:sz w:val="24"/>
+          <w:szCs w:val="24"/>
+        </w:rPr>
+        <w:t>api</w:t>
+      </w:r>
+      <w:proofErr w:type="spellEnd"/>
+      <w:r>
+        <w:rPr>
+          <w:color w:val="000000" w:themeColor="text1"/>
+          <w:sz w:val="24"/>
+          <w:szCs w:val="24"/>
+        </w:rPr>
+        <w:t>/cart/{</w:t>
+      </w:r>
+      <w:proofErr w:type="spellStart"/>
+      <w:r>
+        <w:rPr>
+          <w:color w:val="000000" w:themeColor="text1"/>
+          <w:sz w:val="24"/>
+          <w:szCs w:val="24"/>
+        </w:rPr>
+        <w:t>itemId</w:t>
+      </w:r>
+      <w:proofErr w:type="spellEnd"/>
+      <w:r>
+        <w:rPr>
+          <w:color w:val="000000" w:themeColor="text1"/>
+          <w:sz w:val="24"/>
+          <w:szCs w:val="24"/>
+        </w:rPr>
+        <w:t>}</w:t>
+      </w:r>
+      <w:r>
+        <w:rPr>
+          <w:color w:val="000000" w:themeColor="text1"/>
+          <w:sz w:val="24"/>
+          <w:szCs w:val="24"/>
+        </w:rPr>
+        <w:tab/>
+        <w:t>Remove from cart</w:t>
+      </w:r>
+    </w:p>
+    <w:p>
+      <w:pPr>
+        <w:rPr>
+          <w:color w:val="000000" w:themeColor="text1"/>
+          <w:sz w:val="24"/>
+          <w:szCs w:val="24"/>
+        </w:rPr>
+      </w:pPr>
+      <w:r>
+        <w:rPr>
+          <w:color w:val="000000" w:themeColor="text1"/>
+          <w:sz w:val="24"/>
+          <w:szCs w:val="24"/>
+        </w:rPr>
+        <w:t>GET</w:t>
+      </w:r>
+      <w:r>
+        <w:rPr>
+          <w:color w:val="000000" w:themeColor="text1"/>
+          <w:sz w:val="24"/>
+          <w:szCs w:val="24"/>
+        </w:rPr>
+        <w:tab/>
+        <w:t>/</w:t>
+      </w:r>
+      <w:proofErr w:type="spellStart"/>
+      <w:r>
+        <w:rPr>
+          <w:color w:val="000000" w:themeColor="text1"/>
+          <w:sz w:val="24"/>
+          <w:szCs w:val="24"/>
+        </w:rPr>
+        <w:t>api</w:t>
+      </w:r>
+      <w:proofErr w:type="spellEnd"/>
+      <w:r>
+        <w:rPr>
+          <w:color w:val="000000" w:themeColor="text1"/>
+          <w:sz w:val="24"/>
+          <w:szCs w:val="24"/>
+        </w:rPr>
+        <w:t>/orders</w:t>
+      </w:r>
+      <w:r>
+        <w:rPr>
+          <w:color w:val="000000" w:themeColor="text1"/>
+          <w:sz w:val="24"/>
+          <w:szCs w:val="24"/>
+        </w:rPr>
+        <w:tab/>
+        <w:t>Get user orders (paginated)</w:t>
+      </w:r>
+    </w:p>
+    <w:p>
+      <w:pPr>
+        <w:rPr>
+          <w:color w:val="000000" w:themeColor="text1"/>
+          <w:sz w:val="24"/>
+          <w:szCs w:val="24"/>
+        </w:rPr>
+      </w:pPr>
+      <w:r>
+        <w:rPr>
+          <w:color w:val="000000" w:themeColor="text1"/>
+          <w:sz w:val="24"/>
+          <w:szCs w:val="24"/>
+        </w:rPr>
+        <w:t>GET</w:t>
+      </w:r>
+      <w:r>
+        <w:rPr>
+          <w:color w:val="000000" w:themeColor="text1"/>
+          <w:sz w:val="24"/>
+          <w:szCs w:val="24"/>
+        </w:rPr>
+        <w:tab/>
+        <w:t>/</w:t>
+      </w:r>
+      <w:proofErr w:type="spellStart"/>
+      <w:r>
+        <w:rPr>
+          <w:color w:val="000000" w:themeColor="text1"/>
+          <w:sz w:val="24"/>
+          <w:szCs w:val="24"/>
+        </w:rPr>
+        <w:t>api</w:t>
+      </w:r>
+      <w:proofErr w:type="spellEnd"/>
+      <w:r>
+        <w:rPr>
+          <w:color w:val="000000" w:themeColor="text1"/>
+          <w:sz w:val="24"/>
+          <w:szCs w:val="24"/>
+        </w:rPr>
+        <w:t>/orders/{id}</w:t>
+      </w:r>
+      <w:r>
+        <w:rPr>
+          <w:color w:val="000000" w:themeColor="text1"/>
+          <w:sz w:val="24"/>
+          <w:szCs w:val="24"/>
+        </w:rPr>
+        <w:tab/>
+        <w:t>Get order details</w:t>
+      </w:r>
+    </w:p>
+    <w:p>
+      <w:pPr>
+        <w:rPr>
+          <w:color w:val="000000" w:themeColor="text1"/>
+          <w:sz w:val="24"/>
+          <w:szCs w:val="24"/>
+        </w:rPr>
+      </w:pPr>
+      <w:r>
+        <w:rPr>
+          <w:color w:val="000000" w:themeColor="text1"/>
+          <w:sz w:val="24"/>
+          <w:szCs w:val="24"/>
+        </w:rPr>
+        <w:t>POST</w:t>
+      </w:r>
+      <w:r>
+        <w:rPr>
+          <w:color w:val="000000" w:themeColor="text1"/>
+          <w:sz w:val="24"/>
+          <w:szCs w:val="24"/>
+        </w:rPr>
+        <w:tab/>
+        <w:t>/</w:t>
+      </w:r>
+      <w:proofErr w:type="spellStart"/>
+      <w:r>
+        <w:rPr>
+          <w:color w:val="000000" w:themeColor="text1"/>
+          <w:sz w:val="24"/>
+          <w:szCs w:val="24"/>
+        </w:rPr>
+        <w:t>api</w:t>
+      </w:r>
+      <w:proofErr w:type="spellEnd"/>
+      <w:r>
+        <w:rPr>
+          <w:color w:val="000000" w:themeColor="text1"/>
+          <w:sz w:val="24"/>
+          <w:szCs w:val="24"/>
+        </w:rPr>
+        <w:t>/orders</w:t>
+      </w:r>
+      <w:r>
+        <w:rPr>
+          <w:color w:val="000000" w:themeColor="text1"/>
+          <w:sz w:val="24"/>
+          <w:szCs w:val="24"/>
+        </w:rPr>
+        <w:tab/>
+        <w:t>Create new order</w:t>
+      </w:r>
+    </w:p>
+    <w:p>
+      <w:pPr>
+        <w:rPr>
+          <w:color w:val="000000" w:themeColor="text1"/>
+          <w:sz w:val="24"/>
+          <w:szCs w:val="24"/>
+        </w:rPr>
+      </w:pPr>
+      <w:r>
+        <w:rPr>
+          <w:color w:val="000000" w:themeColor="text1"/>
+          <w:sz w:val="24"/>
+          <w:szCs w:val="24"/>
+        </w:rPr>
+        <w:t>GET</w:t>
+      </w:r>
+      <w:r>
+        <w:rPr>
+          <w:color w:val="000000" w:themeColor="text1"/>
+          <w:sz w:val="24"/>
+          <w:szCs w:val="24"/>
+        </w:rPr>
+        <w:tab/>
+        <w:t>/</w:t>
+      </w:r>
+      <w:proofErr w:type="spellStart"/>
+      <w:r>
+        <w:rPr>
+          <w:color w:val="000000" w:themeColor="text1"/>
+          <w:sz w:val="24"/>
+          <w:szCs w:val="24"/>
+        </w:rPr>
+        <w:t>api</w:t>
+      </w:r>
+      <w:proofErr w:type="spellEnd"/>
+      <w:r>
+        <w:rPr>
+          <w:color w:val="000000" w:themeColor="text1"/>
+          <w:sz w:val="24"/>
+          <w:szCs w:val="24"/>
+        </w:rPr>
         <w:t>/addresses</w:t>
       </w:r>
       <w:r>
@@ -7279,6 +10946,7 @@
           <w:sz w:val="24"/>
           <w:szCs w:val="24"/>
         </w:rPr>
+        <w:lastRenderedPageBreak/>
         <w:t>PUT</w:t>
       </w:r>
       <w:r>
@@ -7995,18 +11663,1103 @@
           <w:sz w:val="24"/>
           <w:szCs w:val="24"/>
         </w:rPr>
+        <w:t>POST</w:t>
+      </w:r>
+      <w:r>
+        <w:rPr>
+          <w:color w:val="000000" w:themeColor="text1"/>
+          <w:sz w:val="24"/>
+          <w:szCs w:val="24"/>
+        </w:rPr>
+        <w:tab/>
+        <w:t>/</w:t>
+      </w:r>
+      <w:proofErr w:type="spellStart"/>
+      <w:r>
+        <w:rPr>
+          <w:color w:val="000000" w:themeColor="text1"/>
+          <w:sz w:val="24"/>
+          <w:szCs w:val="24"/>
+        </w:rPr>
+        <w:t>api</w:t>
+      </w:r>
+      <w:proofErr w:type="spellEnd"/>
+      <w:r>
+        <w:rPr>
+          <w:color w:val="000000" w:themeColor="text1"/>
+          <w:sz w:val="24"/>
+          <w:szCs w:val="24"/>
+        </w:rPr>
+        <w:t>/admin/orders/{id}/generate-invoice</w:t>
+      </w:r>
+      <w:r>
+        <w:rPr>
+          <w:color w:val="000000" w:themeColor="text1"/>
+          <w:sz w:val="24"/>
+          <w:szCs w:val="24"/>
+        </w:rPr>
+        <w:tab/>
+        <w:t>Generate invoice PDF for order</w:t>
+      </w:r>
+    </w:p>
+    <w:p>
+      <w:pPr>
+        <w:rPr>
+          <w:color w:val="000000" w:themeColor="text1"/>
+          <w:sz w:val="24"/>
+          <w:szCs w:val="24"/>
+        </w:rPr>
+      </w:pPr>
+      <w:r>
+        <w:rPr>
+          <w:color w:val="000000" w:themeColor="text1"/>
+          <w:sz w:val="24"/>
+          <w:szCs w:val="24"/>
+        </w:rPr>
+        <w:t>GET</w:t>
+      </w:r>
+      <w:r>
+        <w:rPr>
+          <w:color w:val="000000" w:themeColor="text1"/>
+          <w:sz w:val="24"/>
+          <w:szCs w:val="24"/>
+        </w:rPr>
+        <w:tab/>
+        <w:t>/</w:t>
+      </w:r>
+      <w:proofErr w:type="spellStart"/>
+      <w:r>
+        <w:rPr>
+          <w:color w:val="000000" w:themeColor="text1"/>
+          <w:sz w:val="24"/>
+          <w:szCs w:val="24"/>
+        </w:rPr>
+        <w:t>api</w:t>
+      </w:r>
+      <w:proofErr w:type="spellEnd"/>
+      <w:r>
+        <w:rPr>
+          <w:color w:val="000000" w:themeColor="text1"/>
+          <w:sz w:val="24"/>
+          <w:szCs w:val="24"/>
+        </w:rPr>
+        <w:t>/admin/settings</w:t>
+      </w:r>
+      <w:r>
+        <w:rPr>
+          <w:color w:val="000000" w:themeColor="text1"/>
+          <w:sz w:val="24"/>
+          <w:szCs w:val="24"/>
+        </w:rPr>
+        <w:tab/>
+        <w:t>Get system settings (order limits, cutoff time)</w:t>
+      </w:r>
+    </w:p>
+    <w:p>
+      <w:pPr>
+        <w:rPr>
+          <w:color w:val="000000" w:themeColor="text1"/>
+          <w:sz w:val="24"/>
+          <w:szCs w:val="24"/>
+        </w:rPr>
+      </w:pPr>
+      <w:r>
+        <w:rPr>
+          <w:color w:val="000000" w:themeColor="text1"/>
+          <w:sz w:val="24"/>
+          <w:szCs w:val="24"/>
+        </w:rPr>
+        <w:t>PUT</w:t>
+      </w:r>
+      <w:r>
+        <w:rPr>
+          <w:color w:val="000000" w:themeColor="text1"/>
+          <w:sz w:val="24"/>
+          <w:szCs w:val="24"/>
+        </w:rPr>
+        <w:tab/>
+        <w:t>/</w:t>
+      </w:r>
+      <w:proofErr w:type="spellStart"/>
+      <w:r>
+        <w:rPr>
+          <w:color w:val="000000" w:themeColor="text1"/>
+          <w:sz w:val="24"/>
+          <w:szCs w:val="24"/>
+        </w:rPr>
+        <w:t>api</w:t>
+      </w:r>
+      <w:proofErr w:type="spellEnd"/>
+      <w:r>
+        <w:rPr>
+          <w:color w:val="000000" w:themeColor="text1"/>
+          <w:sz w:val="24"/>
+          <w:szCs w:val="24"/>
+        </w:rPr>
+        <w:t>/admin/settings</w:t>
+      </w:r>
+      <w:r>
+        <w:rPr>
+          <w:color w:val="000000" w:themeColor="text1"/>
+          <w:sz w:val="24"/>
+          <w:szCs w:val="24"/>
+        </w:rPr>
+        <w:tab/>
+        <w:t>Update system settings</w:t>
+      </w:r>
+    </w:p>
+    <w:p>
+      <w:pPr>
+        <w:rPr>
+          <w:color w:val="000000" w:themeColor="text1"/>
+          <w:sz w:val="24"/>
+          <w:szCs w:val="24"/>
+        </w:rPr>
+      </w:pPr>
+      <w:r>
+        <w:rPr>
+          <w:color w:val="000000" w:themeColor="text1"/>
+          <w:sz w:val="24"/>
+          <w:szCs w:val="24"/>
+        </w:rPr>
+        <w:t>Public Endpoints (new):</w:t>
+      </w:r>
+    </w:p>
+    <w:p>
+      <w:pPr>
+        <w:rPr>
+          <w:color w:val="000000" w:themeColor="text1"/>
+          <w:sz w:val="24"/>
+          <w:szCs w:val="24"/>
+        </w:rPr>
+      </w:pPr>
+    </w:p>
+    <w:p>
+      <w:pPr>
+        <w:rPr>
+          <w:color w:val="000000" w:themeColor="text1"/>
+          <w:sz w:val="24"/>
+          <w:szCs w:val="24"/>
+        </w:rPr>
+      </w:pPr>
+      <w:r>
+        <w:rPr>
+          <w:color w:val="000000" w:themeColor="text1"/>
+          <w:sz w:val="24"/>
+          <w:szCs w:val="24"/>
+        </w:rPr>
+        <w:t>Method</w:t>
+      </w:r>
+      <w:r>
+        <w:rPr>
+          <w:color w:val="000000" w:themeColor="text1"/>
+          <w:sz w:val="24"/>
+          <w:szCs w:val="24"/>
+        </w:rPr>
+        <w:tab/>
+        <w:t>Endpoint</w:t>
+      </w:r>
+      <w:r>
+        <w:rPr>
+          <w:color w:val="000000" w:themeColor="text1"/>
+          <w:sz w:val="24"/>
+          <w:szCs w:val="24"/>
+        </w:rPr>
+        <w:tab/>
+        <w:t>Description</w:t>
+      </w:r>
+    </w:p>
+    <w:p>
+      <w:pPr>
+        <w:rPr>
+          <w:color w:val="000000" w:themeColor="text1"/>
+          <w:sz w:val="24"/>
+          <w:szCs w:val="24"/>
+        </w:rPr>
+      </w:pPr>
+      <w:r>
+        <w:rPr>
+          <w:color w:val="000000" w:themeColor="text1"/>
+          <w:sz w:val="24"/>
+          <w:szCs w:val="24"/>
+        </w:rPr>
+        <w:t>GET</w:t>
+      </w:r>
+      <w:r>
+        <w:rPr>
+          <w:color w:val="000000" w:themeColor="text1"/>
+          <w:sz w:val="24"/>
+          <w:szCs w:val="24"/>
+        </w:rPr>
+        <w:tab/>
+        <w:t>/</w:t>
+      </w:r>
+      <w:proofErr w:type="spellStart"/>
+      <w:r>
+        <w:rPr>
+          <w:color w:val="000000" w:themeColor="text1"/>
+          <w:sz w:val="24"/>
+          <w:szCs w:val="24"/>
+        </w:rPr>
+        <w:t>api</w:t>
+      </w:r>
+      <w:proofErr w:type="spellEnd"/>
+      <w:r>
+        <w:rPr>
+          <w:color w:val="000000" w:themeColor="text1"/>
+          <w:sz w:val="24"/>
+          <w:szCs w:val="24"/>
+        </w:rPr>
+        <w:t>/track/{token}</w:t>
+      </w:r>
+      <w:r>
+        <w:rPr>
+          <w:color w:val="000000" w:themeColor="text1"/>
+          <w:sz w:val="24"/>
+          <w:szCs w:val="24"/>
+        </w:rPr>
+        <w:tab/>
+        <w:t>Guest order tracking (no authentication required)</w:t>
+      </w:r>
+    </w:p>
+    <w:p>
+      <w:pPr>
+        <w:rPr>
+          <w:color w:val="000000" w:themeColor="text1"/>
+          <w:sz w:val="24"/>
+          <w:szCs w:val="24"/>
+        </w:rPr>
+      </w:pPr>
+      <w:r>
+        <w:rPr>
+          <w:color w:val="000000" w:themeColor="text1"/>
+          <w:sz w:val="24"/>
+          <w:szCs w:val="24"/>
+        </w:rPr>
+        <w:t>Authenticated Endpoints (new):</w:t>
+      </w:r>
+    </w:p>
+    <w:p>
+      <w:pPr>
+        <w:rPr>
+          <w:color w:val="000000" w:themeColor="text1"/>
+          <w:sz w:val="24"/>
+          <w:szCs w:val="24"/>
+        </w:rPr>
+      </w:pPr>
+    </w:p>
+    <w:p>
+      <w:pPr>
+        <w:rPr>
+          <w:color w:val="000000" w:themeColor="text1"/>
+          <w:sz w:val="24"/>
+          <w:szCs w:val="24"/>
+        </w:rPr>
+      </w:pPr>
+      <w:r>
+        <w:rPr>
+          <w:color w:val="000000" w:themeColor="text1"/>
+          <w:sz w:val="24"/>
+          <w:szCs w:val="24"/>
+        </w:rPr>
+        <w:t>Method</w:t>
+      </w:r>
+      <w:r>
+        <w:rPr>
+          <w:color w:val="000000" w:themeColor="text1"/>
+          <w:sz w:val="24"/>
+          <w:szCs w:val="24"/>
+        </w:rPr>
+        <w:tab/>
+        <w:t>Endpoint</w:t>
+      </w:r>
+      <w:r>
+        <w:rPr>
+          <w:color w:val="000000" w:themeColor="text1"/>
+          <w:sz w:val="24"/>
+          <w:szCs w:val="24"/>
+        </w:rPr>
+        <w:tab/>
+        <w:t>Description</w:t>
+      </w:r>
+    </w:p>
+    <w:p>
+      <w:pPr>
+        <w:rPr>
+          <w:color w:val="000000" w:themeColor="text1"/>
+          <w:sz w:val="24"/>
+          <w:szCs w:val="24"/>
+        </w:rPr>
+      </w:pPr>
+      <w:r>
+        <w:rPr>
+          <w:color w:val="000000" w:themeColor="text1"/>
+          <w:sz w:val="24"/>
+          <w:szCs w:val="24"/>
+        </w:rPr>
+        <w:t>POST</w:t>
+      </w:r>
+      <w:r>
+        <w:rPr>
+          <w:color w:val="000000" w:themeColor="text1"/>
+          <w:sz w:val="24"/>
+          <w:szCs w:val="24"/>
+        </w:rPr>
+        <w:tab/>
+        <w:t>/</w:t>
+      </w:r>
+      <w:proofErr w:type="spellStart"/>
+      <w:r>
+        <w:rPr>
+          <w:color w:val="000000" w:themeColor="text1"/>
+          <w:sz w:val="24"/>
+          <w:szCs w:val="24"/>
+        </w:rPr>
+        <w:t>api</w:t>
+      </w:r>
+      <w:proofErr w:type="spellEnd"/>
+      <w:r>
+        <w:rPr>
+          <w:color w:val="000000" w:themeColor="text1"/>
+          <w:sz w:val="24"/>
+          <w:szCs w:val="24"/>
+        </w:rPr>
+        <w:t>/orders/{id}/cancel</w:t>
+      </w:r>
+      <w:r>
+        <w:rPr>
+          <w:color w:val="000000" w:themeColor="text1"/>
+          <w:sz w:val="24"/>
+          <w:szCs w:val="24"/>
+        </w:rPr>
+        <w:tab/>
+        <w:t>Cancel order within 10 minutes</w:t>
+      </w:r>
+    </w:p>
+    <w:p>
+      <w:pPr>
+        <w:rPr>
+          <w:color w:val="000000" w:themeColor="text1"/>
+          <w:sz w:val="24"/>
+          <w:szCs w:val="24"/>
+        </w:rPr>
+      </w:pPr>
+    </w:p>
+    <w:p>
+      <w:pPr>
+        <w:rPr>
+          <w:color w:val="000000" w:themeColor="text1"/>
+          <w:sz w:val="24"/>
+          <w:szCs w:val="24"/>
+        </w:rPr>
+      </w:pPr>
+      <w:r>
+        <w:rPr>
+          <w:color w:val="000000" w:themeColor="text1"/>
+          <w:sz w:val="24"/>
+          <w:szCs w:val="24"/>
+        </w:rPr>
+        <w:t>Encryption Strategy</w:t>
+      </w:r>
+    </w:p>
+    <w:p>
+      <w:pPr>
+        <w:rPr>
+          <w:color w:val="000000" w:themeColor="text1"/>
+          <w:sz w:val="24"/>
+          <w:szCs w:val="24"/>
+        </w:rPr>
+      </w:pPr>
+      <w:r>
+        <w:rPr>
+          <w:color w:val="000000" w:themeColor="text1"/>
+          <w:sz w:val="24"/>
+          <w:szCs w:val="24"/>
+        </w:rPr>
+        <w:t>Data Field</w:t>
+      </w:r>
+      <w:r>
+        <w:rPr>
+          <w:color w:val="000000" w:themeColor="text1"/>
+          <w:sz w:val="24"/>
+          <w:szCs w:val="24"/>
+        </w:rPr>
+        <w:tab/>
+        <w:t>Encryption Method</w:t>
+      </w:r>
+    </w:p>
+    <w:p>
+      <w:pPr>
+        <w:rPr>
+          <w:color w:val="000000" w:themeColor="text1"/>
+          <w:sz w:val="24"/>
+          <w:szCs w:val="24"/>
+        </w:rPr>
+      </w:pPr>
+      <w:r>
+        <w:rPr>
+          <w:color w:val="000000" w:themeColor="text1"/>
+          <w:sz w:val="24"/>
+          <w:szCs w:val="24"/>
+        </w:rPr>
+        <w:t>Password</w:t>
+      </w:r>
+      <w:r>
+        <w:rPr>
+          <w:color w:val="000000" w:themeColor="text1"/>
+          <w:sz w:val="24"/>
+          <w:szCs w:val="24"/>
+        </w:rPr>
+        <w:tab/>
+      </w:r>
+      <w:proofErr w:type="spellStart"/>
+      <w:r>
+        <w:rPr>
+          <w:color w:val="000000" w:themeColor="text1"/>
+          <w:sz w:val="24"/>
+          <w:szCs w:val="24"/>
+        </w:rPr>
+        <w:t>BCrypt</w:t>
+      </w:r>
+      <w:proofErr w:type="spellEnd"/>
+      <w:r>
+        <w:rPr>
+          <w:color w:val="000000" w:themeColor="text1"/>
+          <w:sz w:val="24"/>
+          <w:szCs w:val="24"/>
+        </w:rPr>
+        <w:t xml:space="preserve"> (one-way hash, not encryption)</w:t>
+      </w:r>
+    </w:p>
+    <w:p>
+      <w:pPr>
+        <w:rPr>
+          <w:color w:val="000000" w:themeColor="text1"/>
+          <w:sz w:val="24"/>
+          <w:szCs w:val="24"/>
+        </w:rPr>
+      </w:pPr>
+      <w:r>
+        <w:rPr>
+          <w:color w:val="000000" w:themeColor="text1"/>
+          <w:sz w:val="24"/>
+          <w:szCs w:val="24"/>
+        </w:rPr>
+        <w:t>Customer name</w:t>
+      </w:r>
+      <w:r>
+        <w:rPr>
+          <w:color w:val="000000" w:themeColor="text1"/>
+          <w:sz w:val="24"/>
+          <w:szCs w:val="24"/>
+        </w:rPr>
+        <w:tab/>
+        <w:t>AES-256 (symmetric)</w:t>
+      </w:r>
+    </w:p>
+    <w:p>
+      <w:pPr>
+        <w:rPr>
+          <w:color w:val="000000" w:themeColor="text1"/>
+          <w:sz w:val="24"/>
+          <w:szCs w:val="24"/>
+        </w:rPr>
+      </w:pPr>
+      <w:r>
+        <w:rPr>
+          <w:color w:val="000000" w:themeColor="text1"/>
+          <w:sz w:val="24"/>
+          <w:szCs w:val="24"/>
+        </w:rPr>
+        <w:t>Customer email</w:t>
+      </w:r>
+      <w:r>
+        <w:rPr>
+          <w:color w:val="000000" w:themeColor="text1"/>
+          <w:sz w:val="24"/>
+          <w:szCs w:val="24"/>
+        </w:rPr>
+        <w:tab/>
+        <w:t>AES-256 (symmetric)</w:t>
+      </w:r>
+    </w:p>
+    <w:p>
+      <w:pPr>
+        <w:rPr>
+          <w:color w:val="000000" w:themeColor="text1"/>
+          <w:sz w:val="24"/>
+          <w:szCs w:val="24"/>
+        </w:rPr>
+      </w:pPr>
+      <w:r>
+        <w:rPr>
+          <w:color w:val="000000" w:themeColor="text1"/>
+          <w:sz w:val="24"/>
+          <w:szCs w:val="24"/>
+        </w:rPr>
+        <w:t>Customer phone</w:t>
+      </w:r>
+      <w:r>
+        <w:rPr>
+          <w:color w:val="000000" w:themeColor="text1"/>
+          <w:sz w:val="24"/>
+          <w:szCs w:val="24"/>
+        </w:rPr>
+        <w:tab/>
+        <w:t>AES-256 (symmetric)</w:t>
+      </w:r>
+    </w:p>
+    <w:p>
+      <w:pPr>
+        <w:rPr>
+          <w:color w:val="000000" w:themeColor="text1"/>
+          <w:sz w:val="24"/>
+          <w:szCs w:val="24"/>
+        </w:rPr>
+      </w:pPr>
+      <w:r>
+        <w:rPr>
+          <w:color w:val="000000" w:themeColor="text1"/>
+          <w:sz w:val="24"/>
+          <w:szCs w:val="24"/>
+        </w:rPr>
+        <w:t>Address lines</w:t>
+      </w:r>
+      <w:r>
+        <w:rPr>
+          <w:color w:val="000000" w:themeColor="text1"/>
+          <w:sz w:val="24"/>
+          <w:szCs w:val="24"/>
+        </w:rPr>
+        <w:tab/>
+        <w:t>AES-256 (symmetric)</w:t>
+      </w:r>
+    </w:p>
+    <w:p>
+      <w:pPr>
+        <w:rPr>
+          <w:color w:val="000000" w:themeColor="text1"/>
+          <w:sz w:val="24"/>
+          <w:szCs w:val="24"/>
+        </w:rPr>
+      </w:pPr>
+    </w:p>
+    <w:p>
+      <w:pPr>
+        <w:rPr>
+          <w:color w:val="000000" w:themeColor="text1"/>
+          <w:sz w:val="24"/>
+          <w:szCs w:val="24"/>
+        </w:rPr>
+      </w:pPr>
+      <w:r>
+        <w:rPr>
+          <w:color w:val="000000" w:themeColor="text1"/>
+          <w:sz w:val="24"/>
+          <w:szCs w:val="24"/>
+        </w:rPr>
+        <w:t>Implementation:</w:t>
+      </w:r>
+    </w:p>
+    <w:p>
+      <w:pPr>
+        <w:rPr>
+          <w:color w:val="000000" w:themeColor="text1"/>
+          <w:sz w:val="24"/>
+          <w:szCs w:val="24"/>
+        </w:rPr>
+      </w:pPr>
+      <w:r>
+        <w:rPr>
+          <w:color w:val="000000" w:themeColor="text1"/>
+          <w:sz w:val="24"/>
+          <w:szCs w:val="24"/>
+        </w:rPr>
+        <w:t>Use @ColumnTransformer in JPA</w:t>
+      </w:r>
+    </w:p>
+    <w:p>
+      <w:pPr>
+        <w:rPr>
+          <w:color w:val="000000" w:themeColor="text1"/>
+          <w:sz w:val="24"/>
+          <w:szCs w:val="24"/>
+        </w:rPr>
+      </w:pPr>
+      <w:r>
+        <w:rPr>
+          <w:color w:val="000000" w:themeColor="text1"/>
+          <w:sz w:val="24"/>
+          <w:szCs w:val="24"/>
+        </w:rPr>
+        <w:t>Or encrypt/decrypt in service layer</w:t>
+      </w:r>
+    </w:p>
+    <w:p>
+      <w:pPr>
+        <w:rPr>
+          <w:color w:val="000000" w:themeColor="text1"/>
+          <w:sz w:val="24"/>
+          <w:szCs w:val="24"/>
+        </w:rPr>
+      </w:pPr>
+      <w:r>
+        <w:rPr>
+          <w:color w:val="000000" w:themeColor="text1"/>
+          <w:sz w:val="24"/>
+          <w:szCs w:val="24"/>
+        </w:rPr>
+        <w:t>Store encryption key in environment variable (ENCRYPTION_KEY)</w:t>
+      </w:r>
+    </w:p>
+    <w:p>
+      <w:pPr>
+        <w:rPr>
+          <w:color w:val="000000" w:themeColor="text1"/>
+          <w:sz w:val="24"/>
+          <w:szCs w:val="24"/>
+        </w:rPr>
+      </w:pPr>
+    </w:p>
+    <w:p>
+      <w:pPr>
+        <w:rPr>
+          <w:color w:val="000000" w:themeColor="text1"/>
+          <w:sz w:val="24"/>
+          <w:szCs w:val="24"/>
+        </w:rPr>
+      </w:pPr>
+      <w:r>
+        <w:rPr>
+          <w:color w:val="000000" w:themeColor="text1"/>
+          <w:sz w:val="24"/>
+          <w:szCs w:val="24"/>
+        </w:rPr>
+        <w:t>JWT Strategy</w:t>
+      </w:r>
+    </w:p>
+    <w:p>
+      <w:pPr>
+        <w:rPr>
+          <w:color w:val="000000" w:themeColor="text1"/>
+          <w:sz w:val="24"/>
+          <w:szCs w:val="24"/>
+        </w:rPr>
+      </w:pPr>
+      <w:r>
+        <w:rPr>
+          <w:color w:val="000000" w:themeColor="text1"/>
+          <w:sz w:val="24"/>
+          <w:szCs w:val="24"/>
+        </w:rPr>
+        <w:t>Claim</w:t>
+      </w:r>
+      <w:r>
+        <w:rPr>
+          <w:color w:val="000000" w:themeColor="text1"/>
+          <w:sz w:val="24"/>
+          <w:szCs w:val="24"/>
+        </w:rPr>
+        <w:tab/>
+        <w:t>Value</w:t>
+      </w:r>
+    </w:p>
+    <w:p>
+      <w:pPr>
+        <w:rPr>
+          <w:color w:val="000000" w:themeColor="text1"/>
+          <w:sz w:val="24"/>
+          <w:szCs w:val="24"/>
+        </w:rPr>
+      </w:pPr>
+      <w:r>
+        <w:rPr>
+          <w:color w:val="000000" w:themeColor="text1"/>
+          <w:sz w:val="24"/>
+          <w:szCs w:val="24"/>
+        </w:rPr>
+        <w:t>Issuer</w:t>
+      </w:r>
+      <w:r>
+        <w:rPr>
+          <w:color w:val="000000" w:themeColor="text1"/>
+          <w:sz w:val="24"/>
+          <w:szCs w:val="24"/>
+        </w:rPr>
+        <w:tab/>
+        <w:t>magic-oven-</w:t>
+      </w:r>
+      <w:proofErr w:type="spellStart"/>
+      <w:r>
+        <w:rPr>
+          <w:color w:val="000000" w:themeColor="text1"/>
+          <w:sz w:val="24"/>
+          <w:szCs w:val="24"/>
+        </w:rPr>
+        <w:t>api</w:t>
+      </w:r>
+      <w:proofErr w:type="spellEnd"/>
+    </w:p>
+    <w:p>
+      <w:pPr>
+        <w:rPr>
+          <w:color w:val="000000" w:themeColor="text1"/>
+          <w:sz w:val="24"/>
+          <w:szCs w:val="24"/>
+        </w:rPr>
+      </w:pPr>
+      <w:r>
+        <w:rPr>
+          <w:color w:val="000000" w:themeColor="text1"/>
+          <w:sz w:val="24"/>
+          <w:szCs w:val="24"/>
+        </w:rPr>
+        <w:t>Audience</w:t>
+      </w:r>
+      <w:r>
+        <w:rPr>
+          <w:color w:val="000000" w:themeColor="text1"/>
+          <w:sz w:val="24"/>
+          <w:szCs w:val="24"/>
+        </w:rPr>
+        <w:tab/>
+        <w:t>magic-oven-client</w:t>
+      </w:r>
+    </w:p>
+    <w:p>
+      <w:pPr>
+        <w:rPr>
+          <w:color w:val="000000" w:themeColor="text1"/>
+          <w:sz w:val="24"/>
+          <w:szCs w:val="24"/>
+        </w:rPr>
+      </w:pPr>
+      <w:r>
+        <w:rPr>
+          <w:color w:val="000000" w:themeColor="text1"/>
+          <w:sz w:val="24"/>
+          <w:szCs w:val="24"/>
+        </w:rPr>
+        <w:t>Expiry</w:t>
+      </w:r>
+      <w:r>
+        <w:rPr>
+          <w:color w:val="000000" w:themeColor="text1"/>
+          <w:sz w:val="24"/>
+          <w:szCs w:val="24"/>
+        </w:rPr>
+        <w:tab/>
+        <w:t>7 days (refresh token optional)</w:t>
+      </w:r>
+    </w:p>
+    <w:p>
+      <w:pPr>
+        <w:rPr>
+          <w:color w:val="000000" w:themeColor="text1"/>
+          <w:sz w:val="24"/>
+          <w:szCs w:val="24"/>
+        </w:rPr>
+      </w:pPr>
+      <w:r>
+        <w:rPr>
+          <w:color w:val="000000" w:themeColor="text1"/>
+          <w:sz w:val="24"/>
+          <w:szCs w:val="24"/>
+        </w:rPr>
+        <w:t>Secret</w:t>
+      </w:r>
+      <w:r>
+        <w:rPr>
+          <w:color w:val="000000" w:themeColor="text1"/>
+          <w:sz w:val="24"/>
+          <w:szCs w:val="24"/>
+        </w:rPr>
+        <w:tab/>
+        <w:t>256-bit (HS256)</w:t>
+      </w:r>
+    </w:p>
+    <w:p>
+      <w:pPr>
+        <w:rPr>
+          <w:color w:val="000000" w:themeColor="text1"/>
+          <w:sz w:val="24"/>
+          <w:szCs w:val="24"/>
+        </w:rPr>
+      </w:pPr>
+    </w:p>
+    <w:p>
+      <w:pPr>
+        <w:rPr>
+          <w:color w:val="000000" w:themeColor="text1"/>
+          <w:sz w:val="24"/>
+          <w:szCs w:val="24"/>
+        </w:rPr>
+      </w:pPr>
+    </w:p>
+    <w:p>
+      <w:pPr>
+        <w:rPr>
+          <w:color w:val="000000" w:themeColor="text1"/>
+          <w:sz w:val="24"/>
+          <w:szCs w:val="24"/>
+        </w:rPr>
+      </w:pPr>
+      <w:r>
+        <w:rPr>
+          <w:color w:val="000000" w:themeColor="text1"/>
+          <w:sz w:val="24"/>
+          <w:szCs w:val="24"/>
+        </w:rPr>
+        <w:t>Database Indexing Strategy</w:t>
+      </w:r>
+    </w:p>
+    <w:p>
+      <w:pPr>
+        <w:rPr>
+          <w:color w:val="000000" w:themeColor="text1"/>
+          <w:sz w:val="24"/>
+          <w:szCs w:val="24"/>
+        </w:rPr>
+      </w:pPr>
+      <w:r>
+        <w:rPr>
+          <w:color w:val="000000" w:themeColor="text1"/>
+          <w:sz w:val="24"/>
+          <w:szCs w:val="24"/>
+        </w:rPr>
+        <w:t>Table</w:t>
+      </w:r>
+      <w:r>
+        <w:rPr>
+          <w:color w:val="000000" w:themeColor="text1"/>
+          <w:sz w:val="24"/>
+          <w:szCs w:val="24"/>
+        </w:rPr>
+        <w:tab/>
+        <w:t>Index</w:t>
+      </w:r>
+      <w:r>
+        <w:rPr>
+          <w:color w:val="000000" w:themeColor="text1"/>
+          <w:sz w:val="24"/>
+          <w:szCs w:val="24"/>
+        </w:rPr>
+        <w:tab/>
+        <w:t>Type</w:t>
+      </w:r>
+      <w:r>
+        <w:rPr>
+          <w:color w:val="000000" w:themeColor="text1"/>
+          <w:sz w:val="24"/>
+          <w:szCs w:val="24"/>
+        </w:rPr>
+        <w:tab/>
+        <w:t>Reason</w:t>
+      </w:r>
+    </w:p>
+    <w:p>
+      <w:pPr>
+        <w:rPr>
+          <w:color w:val="000000" w:themeColor="text1"/>
+          <w:sz w:val="24"/>
+          <w:szCs w:val="24"/>
+        </w:rPr>
+      </w:pPr>
+      <w:r>
+        <w:rPr>
+          <w:color w:val="000000" w:themeColor="text1"/>
+          <w:sz w:val="24"/>
+          <w:szCs w:val="24"/>
+        </w:rPr>
+        <w:t>product</w:t>
+      </w:r>
+      <w:r>
+        <w:rPr>
+          <w:color w:val="000000" w:themeColor="text1"/>
+          <w:sz w:val="24"/>
+          <w:szCs w:val="24"/>
+        </w:rPr>
+        <w:tab/>
+        <w:t>(category)</w:t>
+      </w:r>
+      <w:r>
+        <w:rPr>
+          <w:color w:val="000000" w:themeColor="text1"/>
+          <w:sz w:val="24"/>
+          <w:szCs w:val="24"/>
+        </w:rPr>
+        <w:tab/>
+        <w:t>B-tree</w:t>
+      </w:r>
+      <w:r>
+        <w:rPr>
+          <w:color w:val="000000" w:themeColor="text1"/>
+          <w:sz w:val="24"/>
+          <w:szCs w:val="24"/>
+        </w:rPr>
+        <w:tab/>
+        <w:t>Filter by category</w:t>
+      </w:r>
+    </w:p>
+    <w:p>
+      <w:pPr>
+        <w:rPr>
+          <w:color w:val="000000" w:themeColor="text1"/>
+          <w:sz w:val="24"/>
+          <w:szCs w:val="24"/>
+        </w:rPr>
+      </w:pPr>
+      <w:r>
+        <w:rPr>
+          <w:color w:val="000000" w:themeColor="text1"/>
+          <w:sz w:val="24"/>
+          <w:szCs w:val="24"/>
+        </w:rPr>
+        <w:t>product</w:t>
+      </w:r>
+      <w:r>
+        <w:rPr>
+          <w:color w:val="000000" w:themeColor="text1"/>
+          <w:sz w:val="24"/>
+          <w:szCs w:val="24"/>
+        </w:rPr>
+        <w:tab/>
+        <w:t>(name)</w:t>
+      </w:r>
+      <w:r>
+        <w:rPr>
+          <w:color w:val="000000" w:themeColor="text1"/>
+          <w:sz w:val="24"/>
+          <w:szCs w:val="24"/>
+        </w:rPr>
+        <w:tab/>
+        <w:t>GIN (trigram)</w:t>
+      </w:r>
+      <w:r>
+        <w:rPr>
+          <w:color w:val="000000" w:themeColor="text1"/>
+          <w:sz w:val="24"/>
+          <w:szCs w:val="24"/>
+        </w:rPr>
+        <w:tab/>
+        <w:t>Search by name</w:t>
+      </w:r>
+    </w:p>
+    <w:p>
+      <w:pPr>
+        <w:rPr>
+          <w:color w:val="000000" w:themeColor="text1"/>
+          <w:sz w:val="24"/>
+          <w:szCs w:val="24"/>
+        </w:rPr>
+      </w:pPr>
+      <w:r>
+        <w:rPr>
+          <w:color w:val="000000" w:themeColor="text1"/>
+          <w:sz w:val="24"/>
+          <w:szCs w:val="24"/>
+        </w:rPr>
+        <w:t>orders</w:t>
+      </w:r>
+      <w:r>
+        <w:rPr>
+          <w:color w:val="000000" w:themeColor="text1"/>
+          <w:sz w:val="24"/>
+          <w:szCs w:val="24"/>
+        </w:rPr>
+        <w:tab/>
+        <w:t>(</w:t>
+      </w:r>
+      <w:proofErr w:type="spellStart"/>
+      <w:r>
+        <w:rPr>
+          <w:color w:val="000000" w:themeColor="text1"/>
+          <w:sz w:val="24"/>
+          <w:szCs w:val="24"/>
+        </w:rPr>
+        <w:t>customer_id</w:t>
+      </w:r>
+      <w:proofErr w:type="spellEnd"/>
+      <w:r>
+        <w:rPr>
+          <w:color w:val="000000" w:themeColor="text1"/>
+          <w:sz w:val="24"/>
+          <w:szCs w:val="24"/>
+        </w:rPr>
+        <w:t>, status)</w:t>
+      </w:r>
+      <w:r>
+        <w:rPr>
+          <w:color w:val="000000" w:themeColor="text1"/>
+          <w:sz w:val="24"/>
+          <w:szCs w:val="24"/>
+        </w:rPr>
+        <w:tab/>
+        <w:t>Composite B-tree</w:t>
+      </w:r>
+      <w:r>
+        <w:rPr>
+          <w:color w:val="000000" w:themeColor="text1"/>
+          <w:sz w:val="24"/>
+          <w:szCs w:val="24"/>
+        </w:rPr>
+        <w:tab/>
+        <w:t>Admin filtering</w:t>
+      </w:r>
+    </w:p>
+    <w:p>
+      <w:pPr>
+        <w:rPr>
+          <w:color w:val="000000" w:themeColor="text1"/>
+          <w:sz w:val="24"/>
+          <w:szCs w:val="24"/>
+        </w:rPr>
+      </w:pPr>
+      <w:r>
+        <w:rPr>
+          <w:color w:val="000000" w:themeColor="text1"/>
+          <w:sz w:val="24"/>
+          <w:szCs w:val="24"/>
+        </w:rPr>
         <w:lastRenderedPageBreak/>
-        <w:t>POST</w:t>
-      </w:r>
-      <w:r>
-        <w:rPr>
-          <w:color w:val="000000" w:themeColor="text1"/>
-          <w:sz w:val="24"/>
-          <w:szCs w:val="24"/>
-        </w:rPr>
-        <w:tab/>
-        <w:t>/</w:t>
-      </w:r>
+        <w:t>orders</w:t>
+      </w:r>
+      <w:r>
+        <w:rPr>
+          <w:color w:val="000000" w:themeColor="text1"/>
+          <w:sz w:val="24"/>
+          <w:szCs w:val="24"/>
+        </w:rPr>
+        <w:tab/>
+        <w:t>(date)</w:t>
+      </w:r>
+      <w:r>
+        <w:rPr>
+          <w:color w:val="000000" w:themeColor="text1"/>
+          <w:sz w:val="24"/>
+          <w:szCs w:val="24"/>
+        </w:rPr>
+        <w:tab/>
+        <w:t>B-tree</w:t>
+      </w:r>
+      <w:r>
+        <w:rPr>
+          <w:color w:val="000000" w:themeColor="text1"/>
+          <w:sz w:val="24"/>
+          <w:szCs w:val="24"/>
+        </w:rPr>
+        <w:tab/>
+        <w:t>Date range queries</w:t>
+      </w:r>
+    </w:p>
+    <w:p>
+      <w:pPr>
+        <w:rPr>
+          <w:color w:val="000000" w:themeColor="text1"/>
+          <w:sz w:val="24"/>
+          <w:szCs w:val="24"/>
+        </w:rPr>
+      </w:pPr>
       <w:proofErr w:type="spellStart"/>
       <w:r>
         <w:rPr>
@@ -8014,7 +12767,7 @@
           <w:sz w:val="24"/>
           <w:szCs w:val="24"/>
         </w:rPr>
-        <w:t>api</w:t>
+        <w:t>order_item</w:t>
       </w:r>
       <w:proofErr w:type="spellEnd"/>
       <w:r>
@@ -8023,42 +12776,8 @@
           <w:sz w:val="24"/>
           <w:szCs w:val="24"/>
         </w:rPr>
-        <w:t>/admin/orders/{id}/generate-invoice</w:t>
-      </w:r>
-      <w:r>
-        <w:rPr>
-          <w:color w:val="000000" w:themeColor="text1"/>
-          <w:sz w:val="24"/>
-          <w:szCs w:val="24"/>
-        </w:rPr>
-        <w:tab/>
-        <w:t>Generate invoice PDF for order</w:t>
-      </w:r>
-    </w:p>
-    <w:p>
-      <w:pPr>
-        <w:rPr>
-          <w:color w:val="000000" w:themeColor="text1"/>
-          <w:sz w:val="24"/>
-          <w:szCs w:val="24"/>
-        </w:rPr>
-      </w:pPr>
-      <w:r>
-        <w:rPr>
-          <w:color w:val="000000" w:themeColor="text1"/>
-          <w:sz w:val="24"/>
-          <w:szCs w:val="24"/>
-        </w:rPr>
-        <w:t>GET</w:t>
-      </w:r>
-      <w:r>
-        <w:rPr>
-          <w:color w:val="000000" w:themeColor="text1"/>
-          <w:sz w:val="24"/>
-          <w:szCs w:val="24"/>
-        </w:rPr>
-        <w:tab/>
-        <w:t>/</w:t>
+        <w:tab/>
+        <w:t>(</w:t>
       </w:r>
       <w:proofErr w:type="spellStart"/>
       <w:r>
@@ -8067,7 +12786,7 @@
           <w:sz w:val="24"/>
           <w:szCs w:val="24"/>
         </w:rPr>
-        <w:t>api</w:t>
+        <w:t>order_id</w:t>
       </w:r>
       <w:proofErr w:type="spellEnd"/>
       <w:r>
@@ -8076,42 +12795,51 @@
           <w:sz w:val="24"/>
           <w:szCs w:val="24"/>
         </w:rPr>
-        <w:t>/admin/settings</w:t>
-      </w:r>
-      <w:r>
-        <w:rPr>
-          <w:color w:val="000000" w:themeColor="text1"/>
-          <w:sz w:val="24"/>
-          <w:szCs w:val="24"/>
-        </w:rPr>
-        <w:tab/>
-        <w:t>Get system settings (order limits, cutoff time)</w:t>
-      </w:r>
-    </w:p>
-    <w:p>
-      <w:pPr>
-        <w:rPr>
-          <w:color w:val="000000" w:themeColor="text1"/>
-          <w:sz w:val="24"/>
-          <w:szCs w:val="24"/>
-        </w:rPr>
-      </w:pPr>
-      <w:r>
-        <w:rPr>
-          <w:color w:val="000000" w:themeColor="text1"/>
-          <w:sz w:val="24"/>
-          <w:szCs w:val="24"/>
-        </w:rPr>
-        <w:t>PUT</w:t>
-      </w:r>
-      <w:r>
-        <w:rPr>
-          <w:color w:val="000000" w:themeColor="text1"/>
-          <w:sz w:val="24"/>
-          <w:szCs w:val="24"/>
-        </w:rPr>
-        <w:tab/>
-        <w:t>/</w:t>
+        <w:t>)</w:t>
+      </w:r>
+      <w:r>
+        <w:rPr>
+          <w:color w:val="000000" w:themeColor="text1"/>
+          <w:sz w:val="24"/>
+          <w:szCs w:val="24"/>
+        </w:rPr>
+        <w:tab/>
+        <w:t>B-tree</w:t>
+      </w:r>
+      <w:r>
+        <w:rPr>
+          <w:color w:val="000000" w:themeColor="text1"/>
+          <w:sz w:val="24"/>
+          <w:szCs w:val="24"/>
+        </w:rPr>
+        <w:tab/>
+        <w:t>Join performance</w:t>
+      </w:r>
+    </w:p>
+    <w:p>
+      <w:pPr>
+        <w:rPr>
+          <w:color w:val="000000" w:themeColor="text1"/>
+          <w:sz w:val="24"/>
+          <w:szCs w:val="24"/>
+        </w:rPr>
+      </w:pPr>
+      <w:r>
+        <w:rPr>
+          <w:color w:val="000000" w:themeColor="text1"/>
+          <w:sz w:val="24"/>
+          <w:szCs w:val="24"/>
+        </w:rPr>
+        <w:t>feedback</w:t>
+      </w:r>
+      <w:r>
+        <w:rPr>
+          <w:color w:val="000000" w:themeColor="text1"/>
+          <w:sz w:val="24"/>
+          <w:szCs w:val="24"/>
+        </w:rPr>
+        <w:tab/>
+        <w:t>(</w:t>
       </w:r>
       <w:proofErr w:type="spellStart"/>
       <w:r>
@@ -8120,7 +12848,7 @@
           <w:sz w:val="24"/>
           <w:szCs w:val="24"/>
         </w:rPr>
-        <w:t>api</w:t>
+        <w:t>customer_id</w:t>
       </w:r>
       <w:proofErr w:type="spellEnd"/>
       <w:r>
@@ -8129,76 +12857,398 @@
           <w:sz w:val="24"/>
           <w:szCs w:val="24"/>
         </w:rPr>
-        <w:t>/admin/settings</w:t>
-      </w:r>
-      <w:r>
-        <w:rPr>
-          <w:color w:val="000000" w:themeColor="text1"/>
-          <w:sz w:val="24"/>
-          <w:szCs w:val="24"/>
-        </w:rPr>
-        <w:tab/>
-        <w:t>Update system settings</w:t>
-      </w:r>
-    </w:p>
-    <w:p>
-      <w:pPr>
-        <w:rPr>
-          <w:color w:val="000000" w:themeColor="text1"/>
-          <w:sz w:val="24"/>
-          <w:szCs w:val="24"/>
-        </w:rPr>
-      </w:pPr>
-      <w:r>
-        <w:rPr>
-          <w:color w:val="000000" w:themeColor="text1"/>
-          <w:sz w:val="24"/>
-          <w:szCs w:val="24"/>
-        </w:rPr>
-        <w:t>Public Endpoints (new):</w:t>
-      </w:r>
-    </w:p>
-    <w:p>
-      <w:pPr>
-        <w:rPr>
-          <w:color w:val="000000" w:themeColor="text1"/>
-          <w:sz w:val="24"/>
-          <w:szCs w:val="24"/>
-        </w:rPr>
-      </w:pPr>
-    </w:p>
-    <w:p>
-      <w:pPr>
-        <w:rPr>
-          <w:color w:val="000000" w:themeColor="text1"/>
-          <w:sz w:val="24"/>
-          <w:szCs w:val="24"/>
-        </w:rPr>
-      </w:pPr>
-      <w:r>
-        <w:rPr>
-          <w:color w:val="000000" w:themeColor="text1"/>
-          <w:sz w:val="24"/>
-          <w:szCs w:val="24"/>
-        </w:rPr>
-        <w:t>Method</w:t>
-      </w:r>
-      <w:r>
-        <w:rPr>
-          <w:color w:val="000000" w:themeColor="text1"/>
-          <w:sz w:val="24"/>
-          <w:szCs w:val="24"/>
-        </w:rPr>
-        <w:tab/>
-        <w:t>Endpoint</w:t>
-      </w:r>
-      <w:r>
-        <w:rPr>
-          <w:color w:val="000000" w:themeColor="text1"/>
-          <w:sz w:val="24"/>
-          <w:szCs w:val="24"/>
-        </w:rPr>
-        <w:tab/>
+        <w:t>)</w:t>
+      </w:r>
+      <w:r>
+        <w:rPr>
+          <w:color w:val="000000" w:themeColor="text1"/>
+          <w:sz w:val="24"/>
+          <w:szCs w:val="24"/>
+        </w:rPr>
+        <w:tab/>
+        <w:t>B-tree</w:t>
+      </w:r>
+      <w:r>
+        <w:rPr>
+          <w:color w:val="000000" w:themeColor="text1"/>
+          <w:sz w:val="24"/>
+          <w:szCs w:val="24"/>
+        </w:rPr>
+        <w:tab/>
+        <w:t>User history</w:t>
+      </w:r>
+    </w:p>
+    <w:p>
+      <w:pPr>
+        <w:rPr>
+          <w:color w:val="000000" w:themeColor="text1"/>
+          <w:sz w:val="24"/>
+          <w:szCs w:val="24"/>
+        </w:rPr>
+      </w:pPr>
+      <w:proofErr w:type="spellStart"/>
+      <w:r>
+        <w:rPr>
+          <w:color w:val="000000" w:themeColor="text1"/>
+          <w:sz w:val="24"/>
+          <w:szCs w:val="24"/>
+        </w:rPr>
+        <w:t>cart_item</w:t>
+      </w:r>
+      <w:proofErr w:type="spellEnd"/>
+      <w:r>
+        <w:rPr>
+          <w:color w:val="000000" w:themeColor="text1"/>
+          <w:sz w:val="24"/>
+          <w:szCs w:val="24"/>
+        </w:rPr>
+        <w:tab/>
+        <w:t>(</w:t>
+      </w:r>
+      <w:proofErr w:type="spellStart"/>
+      <w:r>
+        <w:rPr>
+          <w:color w:val="000000" w:themeColor="text1"/>
+          <w:sz w:val="24"/>
+          <w:szCs w:val="24"/>
+        </w:rPr>
+        <w:t>customer_id</w:t>
+      </w:r>
+      <w:proofErr w:type="spellEnd"/>
+      <w:r>
+        <w:rPr>
+          <w:color w:val="000000" w:themeColor="text1"/>
+          <w:sz w:val="24"/>
+          <w:szCs w:val="24"/>
+        </w:rPr>
+        <w:t>)</w:t>
+      </w:r>
+      <w:r>
+        <w:rPr>
+          <w:color w:val="000000" w:themeColor="text1"/>
+          <w:sz w:val="24"/>
+          <w:szCs w:val="24"/>
+        </w:rPr>
+        <w:tab/>
+        <w:t>B-tree</w:t>
+      </w:r>
+      <w:r>
+        <w:rPr>
+          <w:color w:val="000000" w:themeColor="text1"/>
+          <w:sz w:val="24"/>
+          <w:szCs w:val="24"/>
+        </w:rPr>
+        <w:tab/>
+        <w:t>User cart retrieval</w:t>
+      </w:r>
+    </w:p>
+    <w:p>
+      <w:pPr>
+        <w:rPr>
+          <w:color w:val="000000" w:themeColor="text1"/>
+          <w:sz w:val="24"/>
+          <w:szCs w:val="24"/>
+        </w:rPr>
+      </w:pPr>
+    </w:p>
+    <w:p>
+      <w:pPr>
+        <w:rPr>
+          <w:color w:val="000000" w:themeColor="text1"/>
+          <w:sz w:val="24"/>
+          <w:szCs w:val="24"/>
+        </w:rPr>
+      </w:pPr>
+      <w:r>
+        <w:rPr>
+          <w:color w:val="000000" w:themeColor="text1"/>
+          <w:sz w:val="24"/>
+          <w:szCs w:val="24"/>
+        </w:rPr>
+        <w:t>Chatbot Implementation</w:t>
+      </w:r>
+    </w:p>
+    <w:p>
+      <w:pPr>
+        <w:rPr>
+          <w:color w:val="000000" w:themeColor="text1"/>
+          <w:sz w:val="24"/>
+          <w:szCs w:val="24"/>
+        </w:rPr>
+      </w:pPr>
+      <w:r>
+        <w:rPr>
+          <w:color w:val="000000" w:themeColor="text1"/>
+          <w:sz w:val="24"/>
+          <w:szCs w:val="24"/>
+        </w:rPr>
+        <w:t>Simple Rule-Based + Product Query:</w:t>
+      </w:r>
+    </w:p>
+    <w:p>
+      <w:pPr>
+        <w:rPr>
+          <w:color w:val="000000" w:themeColor="text1"/>
+          <w:sz w:val="24"/>
+          <w:szCs w:val="24"/>
+        </w:rPr>
+      </w:pPr>
+    </w:p>
+    <w:p>
+      <w:pPr>
+        <w:rPr>
+          <w:color w:val="000000" w:themeColor="text1"/>
+          <w:sz w:val="24"/>
+          <w:szCs w:val="24"/>
+        </w:rPr>
+      </w:pPr>
+      <w:r>
+        <w:rPr>
+          <w:color w:val="000000" w:themeColor="text1"/>
+          <w:sz w:val="24"/>
+          <w:szCs w:val="24"/>
+        </w:rPr>
+        <w:t>Intent Mapping:</w:t>
+      </w:r>
+    </w:p>
+    <w:p>
+      <w:pPr>
+        <w:rPr>
+          <w:color w:val="000000" w:themeColor="text1"/>
+          <w:sz w:val="24"/>
+          <w:szCs w:val="24"/>
+        </w:rPr>
+      </w:pPr>
+      <w:r>
+        <w:rPr>
+          <w:color w:val="000000" w:themeColor="text1"/>
+          <w:sz w:val="24"/>
+          <w:szCs w:val="24"/>
+        </w:rPr>
+        <w:t xml:space="preserve">  - "show me cakes" → query products where category='Cakes'</w:t>
+      </w:r>
+    </w:p>
+    <w:p>
+      <w:pPr>
+        <w:rPr>
+          <w:color w:val="000000" w:themeColor="text1"/>
+          <w:sz w:val="24"/>
+          <w:szCs w:val="24"/>
+        </w:rPr>
+      </w:pPr>
+      <w:r>
+        <w:rPr>
+          <w:color w:val="000000" w:themeColor="text1"/>
+          <w:sz w:val="24"/>
+          <w:szCs w:val="24"/>
+        </w:rPr>
+        <w:t xml:space="preserve">  - "what is {</w:t>
+      </w:r>
+      <w:proofErr w:type="spellStart"/>
+      <w:r>
+        <w:rPr>
+          <w:color w:val="000000" w:themeColor="text1"/>
+          <w:sz w:val="24"/>
+          <w:szCs w:val="24"/>
+        </w:rPr>
+        <w:t>product_name</w:t>
+      </w:r>
+      <w:proofErr w:type="spellEnd"/>
+      <w:r>
+        <w:rPr>
+          <w:color w:val="000000" w:themeColor="text1"/>
+          <w:sz w:val="24"/>
+          <w:szCs w:val="24"/>
+        </w:rPr>
+        <w:t>}?" → query product by name</w:t>
+      </w:r>
+    </w:p>
+    <w:p>
+      <w:pPr>
+        <w:rPr>
+          <w:color w:val="000000" w:themeColor="text1"/>
+          <w:sz w:val="24"/>
+          <w:szCs w:val="24"/>
+        </w:rPr>
+      </w:pPr>
+      <w:r>
+        <w:rPr>
+          <w:color w:val="000000" w:themeColor="text1"/>
+          <w:sz w:val="24"/>
+          <w:szCs w:val="24"/>
+        </w:rPr>
+        <w:t xml:space="preserve">  - "price of {</w:t>
+      </w:r>
+      <w:proofErr w:type="spellStart"/>
+      <w:r>
+        <w:rPr>
+          <w:color w:val="000000" w:themeColor="text1"/>
+          <w:sz w:val="24"/>
+          <w:szCs w:val="24"/>
+        </w:rPr>
+        <w:t>product_name</w:t>
+      </w:r>
+      <w:proofErr w:type="spellEnd"/>
+      <w:r>
+        <w:rPr>
+          <w:color w:val="000000" w:themeColor="text1"/>
+          <w:sz w:val="24"/>
+          <w:szCs w:val="24"/>
+        </w:rPr>
+        <w:t xml:space="preserve">}" → return </w:t>
+      </w:r>
+      <w:proofErr w:type="spellStart"/>
+      <w:r>
+        <w:rPr>
+          <w:color w:val="000000" w:themeColor="text1"/>
+          <w:sz w:val="24"/>
+          <w:szCs w:val="24"/>
+        </w:rPr>
+        <w:t>price_range</w:t>
+      </w:r>
+      <w:proofErr w:type="spellEnd"/>
+    </w:p>
+    <w:p>
+      <w:pPr>
+        <w:rPr>
+          <w:color w:val="000000" w:themeColor="text1"/>
+          <w:sz w:val="24"/>
+          <w:szCs w:val="24"/>
+        </w:rPr>
+      </w:pPr>
+      <w:r>
+        <w:rPr>
+          <w:color w:val="000000" w:themeColor="text1"/>
+          <w:sz w:val="24"/>
+          <w:szCs w:val="24"/>
+        </w:rPr>
+        <w:t xml:space="preserve">  - "any promotions?" → query active promos</w:t>
+      </w:r>
+    </w:p>
+    <w:p>
+      <w:pPr>
+        <w:rPr>
+          <w:color w:val="000000" w:themeColor="text1"/>
+          <w:sz w:val="24"/>
+          <w:szCs w:val="24"/>
+        </w:rPr>
+      </w:pPr>
+      <w:r>
+        <w:rPr>
+          <w:color w:val="000000" w:themeColor="text1"/>
+          <w:sz w:val="24"/>
+          <w:szCs w:val="24"/>
+        </w:rPr>
+        <w:t xml:space="preserve">  - "help" → show available commands</w:t>
+      </w:r>
+    </w:p>
+    <w:p>
+      <w:pPr>
+        <w:rPr>
+          <w:color w:val="000000" w:themeColor="text1"/>
+          <w:sz w:val="24"/>
+          <w:szCs w:val="24"/>
+        </w:rPr>
+      </w:pPr>
+    </w:p>
+    <w:p>
+      <w:pPr>
+        <w:rPr>
+          <w:color w:val="000000" w:themeColor="text1"/>
+          <w:sz w:val="24"/>
+          <w:szCs w:val="24"/>
+        </w:rPr>
+      </w:pPr>
+      <w:r>
+        <w:rPr>
+          <w:color w:val="000000" w:themeColor="text1"/>
+          <w:sz w:val="24"/>
+          <w:szCs w:val="24"/>
+        </w:rPr>
+        <w:t>Fallback: "I can help you find cakes. Try: 'show me cakes' or 'what is Chocolate Cake?'"</w:t>
+      </w:r>
+    </w:p>
+    <w:p>
+      <w:pPr>
+        <w:rPr>
+          <w:color w:val="000000" w:themeColor="text1"/>
+          <w:sz w:val="24"/>
+          <w:szCs w:val="24"/>
+        </w:rPr>
+      </w:pPr>
+      <w:r>
+        <w:rPr>
+          <w:color w:val="000000" w:themeColor="text1"/>
+          <w:sz w:val="24"/>
+          <w:szCs w:val="24"/>
+        </w:rPr>
+        <w:t>No AI/LLM needed - Simple keyword matching + SQL query is sufficient and fast.</w:t>
+      </w:r>
+    </w:p>
+    <w:p>
+      <w:pPr>
+        <w:rPr>
+          <w:color w:val="000000" w:themeColor="text1"/>
+          <w:sz w:val="24"/>
+          <w:szCs w:val="24"/>
+        </w:rPr>
+      </w:pPr>
+    </w:p>
+    <w:p>
+      <w:pPr>
+        <w:rPr>
+          <w:color w:val="000000" w:themeColor="text1"/>
+          <w:sz w:val="24"/>
+          <w:szCs w:val="24"/>
+        </w:rPr>
+      </w:pPr>
+      <w:r>
+        <w:rPr>
+          <w:color w:val="000000" w:themeColor="text1"/>
+          <w:sz w:val="24"/>
+          <w:szCs w:val="24"/>
+        </w:rPr>
+        <w:t xml:space="preserve">Additional Requirements </w:t>
+      </w:r>
+    </w:p>
+    <w:p>
+      <w:pPr>
+        <w:rPr>
+          <w:color w:val="000000" w:themeColor="text1"/>
+          <w:sz w:val="24"/>
+          <w:szCs w:val="24"/>
+        </w:rPr>
+      </w:pPr>
+      <w:r>
+        <w:rPr>
+          <w:color w:val="000000" w:themeColor="text1"/>
+          <w:sz w:val="24"/>
+          <w:szCs w:val="24"/>
+        </w:rPr>
+        <w:t>Requirement</w:t>
+      </w:r>
+      <w:r>
+        <w:rPr>
+          <w:color w:val="000000" w:themeColor="text1"/>
+          <w:sz w:val="24"/>
+          <w:szCs w:val="24"/>
+        </w:rPr>
+        <w:tab/>
+      </w:r>
+      <w:r>
+        <w:rPr>
+          <w:color w:val="000000" w:themeColor="text1"/>
+          <w:sz w:val="24"/>
+          <w:szCs w:val="24"/>
+        </w:rPr>
+        <w:tab/>
+      </w:r>
+      <w:r>
+        <w:rPr>
+          <w:color w:val="000000" w:themeColor="text1"/>
+          <w:sz w:val="24"/>
+          <w:szCs w:val="24"/>
+        </w:rPr>
         <w:t>Description</w:t>
       </w:r>
     </w:p>
@@ -8216,16 +13266,171 @@
           <w:sz w:val="24"/>
           <w:szCs w:val="24"/>
         </w:rPr>
-        <w:t>GET</w:t>
-      </w:r>
-      <w:r>
-        <w:rPr>
-          <w:color w:val="000000" w:themeColor="text1"/>
-          <w:sz w:val="24"/>
-          <w:szCs w:val="24"/>
-        </w:rPr>
-        <w:tab/>
-        <w:t>/</w:t>
+        <w:t>Order cancellation</w:t>
+      </w:r>
+      <w:r>
+        <w:rPr>
+          <w:color w:val="000000" w:themeColor="text1"/>
+          <w:sz w:val="24"/>
+          <w:szCs w:val="24"/>
+        </w:rPr>
+        <w:tab/>
+        <w:t>Customer can cancel within 10 minutes of placing order</w:t>
+      </w:r>
+    </w:p>
+    <w:p>
+      <w:pPr>
+        <w:rPr>
+          <w:color w:val="000000" w:themeColor="text1"/>
+          <w:sz w:val="24"/>
+          <w:szCs w:val="24"/>
+        </w:rPr>
+      </w:pPr>
+      <w:r>
+        <w:rPr>
+          <w:color w:val="000000" w:themeColor="text1"/>
+          <w:sz w:val="24"/>
+          <w:szCs w:val="24"/>
+        </w:rPr>
+        <w:t>Email notifications</w:t>
+      </w:r>
+      <w:r>
+        <w:rPr>
+          <w:color w:val="000000" w:themeColor="text1"/>
+          <w:sz w:val="24"/>
+          <w:szCs w:val="24"/>
+        </w:rPr>
+        <w:tab/>
+        <w:t>Send order confirmation email</w:t>
+      </w:r>
+    </w:p>
+    <w:p>
+      <w:pPr>
+        <w:rPr>
+          <w:color w:val="000000" w:themeColor="text1"/>
+          <w:sz w:val="24"/>
+          <w:szCs w:val="24"/>
+        </w:rPr>
+      </w:pPr>
+      <w:r>
+        <w:rPr>
+          <w:color w:val="000000" w:themeColor="text1"/>
+          <w:sz w:val="24"/>
+          <w:szCs w:val="24"/>
+        </w:rPr>
+        <w:t>WhatsApp notifications</w:t>
+      </w:r>
+      <w:r>
+        <w:rPr>
+          <w:color w:val="000000" w:themeColor="text1"/>
+          <w:sz w:val="24"/>
+          <w:szCs w:val="24"/>
+        </w:rPr>
+        <w:tab/>
+        <w:t>Send order status updates via WhatsApp</w:t>
+      </w:r>
+    </w:p>
+    <w:p>
+      <w:pPr>
+        <w:rPr>
+          <w:color w:val="000000" w:themeColor="text1"/>
+          <w:sz w:val="24"/>
+          <w:szCs w:val="24"/>
+        </w:rPr>
+      </w:pPr>
+      <w:r>
+        <w:rPr>
+          <w:color w:val="000000" w:themeColor="text1"/>
+          <w:sz w:val="24"/>
+          <w:szCs w:val="24"/>
+        </w:rPr>
+        <w:t>Order tracking link</w:t>
+      </w:r>
+      <w:r>
+        <w:rPr>
+          <w:color w:val="000000" w:themeColor="text1"/>
+          <w:sz w:val="24"/>
+          <w:szCs w:val="24"/>
+        </w:rPr>
+        <w:tab/>
+        <w:t>Shareable link for guest order tracking</w:t>
+      </w:r>
+    </w:p>
+    <w:p>
+      <w:pPr>
+        <w:rPr>
+          <w:color w:val="000000" w:themeColor="text1"/>
+          <w:sz w:val="24"/>
+          <w:szCs w:val="24"/>
+        </w:rPr>
+      </w:pPr>
+      <w:r>
+        <w:rPr>
+          <w:color w:val="000000" w:themeColor="text1"/>
+          <w:sz w:val="24"/>
+          <w:szCs w:val="24"/>
+        </w:rPr>
+        <w:t>Product images</w:t>
+      </w:r>
+      <w:r>
+        <w:rPr>
+          <w:color w:val="000000" w:themeColor="text1"/>
+          <w:sz w:val="24"/>
+          <w:szCs w:val="24"/>
+        </w:rPr>
+        <w:tab/>
+        <w:t>Store in cloud (S3/MinIO) with CDN</w:t>
+      </w:r>
+    </w:p>
+    <w:p>
+      <w:pPr>
+        <w:rPr>
+          <w:color w:val="000000" w:themeColor="text1"/>
+          <w:sz w:val="24"/>
+          <w:szCs w:val="24"/>
+        </w:rPr>
+      </w:pPr>
+      <w:r>
+        <w:rPr>
+          <w:color w:val="000000" w:themeColor="text1"/>
+          <w:sz w:val="24"/>
+          <w:szCs w:val="24"/>
+        </w:rPr>
+        <w:t>Bulk product import</w:t>
+      </w:r>
+      <w:r>
+        <w:rPr>
+          <w:color w:val="000000" w:themeColor="text1"/>
+          <w:sz w:val="24"/>
+          <w:szCs w:val="24"/>
+        </w:rPr>
+        <w:tab/>
+        <w:t>CSV upload for admin</w:t>
+      </w:r>
+    </w:p>
+    <w:p>
+      <w:pPr>
+        <w:rPr>
+          <w:color w:val="000000" w:themeColor="text1"/>
+          <w:sz w:val="24"/>
+          <w:szCs w:val="24"/>
+        </w:rPr>
+      </w:pPr>
+      <w:r>
+        <w:rPr>
+          <w:color w:val="000000" w:themeColor="text1"/>
+          <w:sz w:val="24"/>
+          <w:szCs w:val="24"/>
+        </w:rPr>
+        <w:t>Soft delete for products</w:t>
+      </w:r>
+      <w:r>
+        <w:rPr>
+          <w:color w:val="000000" w:themeColor="text1"/>
+          <w:sz w:val="24"/>
+          <w:szCs w:val="24"/>
+        </w:rPr>
+        <w:tab/>
       </w:r>
       <w:proofErr w:type="spellStart"/>
       <w:r>
@@ -8234,7 +13439,7 @@
           <w:sz w:val="24"/>
           <w:szCs w:val="24"/>
         </w:rPr>
-        <w:t>api</w:t>
+        <w:t>is_active</w:t>
       </w:r>
       <w:proofErr w:type="spellEnd"/>
       <w:r>
@@ -8243,103 +13448,241 @@
           <w:sz w:val="24"/>
           <w:szCs w:val="24"/>
         </w:rPr>
-        <w:t>/track/{token}</w:t>
-      </w:r>
-      <w:r>
-        <w:rPr>
-          <w:color w:val="000000" w:themeColor="text1"/>
-          <w:sz w:val="24"/>
-          <w:szCs w:val="24"/>
-        </w:rPr>
-        <w:tab/>
-        <w:t>Guest order tracking (no authentication required)</w:t>
-      </w:r>
-    </w:p>
-    <w:p>
-      <w:pPr>
-        <w:rPr>
-          <w:color w:val="000000" w:themeColor="text1"/>
-          <w:sz w:val="24"/>
-          <w:szCs w:val="24"/>
-        </w:rPr>
-      </w:pPr>
-      <w:r>
-        <w:rPr>
-          <w:color w:val="000000" w:themeColor="text1"/>
-          <w:sz w:val="24"/>
-          <w:szCs w:val="24"/>
-        </w:rPr>
-        <w:t>Authenticated Endpoints (new):</w:t>
-      </w:r>
-    </w:p>
-    <w:p>
-      <w:pPr>
-        <w:rPr>
-          <w:color w:val="000000" w:themeColor="text1"/>
-          <w:sz w:val="24"/>
-          <w:szCs w:val="24"/>
-        </w:rPr>
-      </w:pPr>
-    </w:p>
-    <w:p>
-      <w:pPr>
-        <w:rPr>
-          <w:color w:val="000000" w:themeColor="text1"/>
-          <w:sz w:val="24"/>
-          <w:szCs w:val="24"/>
-        </w:rPr>
-      </w:pPr>
-      <w:r>
-        <w:rPr>
-          <w:color w:val="000000" w:themeColor="text1"/>
-          <w:sz w:val="24"/>
-          <w:szCs w:val="24"/>
-        </w:rPr>
-        <w:t>Method</w:t>
-      </w:r>
-      <w:r>
-        <w:rPr>
-          <w:color w:val="000000" w:themeColor="text1"/>
-          <w:sz w:val="24"/>
-          <w:szCs w:val="24"/>
-        </w:rPr>
-        <w:tab/>
-        <w:t>Endpoint</w:t>
-      </w:r>
-      <w:r>
-        <w:rPr>
-          <w:color w:val="000000" w:themeColor="text1"/>
-          <w:sz w:val="24"/>
-          <w:szCs w:val="24"/>
-        </w:rPr>
-        <w:tab/>
-        <w:t>Description</w:t>
-      </w:r>
-    </w:p>
-    <w:p>
-      <w:pPr>
-        <w:rPr>
-          <w:color w:val="000000" w:themeColor="text1"/>
-          <w:sz w:val="24"/>
-          <w:szCs w:val="24"/>
-        </w:rPr>
-      </w:pPr>
-      <w:r>
-        <w:rPr>
-          <w:color w:val="000000" w:themeColor="text1"/>
-          <w:sz w:val="24"/>
-          <w:szCs w:val="24"/>
-        </w:rPr>
-        <w:t>POST</w:t>
-      </w:r>
-      <w:r>
-        <w:rPr>
-          <w:color w:val="000000" w:themeColor="text1"/>
-          <w:sz w:val="24"/>
-          <w:szCs w:val="24"/>
-        </w:rPr>
-        <w:tab/>
-        <w:t>/</w:t>
+        <w:t xml:space="preserve"> flag instead of hard delete</w:t>
+      </w:r>
+    </w:p>
+    <w:p>
+      <w:pPr>
+        <w:rPr>
+          <w:color w:val="000000" w:themeColor="text1"/>
+          <w:sz w:val="24"/>
+          <w:szCs w:val="24"/>
+        </w:rPr>
+      </w:pPr>
+      <w:r>
+        <w:rPr>
+          <w:color w:val="000000" w:themeColor="text1"/>
+          <w:sz w:val="24"/>
+          <w:szCs w:val="24"/>
+        </w:rPr>
+        <w:lastRenderedPageBreak/>
+        <w:t>Order invoice PDF</w:t>
+      </w:r>
+      <w:r>
+        <w:rPr>
+          <w:color w:val="000000" w:themeColor="text1"/>
+          <w:sz w:val="24"/>
+          <w:szCs w:val="24"/>
+        </w:rPr>
+        <w:tab/>
+        <w:t>Generate PDF for download</w:t>
+      </w:r>
+    </w:p>
+    <w:p>
+      <w:pPr>
+        <w:rPr>
+          <w:color w:val="000000" w:themeColor="text1"/>
+          <w:sz w:val="24"/>
+          <w:szCs w:val="24"/>
+        </w:rPr>
+      </w:pPr>
+      <w:r>
+        <w:rPr>
+          <w:color w:val="000000" w:themeColor="text1"/>
+          <w:sz w:val="24"/>
+          <w:szCs w:val="24"/>
+        </w:rPr>
+        <w:t>Customer feedback reply</w:t>
+      </w:r>
+      <w:r>
+        <w:rPr>
+          <w:color w:val="000000" w:themeColor="text1"/>
+          <w:sz w:val="24"/>
+          <w:szCs w:val="24"/>
+        </w:rPr>
+        <w:tab/>
+        <w:t>Admin can reply, customer gets email</w:t>
+      </w:r>
+    </w:p>
+    <w:p>
+      <w:pPr>
+        <w:rPr>
+          <w:color w:val="000000" w:themeColor="text1"/>
+          <w:sz w:val="24"/>
+          <w:szCs w:val="24"/>
+        </w:rPr>
+      </w:pPr>
+      <w:r>
+        <w:rPr>
+          <w:color w:val="000000" w:themeColor="text1"/>
+          <w:sz w:val="24"/>
+          <w:szCs w:val="24"/>
+        </w:rPr>
+        <w:t>Rate limiting per IP</w:t>
+      </w:r>
+      <w:r>
+        <w:rPr>
+          <w:color w:val="000000" w:themeColor="text1"/>
+          <w:sz w:val="24"/>
+          <w:szCs w:val="24"/>
+        </w:rPr>
+        <w:tab/>
+        <w:t>Prevent abuse of public endpoints</w:t>
+      </w:r>
+    </w:p>
+    <w:p>
+      <w:pPr>
+        <w:rPr>
+          <w:color w:val="000000" w:themeColor="text1"/>
+          <w:sz w:val="24"/>
+          <w:szCs w:val="24"/>
+        </w:rPr>
+      </w:pPr>
+      <w:r>
+        <w:rPr>
+          <w:color w:val="000000" w:themeColor="text1"/>
+          <w:sz w:val="24"/>
+          <w:szCs w:val="24"/>
+        </w:rPr>
+        <w:t>Request logging</w:t>
+      </w:r>
+      <w:r>
+        <w:rPr>
+          <w:color w:val="000000" w:themeColor="text1"/>
+          <w:sz w:val="24"/>
+          <w:szCs w:val="24"/>
+        </w:rPr>
+        <w:tab/>
+      </w:r>
+      <w:proofErr w:type="gramStart"/>
+      <w:r>
+        <w:rPr>
+          <w:color w:val="000000" w:themeColor="text1"/>
+          <w:sz w:val="24"/>
+          <w:szCs w:val="24"/>
+        </w:rPr>
+        <w:t>For</w:t>
+      </w:r>
+      <w:proofErr w:type="gramEnd"/>
+      <w:r>
+        <w:rPr>
+          <w:color w:val="000000" w:themeColor="text1"/>
+          <w:sz w:val="24"/>
+          <w:szCs w:val="24"/>
+        </w:rPr>
+        <w:t xml:space="preserve"> debugging (optional, not production logs)</w:t>
+      </w:r>
+    </w:p>
+    <w:p>
+      <w:pPr>
+        <w:rPr>
+          <w:color w:val="000000" w:themeColor="text1"/>
+          <w:sz w:val="24"/>
+          <w:szCs w:val="24"/>
+        </w:rPr>
+      </w:pPr>
+    </w:p>
+    <w:p>
+      <w:pPr>
+        <w:rPr>
+          <w:color w:val="000000" w:themeColor="text1"/>
+          <w:sz w:val="24"/>
+          <w:szCs w:val="24"/>
+        </w:rPr>
+      </w:pPr>
+      <w:r>
+        <w:rPr>
+          <w:color w:val="000000" w:themeColor="text1"/>
+          <w:sz w:val="24"/>
+          <w:szCs w:val="24"/>
+        </w:rPr>
+        <w:t>Chatbot Implementation - UPDATE with hybrid approach note</w:t>
+      </w:r>
+    </w:p>
+    <w:p>
+      <w:pPr>
+        <w:rPr>
+          <w:color w:val="000000" w:themeColor="text1"/>
+          <w:sz w:val="24"/>
+          <w:szCs w:val="24"/>
+        </w:rPr>
+      </w:pPr>
+      <w:r>
+        <w:rPr>
+          <w:color w:val="000000" w:themeColor="text1"/>
+          <w:sz w:val="24"/>
+          <w:szCs w:val="24"/>
+        </w:rPr>
+        <w:t>Chatbot Implementation: Hybrid (DB Query + Optional LLM)</w:t>
+      </w:r>
+    </w:p>
+    <w:p>
+      <w:pPr>
+        <w:rPr>
+          <w:color w:val="000000" w:themeColor="text1"/>
+          <w:sz w:val="24"/>
+          <w:szCs w:val="24"/>
+        </w:rPr>
+      </w:pPr>
+    </w:p>
+    <w:p>
+      <w:pPr>
+        <w:rPr>
+          <w:color w:val="000000" w:themeColor="text1"/>
+          <w:sz w:val="24"/>
+          <w:szCs w:val="24"/>
+        </w:rPr>
+      </w:pPr>
+      <w:r>
+        <w:rPr>
+          <w:color w:val="000000" w:themeColor="text1"/>
+          <w:sz w:val="24"/>
+          <w:szCs w:val="24"/>
+        </w:rPr>
+        <w:t>Phase 1 (Initial): Simple Rule-Based + Product Query (as described below)</w:t>
+      </w:r>
+    </w:p>
+    <w:p>
+      <w:pPr>
+        <w:rPr>
+          <w:color w:val="000000" w:themeColor="text1"/>
+          <w:sz w:val="24"/>
+          <w:szCs w:val="24"/>
+        </w:rPr>
+      </w:pPr>
+    </w:p>
+    <w:p>
+      <w:pPr>
+        <w:rPr>
+          <w:color w:val="000000" w:themeColor="text1"/>
+          <w:sz w:val="24"/>
+          <w:szCs w:val="24"/>
+        </w:rPr>
+      </w:pPr>
+      <w:r>
+        <w:rPr>
+          <w:color w:val="000000" w:themeColor="text1"/>
+          <w:sz w:val="24"/>
+          <w:szCs w:val="24"/>
+        </w:rPr>
+        <w:t>Phase 2 (Optional, if customers need complex queries):</w:t>
+      </w:r>
+    </w:p>
+    <w:p>
+      <w:pPr>
+        <w:rPr>
+          <w:color w:val="000000" w:themeColor="text1"/>
+          <w:sz w:val="24"/>
+          <w:szCs w:val="24"/>
+        </w:rPr>
+      </w:pPr>
+      <w:r>
+        <w:rPr>
+          <w:color w:val="000000" w:themeColor="text1"/>
+          <w:sz w:val="24"/>
+          <w:szCs w:val="24"/>
+        </w:rPr>
+        <w:t xml:space="preserve">- Integrate </w:t>
       </w:r>
       <w:proofErr w:type="spellStart"/>
       <w:r>
@@ -8348,7 +13691,7 @@
           <w:sz w:val="24"/>
           <w:szCs w:val="24"/>
         </w:rPr>
-        <w:t>api</w:t>
+        <w:t>OpenAI</w:t>
       </w:r>
       <w:proofErr w:type="spellEnd"/>
       <w:r>
@@ -8357,93 +13700,101 @@
           <w:sz w:val="24"/>
           <w:szCs w:val="24"/>
         </w:rPr>
-        <w:t>/orders/{id}/cancel</w:t>
-      </w:r>
-      <w:r>
-        <w:rPr>
-          <w:color w:val="000000" w:themeColor="text1"/>
-          <w:sz w:val="24"/>
-          <w:szCs w:val="24"/>
-        </w:rPr>
-        <w:tab/>
-        <w:t>Cancel order within 10 minutes</w:t>
-      </w:r>
-    </w:p>
-    <w:p>
-      <w:pPr>
-        <w:rPr>
-          <w:color w:val="000000" w:themeColor="text1"/>
-          <w:sz w:val="24"/>
-          <w:szCs w:val="24"/>
-        </w:rPr>
-      </w:pPr>
-    </w:p>
-    <w:p>
-      <w:pPr>
-        <w:rPr>
-          <w:color w:val="000000" w:themeColor="text1"/>
-          <w:sz w:val="24"/>
-          <w:szCs w:val="24"/>
-        </w:rPr>
-      </w:pPr>
-      <w:r>
-        <w:rPr>
-          <w:color w:val="000000" w:themeColor="text1"/>
-          <w:sz w:val="24"/>
-          <w:szCs w:val="24"/>
-        </w:rPr>
-        <w:t>Encryption Strategy</w:t>
-      </w:r>
-    </w:p>
-    <w:p>
-      <w:pPr>
-        <w:rPr>
-          <w:color w:val="000000" w:themeColor="text1"/>
-          <w:sz w:val="24"/>
-          <w:szCs w:val="24"/>
-        </w:rPr>
-      </w:pPr>
-      <w:r>
-        <w:rPr>
-          <w:color w:val="000000" w:themeColor="text1"/>
-          <w:sz w:val="24"/>
-          <w:szCs w:val="24"/>
-        </w:rPr>
-        <w:t>Data Field</w:t>
-      </w:r>
-      <w:r>
-        <w:rPr>
-          <w:color w:val="000000" w:themeColor="text1"/>
-          <w:sz w:val="24"/>
-          <w:szCs w:val="24"/>
-        </w:rPr>
-        <w:tab/>
-        <w:t>Encryption Method</w:t>
-      </w:r>
-    </w:p>
-    <w:p>
-      <w:pPr>
-        <w:rPr>
-          <w:color w:val="000000" w:themeColor="text1"/>
-          <w:sz w:val="24"/>
-          <w:szCs w:val="24"/>
-        </w:rPr>
-      </w:pPr>
-      <w:r>
-        <w:rPr>
-          <w:color w:val="000000" w:themeColor="text1"/>
-          <w:sz w:val="24"/>
-          <w:szCs w:val="24"/>
-        </w:rPr>
-        <w:t>Password</w:t>
-      </w:r>
-      <w:r>
-        <w:rPr>
-          <w:color w:val="000000" w:themeColor="text1"/>
-          <w:sz w:val="24"/>
-          <w:szCs w:val="24"/>
-        </w:rPr>
-        <w:tab/>
+        <w:t xml:space="preserve"> GPT-4o-mini (low cost ~$0.15/1M tokens)</w:t>
+      </w:r>
+    </w:p>
+    <w:p>
+      <w:pPr>
+        <w:rPr>
+          <w:color w:val="000000" w:themeColor="text1"/>
+          <w:sz w:val="24"/>
+          <w:szCs w:val="24"/>
+        </w:rPr>
+      </w:pPr>
+      <w:r>
+        <w:rPr>
+          <w:color w:val="000000" w:themeColor="text1"/>
+          <w:sz w:val="24"/>
+          <w:szCs w:val="24"/>
+        </w:rPr>
+        <w:t>- Fallback to LLM only when keyword matching fails</w:t>
+      </w:r>
+    </w:p>
+    <w:p>
+      <w:pPr>
+        <w:rPr>
+          <w:color w:val="000000" w:themeColor="text1"/>
+          <w:sz w:val="24"/>
+          <w:szCs w:val="24"/>
+        </w:rPr>
+      </w:pPr>
+      <w:r>
+        <w:rPr>
+          <w:color w:val="000000" w:themeColor="text1"/>
+          <w:sz w:val="24"/>
+          <w:szCs w:val="24"/>
+        </w:rPr>
+        <w:t>- Set monthly budget limit ($5) to control costs</w:t>
+      </w:r>
+    </w:p>
+    <w:p>
+      <w:pPr>
+        <w:rPr>
+          <w:color w:val="000000" w:themeColor="text1"/>
+          <w:sz w:val="24"/>
+          <w:szCs w:val="24"/>
+        </w:rPr>
+      </w:pPr>
+    </w:p>
+    <w:p>
+      <w:pPr>
+        <w:rPr>
+          <w:color w:val="000000" w:themeColor="text1"/>
+          <w:sz w:val="24"/>
+          <w:szCs w:val="24"/>
+        </w:rPr>
+      </w:pPr>
+      <w:r>
+        <w:rPr>
+          <w:color w:val="000000" w:themeColor="text1"/>
+          <w:sz w:val="24"/>
+          <w:szCs w:val="24"/>
+        </w:rPr>
+        <w:t>Intent Mapping (Phase 1):</w:t>
+      </w:r>
+    </w:p>
+    <w:p>
+      <w:pPr>
+        <w:rPr>
+          <w:color w:val="000000" w:themeColor="text1"/>
+          <w:sz w:val="24"/>
+          <w:szCs w:val="24"/>
+        </w:rPr>
+      </w:pPr>
+      <w:r>
+        <w:rPr>
+          <w:color w:val="000000" w:themeColor="text1"/>
+          <w:sz w:val="24"/>
+          <w:szCs w:val="24"/>
+        </w:rPr>
+        <w:t xml:space="preserve">  - "show me cakes" → query products where category='Cakes'</w:t>
+      </w:r>
+    </w:p>
+    <w:p>
+      <w:pPr>
+        <w:rPr>
+          <w:color w:val="000000" w:themeColor="text1"/>
+          <w:sz w:val="24"/>
+          <w:szCs w:val="24"/>
+        </w:rPr>
+      </w:pPr>
+      <w:r>
+        <w:rPr>
+          <w:color w:val="000000" w:themeColor="text1"/>
+          <w:sz w:val="24"/>
+          <w:szCs w:val="24"/>
+        </w:rPr>
+        <w:t xml:space="preserve">  - "what is {</w:t>
       </w:r>
       <w:proofErr w:type="spellStart"/>
       <w:r>
@@ -8452,7 +13803,7 @@
           <w:sz w:val="24"/>
           <w:szCs w:val="24"/>
         </w:rPr>
-        <w:t>BCrypt</w:t>
+        <w:t>product_name</w:t>
       </w:r>
       <w:proofErr w:type="spellEnd"/>
       <w:r>
@@ -8461,240 +13812,164 @@
           <w:sz w:val="24"/>
           <w:szCs w:val="24"/>
         </w:rPr>
-        <w:t xml:space="preserve"> (one-way hash, not encryption)</w:t>
-      </w:r>
-    </w:p>
-    <w:p>
-      <w:pPr>
-        <w:rPr>
-          <w:color w:val="000000" w:themeColor="text1"/>
-          <w:sz w:val="24"/>
-          <w:szCs w:val="24"/>
-        </w:rPr>
-      </w:pPr>
-      <w:r>
-        <w:rPr>
-          <w:color w:val="000000" w:themeColor="text1"/>
-          <w:sz w:val="24"/>
-          <w:szCs w:val="24"/>
-        </w:rPr>
-        <w:t>Customer name</w:t>
-      </w:r>
-      <w:r>
-        <w:rPr>
-          <w:color w:val="000000" w:themeColor="text1"/>
-          <w:sz w:val="24"/>
-          <w:szCs w:val="24"/>
-        </w:rPr>
-        <w:tab/>
-        <w:t>AES-256 (symmetric)</w:t>
-      </w:r>
-    </w:p>
-    <w:p>
-      <w:pPr>
-        <w:rPr>
-          <w:color w:val="000000" w:themeColor="text1"/>
-          <w:sz w:val="24"/>
-          <w:szCs w:val="24"/>
-        </w:rPr>
-      </w:pPr>
-      <w:r>
-        <w:rPr>
-          <w:color w:val="000000" w:themeColor="text1"/>
-          <w:sz w:val="24"/>
-          <w:szCs w:val="24"/>
-        </w:rPr>
-        <w:t>Customer email</w:t>
-      </w:r>
-      <w:r>
-        <w:rPr>
-          <w:color w:val="000000" w:themeColor="text1"/>
-          <w:sz w:val="24"/>
-          <w:szCs w:val="24"/>
-        </w:rPr>
-        <w:tab/>
-        <w:t>AES-256 (symmetric)</w:t>
-      </w:r>
-    </w:p>
-    <w:p>
-      <w:pPr>
-        <w:rPr>
-          <w:color w:val="000000" w:themeColor="text1"/>
-          <w:sz w:val="24"/>
-          <w:szCs w:val="24"/>
-        </w:rPr>
-      </w:pPr>
-      <w:r>
-        <w:rPr>
-          <w:color w:val="000000" w:themeColor="text1"/>
-          <w:sz w:val="24"/>
-          <w:szCs w:val="24"/>
-        </w:rPr>
-        <w:t>Customer phone</w:t>
-      </w:r>
-      <w:r>
-        <w:rPr>
-          <w:color w:val="000000" w:themeColor="text1"/>
-          <w:sz w:val="24"/>
-          <w:szCs w:val="24"/>
-        </w:rPr>
-        <w:tab/>
-        <w:t>AES-256 (symmetric)</w:t>
-      </w:r>
-    </w:p>
-    <w:p>
-      <w:pPr>
-        <w:rPr>
-          <w:color w:val="000000" w:themeColor="text1"/>
-          <w:sz w:val="24"/>
-          <w:szCs w:val="24"/>
-        </w:rPr>
-      </w:pPr>
-      <w:r>
-        <w:rPr>
-          <w:color w:val="000000" w:themeColor="text1"/>
-          <w:sz w:val="24"/>
-          <w:szCs w:val="24"/>
-        </w:rPr>
-        <w:t>Address lines</w:t>
-      </w:r>
-      <w:r>
-        <w:rPr>
-          <w:color w:val="000000" w:themeColor="text1"/>
-          <w:sz w:val="24"/>
-          <w:szCs w:val="24"/>
-        </w:rPr>
-        <w:tab/>
-        <w:t>AES-256 (symmetric)</w:t>
-      </w:r>
-    </w:p>
-    <w:p>
-      <w:pPr>
-        <w:rPr>
-          <w:color w:val="000000" w:themeColor="text1"/>
-          <w:sz w:val="24"/>
-          <w:szCs w:val="24"/>
-        </w:rPr>
-      </w:pPr>
-    </w:p>
-    <w:p>
-      <w:pPr>
-        <w:rPr>
-          <w:color w:val="000000" w:themeColor="text1"/>
-          <w:sz w:val="24"/>
-          <w:szCs w:val="24"/>
-        </w:rPr>
-      </w:pPr>
-      <w:r>
-        <w:rPr>
-          <w:color w:val="000000" w:themeColor="text1"/>
-          <w:sz w:val="24"/>
-          <w:szCs w:val="24"/>
-        </w:rPr>
-        <w:t>Implementation:</w:t>
-      </w:r>
-    </w:p>
-    <w:p>
-      <w:pPr>
-        <w:rPr>
-          <w:color w:val="000000" w:themeColor="text1"/>
-          <w:sz w:val="24"/>
-          <w:szCs w:val="24"/>
-        </w:rPr>
-      </w:pPr>
-      <w:r>
-        <w:rPr>
-          <w:color w:val="000000" w:themeColor="text1"/>
-          <w:sz w:val="24"/>
-          <w:szCs w:val="24"/>
-        </w:rPr>
-        <w:t>Use @ColumnTransformer in JPA</w:t>
-      </w:r>
-    </w:p>
-    <w:p>
-      <w:pPr>
-        <w:rPr>
-          <w:color w:val="000000" w:themeColor="text1"/>
-          <w:sz w:val="24"/>
-          <w:szCs w:val="24"/>
-        </w:rPr>
-      </w:pPr>
-      <w:r>
-        <w:rPr>
-          <w:color w:val="000000" w:themeColor="text1"/>
-          <w:sz w:val="24"/>
-          <w:szCs w:val="24"/>
-        </w:rPr>
-        <w:t>Or encrypt/decrypt in service layer</w:t>
-      </w:r>
-    </w:p>
-    <w:p>
-      <w:pPr>
-        <w:rPr>
-          <w:color w:val="000000" w:themeColor="text1"/>
-          <w:sz w:val="24"/>
-          <w:szCs w:val="24"/>
-        </w:rPr>
-      </w:pPr>
-      <w:r>
-        <w:rPr>
-          <w:color w:val="000000" w:themeColor="text1"/>
-          <w:sz w:val="24"/>
-          <w:szCs w:val="24"/>
-        </w:rPr>
-        <w:t>Store encryption key in environment variable (ENCRYPTION_KEY)</w:t>
-      </w:r>
-    </w:p>
-    <w:p>
-      <w:pPr>
-        <w:rPr>
-          <w:color w:val="000000" w:themeColor="text1"/>
-          <w:sz w:val="24"/>
-          <w:szCs w:val="24"/>
-        </w:rPr>
-      </w:pPr>
-    </w:p>
-    <w:p>
-      <w:pPr>
-        <w:rPr>
-          <w:color w:val="000000" w:themeColor="text1"/>
-          <w:sz w:val="24"/>
-          <w:szCs w:val="24"/>
-        </w:rPr>
-      </w:pPr>
-      <w:r>
-        <w:rPr>
-          <w:color w:val="000000" w:themeColor="text1"/>
-          <w:sz w:val="24"/>
-          <w:szCs w:val="24"/>
-        </w:rPr>
-        <w:t>JWT Strategy</w:t>
-      </w:r>
-    </w:p>
-    <w:p>
-      <w:pPr>
-        <w:rPr>
-          <w:color w:val="000000" w:themeColor="text1"/>
-          <w:sz w:val="24"/>
-          <w:szCs w:val="24"/>
-        </w:rPr>
-      </w:pPr>
-      <w:r>
-        <w:rPr>
-          <w:color w:val="000000" w:themeColor="text1"/>
-          <w:sz w:val="24"/>
-          <w:szCs w:val="24"/>
-        </w:rPr>
-        <w:t>Claim</w:t>
-      </w:r>
-      <w:r>
-        <w:rPr>
-          <w:color w:val="000000" w:themeColor="text1"/>
-          <w:sz w:val="24"/>
-          <w:szCs w:val="24"/>
-        </w:rPr>
-        <w:tab/>
-        <w:t>Value</w:t>
+        <w:t>}?" → query product by name</w:t>
+      </w:r>
+    </w:p>
+    <w:p>
+      <w:pPr>
+        <w:rPr>
+          <w:color w:val="000000" w:themeColor="text1"/>
+          <w:sz w:val="24"/>
+          <w:szCs w:val="24"/>
+        </w:rPr>
+      </w:pPr>
+      <w:r>
+        <w:rPr>
+          <w:color w:val="000000" w:themeColor="text1"/>
+          <w:sz w:val="24"/>
+          <w:szCs w:val="24"/>
+        </w:rPr>
+        <w:t xml:space="preserve">  - "price of {</w:t>
+      </w:r>
+      <w:proofErr w:type="spellStart"/>
+      <w:r>
+        <w:rPr>
+          <w:color w:val="000000" w:themeColor="text1"/>
+          <w:sz w:val="24"/>
+          <w:szCs w:val="24"/>
+        </w:rPr>
+        <w:t>product_name</w:t>
+      </w:r>
+      <w:proofErr w:type="spellEnd"/>
+      <w:r>
+        <w:rPr>
+          <w:color w:val="000000" w:themeColor="text1"/>
+          <w:sz w:val="24"/>
+          <w:szCs w:val="24"/>
+        </w:rPr>
+        <w:t xml:space="preserve">}" → return </w:t>
+      </w:r>
+      <w:proofErr w:type="spellStart"/>
+      <w:r>
+        <w:rPr>
+          <w:color w:val="000000" w:themeColor="text1"/>
+          <w:sz w:val="24"/>
+          <w:szCs w:val="24"/>
+        </w:rPr>
+        <w:t>price_range</w:t>
+      </w:r>
+      <w:proofErr w:type="spellEnd"/>
+    </w:p>
+    <w:p>
+      <w:pPr>
+        <w:rPr>
+          <w:color w:val="000000" w:themeColor="text1"/>
+          <w:sz w:val="24"/>
+          <w:szCs w:val="24"/>
+        </w:rPr>
+      </w:pPr>
+      <w:r>
+        <w:rPr>
+          <w:color w:val="000000" w:themeColor="text1"/>
+          <w:sz w:val="24"/>
+          <w:szCs w:val="24"/>
+        </w:rPr>
+        <w:t xml:space="preserve">  - "any promotions?" → query active promos</w:t>
+      </w:r>
+    </w:p>
+    <w:p>
+      <w:pPr>
+        <w:rPr>
+          <w:color w:val="000000" w:themeColor="text1"/>
+          <w:sz w:val="24"/>
+          <w:szCs w:val="24"/>
+        </w:rPr>
+      </w:pPr>
+      <w:r>
+        <w:rPr>
+          <w:color w:val="000000" w:themeColor="text1"/>
+          <w:sz w:val="24"/>
+          <w:szCs w:val="24"/>
+        </w:rPr>
+        <w:t xml:space="preserve">  - "help" → show available commands</w:t>
+      </w:r>
+    </w:p>
+    <w:p>
+      <w:pPr>
+        <w:rPr>
+          <w:color w:val="000000" w:themeColor="text1"/>
+          <w:sz w:val="24"/>
+          <w:szCs w:val="24"/>
+        </w:rPr>
+      </w:pPr>
+    </w:p>
+    <w:p>
+      <w:pPr>
+        <w:rPr>
+          <w:color w:val="000000" w:themeColor="text1"/>
+          <w:sz w:val="24"/>
+          <w:szCs w:val="24"/>
+        </w:rPr>
+      </w:pPr>
+      <w:r>
+        <w:rPr>
+          <w:color w:val="000000" w:themeColor="text1"/>
+          <w:sz w:val="24"/>
+          <w:szCs w:val="24"/>
+        </w:rPr>
+        <w:t>Fallback: "I can help you find cakes. Try: 'show me cakes' or 'what is Chocolate Cake?'"</w:t>
+      </w:r>
+    </w:p>
+    <w:p>
+      <w:pPr>
+        <w:rPr>
+          <w:color w:val="000000" w:themeColor="text1"/>
+          <w:sz w:val="24"/>
+          <w:szCs w:val="24"/>
+        </w:rPr>
+      </w:pPr>
+    </w:p>
+    <w:p>
+      <w:pPr>
+        <w:rPr>
+          <w:color w:val="000000" w:themeColor="text1"/>
+          <w:sz w:val="24"/>
+          <w:szCs w:val="24"/>
+        </w:rPr>
+      </w:pPr>
+      <w:r>
+        <w:rPr>
+          <w:color w:val="000000" w:themeColor="text1"/>
+          <w:sz w:val="24"/>
+          <w:szCs w:val="24"/>
+        </w:rPr>
+        <w:t>## Security Configuration Summary</w:t>
+      </w:r>
+    </w:p>
+    <w:p>
+      <w:pPr>
+        <w:rPr>
+          <w:color w:val="000000" w:themeColor="text1"/>
+          <w:sz w:val="24"/>
+          <w:szCs w:val="24"/>
+        </w:rPr>
+      </w:pPr>
+    </w:p>
+    <w:p>
+      <w:pPr>
+        <w:rPr>
+          <w:color w:val="000000" w:themeColor="text1"/>
+          <w:sz w:val="24"/>
+          <w:szCs w:val="24"/>
+        </w:rPr>
+      </w:pPr>
+      <w:r>
+        <w:rPr>
+          <w:color w:val="000000" w:themeColor="text1"/>
+          <w:sz w:val="24"/>
+          <w:szCs w:val="24"/>
+        </w:rPr>
+        <w:t>| Threat | Mitigation | Spring Boot Implementation |</w:t>
       </w:r>
     </w:p>
     <w:p>
@@ -8712,1614 +13987,6 @@
           <w:szCs w:val="24"/>
         </w:rPr>
         <w:lastRenderedPageBreak/>
-        <w:t>Issuer</w:t>
-      </w:r>
-      <w:r>
-        <w:rPr>
-          <w:color w:val="000000" w:themeColor="text1"/>
-          <w:sz w:val="24"/>
-          <w:szCs w:val="24"/>
-        </w:rPr>
-        <w:tab/>
-        <w:t>magic-oven-</w:t>
-      </w:r>
-      <w:proofErr w:type="spellStart"/>
-      <w:r>
-        <w:rPr>
-          <w:color w:val="000000" w:themeColor="text1"/>
-          <w:sz w:val="24"/>
-          <w:szCs w:val="24"/>
-        </w:rPr>
-        <w:t>api</w:t>
-      </w:r>
-      <w:proofErr w:type="spellEnd"/>
-    </w:p>
-    <w:p>
-      <w:pPr>
-        <w:rPr>
-          <w:color w:val="000000" w:themeColor="text1"/>
-          <w:sz w:val="24"/>
-          <w:szCs w:val="24"/>
-        </w:rPr>
-      </w:pPr>
-      <w:r>
-        <w:rPr>
-          <w:color w:val="000000" w:themeColor="text1"/>
-          <w:sz w:val="24"/>
-          <w:szCs w:val="24"/>
-        </w:rPr>
-        <w:t>Audience</w:t>
-      </w:r>
-      <w:r>
-        <w:rPr>
-          <w:color w:val="000000" w:themeColor="text1"/>
-          <w:sz w:val="24"/>
-          <w:szCs w:val="24"/>
-        </w:rPr>
-        <w:tab/>
-        <w:t>magic-oven-client</w:t>
-      </w:r>
-    </w:p>
-    <w:p>
-      <w:pPr>
-        <w:rPr>
-          <w:color w:val="000000" w:themeColor="text1"/>
-          <w:sz w:val="24"/>
-          <w:szCs w:val="24"/>
-        </w:rPr>
-      </w:pPr>
-      <w:r>
-        <w:rPr>
-          <w:color w:val="000000" w:themeColor="text1"/>
-          <w:sz w:val="24"/>
-          <w:szCs w:val="24"/>
-        </w:rPr>
-        <w:t>Expiry</w:t>
-      </w:r>
-      <w:r>
-        <w:rPr>
-          <w:color w:val="000000" w:themeColor="text1"/>
-          <w:sz w:val="24"/>
-          <w:szCs w:val="24"/>
-        </w:rPr>
-        <w:tab/>
-        <w:t>7 days (refresh token optional)</w:t>
-      </w:r>
-    </w:p>
-    <w:p>
-      <w:pPr>
-        <w:rPr>
-          <w:color w:val="000000" w:themeColor="text1"/>
-          <w:sz w:val="24"/>
-          <w:szCs w:val="24"/>
-        </w:rPr>
-      </w:pPr>
-      <w:r>
-        <w:rPr>
-          <w:color w:val="000000" w:themeColor="text1"/>
-          <w:sz w:val="24"/>
-          <w:szCs w:val="24"/>
-        </w:rPr>
-        <w:t>Secret</w:t>
-      </w:r>
-      <w:r>
-        <w:rPr>
-          <w:color w:val="000000" w:themeColor="text1"/>
-          <w:sz w:val="24"/>
-          <w:szCs w:val="24"/>
-        </w:rPr>
-        <w:tab/>
-        <w:t>256-bit (HS256)</w:t>
-      </w:r>
-    </w:p>
-    <w:p>
-      <w:pPr>
-        <w:rPr>
-          <w:color w:val="000000" w:themeColor="text1"/>
-          <w:sz w:val="24"/>
-          <w:szCs w:val="24"/>
-        </w:rPr>
-      </w:pPr>
-    </w:p>
-    <w:p>
-      <w:pPr>
-        <w:rPr>
-          <w:color w:val="000000" w:themeColor="text1"/>
-          <w:sz w:val="24"/>
-          <w:szCs w:val="24"/>
-        </w:rPr>
-      </w:pPr>
-    </w:p>
-    <w:p>
-      <w:pPr>
-        <w:rPr>
-          <w:color w:val="000000" w:themeColor="text1"/>
-          <w:sz w:val="24"/>
-          <w:szCs w:val="24"/>
-        </w:rPr>
-      </w:pPr>
-      <w:r>
-        <w:rPr>
-          <w:color w:val="000000" w:themeColor="text1"/>
-          <w:sz w:val="24"/>
-          <w:szCs w:val="24"/>
-        </w:rPr>
-        <w:t>Database Indexing Strategy</w:t>
-      </w:r>
-    </w:p>
-    <w:p>
-      <w:pPr>
-        <w:rPr>
-          <w:color w:val="000000" w:themeColor="text1"/>
-          <w:sz w:val="24"/>
-          <w:szCs w:val="24"/>
-        </w:rPr>
-      </w:pPr>
-      <w:r>
-        <w:rPr>
-          <w:color w:val="000000" w:themeColor="text1"/>
-          <w:sz w:val="24"/>
-          <w:szCs w:val="24"/>
-        </w:rPr>
-        <w:t>Table</w:t>
-      </w:r>
-      <w:r>
-        <w:rPr>
-          <w:color w:val="000000" w:themeColor="text1"/>
-          <w:sz w:val="24"/>
-          <w:szCs w:val="24"/>
-        </w:rPr>
-        <w:tab/>
-        <w:t>Index</w:t>
-      </w:r>
-      <w:r>
-        <w:rPr>
-          <w:color w:val="000000" w:themeColor="text1"/>
-          <w:sz w:val="24"/>
-          <w:szCs w:val="24"/>
-        </w:rPr>
-        <w:tab/>
-        <w:t>Type</w:t>
-      </w:r>
-      <w:r>
-        <w:rPr>
-          <w:color w:val="000000" w:themeColor="text1"/>
-          <w:sz w:val="24"/>
-          <w:szCs w:val="24"/>
-        </w:rPr>
-        <w:tab/>
-        <w:t>Reason</w:t>
-      </w:r>
-    </w:p>
-    <w:p>
-      <w:pPr>
-        <w:rPr>
-          <w:color w:val="000000" w:themeColor="text1"/>
-          <w:sz w:val="24"/>
-          <w:szCs w:val="24"/>
-        </w:rPr>
-      </w:pPr>
-      <w:r>
-        <w:rPr>
-          <w:color w:val="000000" w:themeColor="text1"/>
-          <w:sz w:val="24"/>
-          <w:szCs w:val="24"/>
-        </w:rPr>
-        <w:t>product</w:t>
-      </w:r>
-      <w:r>
-        <w:rPr>
-          <w:color w:val="000000" w:themeColor="text1"/>
-          <w:sz w:val="24"/>
-          <w:szCs w:val="24"/>
-        </w:rPr>
-        <w:tab/>
-        <w:t>(category)</w:t>
-      </w:r>
-      <w:r>
-        <w:rPr>
-          <w:color w:val="000000" w:themeColor="text1"/>
-          <w:sz w:val="24"/>
-          <w:szCs w:val="24"/>
-        </w:rPr>
-        <w:tab/>
-        <w:t>B-tree</w:t>
-      </w:r>
-      <w:r>
-        <w:rPr>
-          <w:color w:val="000000" w:themeColor="text1"/>
-          <w:sz w:val="24"/>
-          <w:szCs w:val="24"/>
-        </w:rPr>
-        <w:tab/>
-        <w:t>Filter by category</w:t>
-      </w:r>
-    </w:p>
-    <w:p>
-      <w:pPr>
-        <w:rPr>
-          <w:color w:val="000000" w:themeColor="text1"/>
-          <w:sz w:val="24"/>
-          <w:szCs w:val="24"/>
-        </w:rPr>
-      </w:pPr>
-      <w:r>
-        <w:rPr>
-          <w:color w:val="000000" w:themeColor="text1"/>
-          <w:sz w:val="24"/>
-          <w:szCs w:val="24"/>
-        </w:rPr>
-        <w:t>product</w:t>
-      </w:r>
-      <w:r>
-        <w:rPr>
-          <w:color w:val="000000" w:themeColor="text1"/>
-          <w:sz w:val="24"/>
-          <w:szCs w:val="24"/>
-        </w:rPr>
-        <w:tab/>
-        <w:t>(name)</w:t>
-      </w:r>
-      <w:r>
-        <w:rPr>
-          <w:color w:val="000000" w:themeColor="text1"/>
-          <w:sz w:val="24"/>
-          <w:szCs w:val="24"/>
-        </w:rPr>
-        <w:tab/>
-        <w:t>GIN (trigram)</w:t>
-      </w:r>
-      <w:r>
-        <w:rPr>
-          <w:color w:val="000000" w:themeColor="text1"/>
-          <w:sz w:val="24"/>
-          <w:szCs w:val="24"/>
-        </w:rPr>
-        <w:tab/>
-        <w:t>Search by name</w:t>
-      </w:r>
-    </w:p>
-    <w:p>
-      <w:pPr>
-        <w:rPr>
-          <w:color w:val="000000" w:themeColor="text1"/>
-          <w:sz w:val="24"/>
-          <w:szCs w:val="24"/>
-        </w:rPr>
-      </w:pPr>
-      <w:r>
-        <w:rPr>
-          <w:color w:val="000000" w:themeColor="text1"/>
-          <w:sz w:val="24"/>
-          <w:szCs w:val="24"/>
-        </w:rPr>
-        <w:t>orders</w:t>
-      </w:r>
-      <w:r>
-        <w:rPr>
-          <w:color w:val="000000" w:themeColor="text1"/>
-          <w:sz w:val="24"/>
-          <w:szCs w:val="24"/>
-        </w:rPr>
-        <w:tab/>
-        <w:t>(</w:t>
-      </w:r>
-      <w:proofErr w:type="spellStart"/>
-      <w:r>
-        <w:rPr>
-          <w:color w:val="000000" w:themeColor="text1"/>
-          <w:sz w:val="24"/>
-          <w:szCs w:val="24"/>
-        </w:rPr>
-        <w:t>customer_id</w:t>
-      </w:r>
-      <w:proofErr w:type="spellEnd"/>
-      <w:r>
-        <w:rPr>
-          <w:color w:val="000000" w:themeColor="text1"/>
-          <w:sz w:val="24"/>
-          <w:szCs w:val="24"/>
-        </w:rPr>
-        <w:t>, status)</w:t>
-      </w:r>
-      <w:r>
-        <w:rPr>
-          <w:color w:val="000000" w:themeColor="text1"/>
-          <w:sz w:val="24"/>
-          <w:szCs w:val="24"/>
-        </w:rPr>
-        <w:tab/>
-        <w:t>Composite B-tree</w:t>
-      </w:r>
-      <w:r>
-        <w:rPr>
-          <w:color w:val="000000" w:themeColor="text1"/>
-          <w:sz w:val="24"/>
-          <w:szCs w:val="24"/>
-        </w:rPr>
-        <w:tab/>
-        <w:t>Admin filtering</w:t>
-      </w:r>
-    </w:p>
-    <w:p>
-      <w:pPr>
-        <w:rPr>
-          <w:color w:val="000000" w:themeColor="text1"/>
-          <w:sz w:val="24"/>
-          <w:szCs w:val="24"/>
-        </w:rPr>
-      </w:pPr>
-      <w:r>
-        <w:rPr>
-          <w:color w:val="000000" w:themeColor="text1"/>
-          <w:sz w:val="24"/>
-          <w:szCs w:val="24"/>
-        </w:rPr>
-        <w:t>orders</w:t>
-      </w:r>
-      <w:r>
-        <w:rPr>
-          <w:color w:val="000000" w:themeColor="text1"/>
-          <w:sz w:val="24"/>
-          <w:szCs w:val="24"/>
-        </w:rPr>
-        <w:tab/>
-        <w:t>(date)</w:t>
-      </w:r>
-      <w:r>
-        <w:rPr>
-          <w:color w:val="000000" w:themeColor="text1"/>
-          <w:sz w:val="24"/>
-          <w:szCs w:val="24"/>
-        </w:rPr>
-        <w:tab/>
-        <w:t>B-tree</w:t>
-      </w:r>
-      <w:r>
-        <w:rPr>
-          <w:color w:val="000000" w:themeColor="text1"/>
-          <w:sz w:val="24"/>
-          <w:szCs w:val="24"/>
-        </w:rPr>
-        <w:tab/>
-        <w:t>Date range queries</w:t>
-      </w:r>
-    </w:p>
-    <w:p>
-      <w:pPr>
-        <w:rPr>
-          <w:color w:val="000000" w:themeColor="text1"/>
-          <w:sz w:val="24"/>
-          <w:szCs w:val="24"/>
-        </w:rPr>
-      </w:pPr>
-      <w:proofErr w:type="spellStart"/>
-      <w:r>
-        <w:rPr>
-          <w:color w:val="000000" w:themeColor="text1"/>
-          <w:sz w:val="24"/>
-          <w:szCs w:val="24"/>
-        </w:rPr>
-        <w:t>order_item</w:t>
-      </w:r>
-      <w:proofErr w:type="spellEnd"/>
-      <w:r>
-        <w:rPr>
-          <w:color w:val="000000" w:themeColor="text1"/>
-          <w:sz w:val="24"/>
-          <w:szCs w:val="24"/>
-        </w:rPr>
-        <w:tab/>
-        <w:t>(</w:t>
-      </w:r>
-      <w:proofErr w:type="spellStart"/>
-      <w:r>
-        <w:rPr>
-          <w:color w:val="000000" w:themeColor="text1"/>
-          <w:sz w:val="24"/>
-          <w:szCs w:val="24"/>
-        </w:rPr>
-        <w:t>order_id</w:t>
-      </w:r>
-      <w:proofErr w:type="spellEnd"/>
-      <w:r>
-        <w:rPr>
-          <w:color w:val="000000" w:themeColor="text1"/>
-          <w:sz w:val="24"/>
-          <w:szCs w:val="24"/>
-        </w:rPr>
-        <w:t>)</w:t>
-      </w:r>
-      <w:r>
-        <w:rPr>
-          <w:color w:val="000000" w:themeColor="text1"/>
-          <w:sz w:val="24"/>
-          <w:szCs w:val="24"/>
-        </w:rPr>
-        <w:tab/>
-        <w:t>B-tree</w:t>
-      </w:r>
-      <w:r>
-        <w:rPr>
-          <w:color w:val="000000" w:themeColor="text1"/>
-          <w:sz w:val="24"/>
-          <w:szCs w:val="24"/>
-        </w:rPr>
-        <w:tab/>
-        <w:t>Join performance</w:t>
-      </w:r>
-    </w:p>
-    <w:p>
-      <w:pPr>
-        <w:rPr>
-          <w:color w:val="000000" w:themeColor="text1"/>
-          <w:sz w:val="24"/>
-          <w:szCs w:val="24"/>
-        </w:rPr>
-      </w:pPr>
-      <w:r>
-        <w:rPr>
-          <w:color w:val="000000" w:themeColor="text1"/>
-          <w:sz w:val="24"/>
-          <w:szCs w:val="24"/>
-        </w:rPr>
-        <w:t>feedback</w:t>
-      </w:r>
-      <w:r>
-        <w:rPr>
-          <w:color w:val="000000" w:themeColor="text1"/>
-          <w:sz w:val="24"/>
-          <w:szCs w:val="24"/>
-        </w:rPr>
-        <w:tab/>
-        <w:t>(</w:t>
-      </w:r>
-      <w:proofErr w:type="spellStart"/>
-      <w:r>
-        <w:rPr>
-          <w:color w:val="000000" w:themeColor="text1"/>
-          <w:sz w:val="24"/>
-          <w:szCs w:val="24"/>
-        </w:rPr>
-        <w:t>customer_id</w:t>
-      </w:r>
-      <w:proofErr w:type="spellEnd"/>
-      <w:r>
-        <w:rPr>
-          <w:color w:val="000000" w:themeColor="text1"/>
-          <w:sz w:val="24"/>
-          <w:szCs w:val="24"/>
-        </w:rPr>
-        <w:t>)</w:t>
-      </w:r>
-      <w:r>
-        <w:rPr>
-          <w:color w:val="000000" w:themeColor="text1"/>
-          <w:sz w:val="24"/>
-          <w:szCs w:val="24"/>
-        </w:rPr>
-        <w:tab/>
-        <w:t>B-tree</w:t>
-      </w:r>
-      <w:r>
-        <w:rPr>
-          <w:color w:val="000000" w:themeColor="text1"/>
-          <w:sz w:val="24"/>
-          <w:szCs w:val="24"/>
-        </w:rPr>
-        <w:tab/>
-        <w:t>User history</w:t>
-      </w:r>
-    </w:p>
-    <w:p>
-      <w:pPr>
-        <w:rPr>
-          <w:color w:val="000000" w:themeColor="text1"/>
-          <w:sz w:val="24"/>
-          <w:szCs w:val="24"/>
-        </w:rPr>
-      </w:pPr>
-      <w:proofErr w:type="spellStart"/>
-      <w:r>
-        <w:rPr>
-          <w:color w:val="000000" w:themeColor="text1"/>
-          <w:sz w:val="24"/>
-          <w:szCs w:val="24"/>
-        </w:rPr>
-        <w:t>cart_item</w:t>
-      </w:r>
-      <w:proofErr w:type="spellEnd"/>
-      <w:r>
-        <w:rPr>
-          <w:color w:val="000000" w:themeColor="text1"/>
-          <w:sz w:val="24"/>
-          <w:szCs w:val="24"/>
-        </w:rPr>
-        <w:tab/>
-        <w:t>(</w:t>
-      </w:r>
-      <w:proofErr w:type="spellStart"/>
-      <w:r>
-        <w:rPr>
-          <w:color w:val="000000" w:themeColor="text1"/>
-          <w:sz w:val="24"/>
-          <w:szCs w:val="24"/>
-        </w:rPr>
-        <w:t>customer_id</w:t>
-      </w:r>
-      <w:proofErr w:type="spellEnd"/>
-      <w:r>
-        <w:rPr>
-          <w:color w:val="000000" w:themeColor="text1"/>
-          <w:sz w:val="24"/>
-          <w:szCs w:val="24"/>
-        </w:rPr>
-        <w:t>)</w:t>
-      </w:r>
-      <w:r>
-        <w:rPr>
-          <w:color w:val="000000" w:themeColor="text1"/>
-          <w:sz w:val="24"/>
-          <w:szCs w:val="24"/>
-        </w:rPr>
-        <w:tab/>
-        <w:t>B-tree</w:t>
-      </w:r>
-      <w:r>
-        <w:rPr>
-          <w:color w:val="000000" w:themeColor="text1"/>
-          <w:sz w:val="24"/>
-          <w:szCs w:val="24"/>
-        </w:rPr>
-        <w:tab/>
-        <w:t>User cart retrieval</w:t>
-      </w:r>
-    </w:p>
-    <w:p>
-      <w:pPr>
-        <w:rPr>
-          <w:color w:val="000000" w:themeColor="text1"/>
-          <w:sz w:val="24"/>
-          <w:szCs w:val="24"/>
-        </w:rPr>
-      </w:pPr>
-    </w:p>
-    <w:p>
-      <w:pPr>
-        <w:rPr>
-          <w:color w:val="000000" w:themeColor="text1"/>
-          <w:sz w:val="24"/>
-          <w:szCs w:val="24"/>
-        </w:rPr>
-      </w:pPr>
-      <w:r>
-        <w:rPr>
-          <w:color w:val="000000" w:themeColor="text1"/>
-          <w:sz w:val="24"/>
-          <w:szCs w:val="24"/>
-        </w:rPr>
-        <w:t>Chatbot Implementation</w:t>
-      </w:r>
-    </w:p>
-    <w:p>
-      <w:pPr>
-        <w:rPr>
-          <w:color w:val="000000" w:themeColor="text1"/>
-          <w:sz w:val="24"/>
-          <w:szCs w:val="24"/>
-        </w:rPr>
-      </w:pPr>
-      <w:r>
-        <w:rPr>
-          <w:color w:val="000000" w:themeColor="text1"/>
-          <w:sz w:val="24"/>
-          <w:szCs w:val="24"/>
-        </w:rPr>
-        <w:t>Simple Rule-Based + Product Query:</w:t>
-      </w:r>
-    </w:p>
-    <w:p>
-      <w:pPr>
-        <w:rPr>
-          <w:color w:val="000000" w:themeColor="text1"/>
-          <w:sz w:val="24"/>
-          <w:szCs w:val="24"/>
-        </w:rPr>
-      </w:pPr>
-    </w:p>
-    <w:p>
-      <w:pPr>
-        <w:rPr>
-          <w:color w:val="000000" w:themeColor="text1"/>
-          <w:sz w:val="24"/>
-          <w:szCs w:val="24"/>
-        </w:rPr>
-      </w:pPr>
-      <w:r>
-        <w:rPr>
-          <w:color w:val="000000" w:themeColor="text1"/>
-          <w:sz w:val="24"/>
-          <w:szCs w:val="24"/>
-        </w:rPr>
-        <w:t>Intent Mapping:</w:t>
-      </w:r>
-    </w:p>
-    <w:p>
-      <w:pPr>
-        <w:rPr>
-          <w:color w:val="000000" w:themeColor="text1"/>
-          <w:sz w:val="24"/>
-          <w:szCs w:val="24"/>
-        </w:rPr>
-      </w:pPr>
-      <w:r>
-        <w:rPr>
-          <w:color w:val="000000" w:themeColor="text1"/>
-          <w:sz w:val="24"/>
-          <w:szCs w:val="24"/>
-        </w:rPr>
-        <w:t xml:space="preserve">  - "show me cakes" → query products where category='Cakes'</w:t>
-      </w:r>
-    </w:p>
-    <w:p>
-      <w:pPr>
-        <w:rPr>
-          <w:color w:val="000000" w:themeColor="text1"/>
-          <w:sz w:val="24"/>
-          <w:szCs w:val="24"/>
-        </w:rPr>
-      </w:pPr>
-      <w:r>
-        <w:rPr>
-          <w:color w:val="000000" w:themeColor="text1"/>
-          <w:sz w:val="24"/>
-          <w:szCs w:val="24"/>
-        </w:rPr>
-        <w:t xml:space="preserve">  - "what is {</w:t>
-      </w:r>
-      <w:proofErr w:type="spellStart"/>
-      <w:r>
-        <w:rPr>
-          <w:color w:val="000000" w:themeColor="text1"/>
-          <w:sz w:val="24"/>
-          <w:szCs w:val="24"/>
-        </w:rPr>
-        <w:t>product_name</w:t>
-      </w:r>
-      <w:proofErr w:type="spellEnd"/>
-      <w:r>
-        <w:rPr>
-          <w:color w:val="000000" w:themeColor="text1"/>
-          <w:sz w:val="24"/>
-          <w:szCs w:val="24"/>
-        </w:rPr>
-        <w:t>}?" → query product by name</w:t>
-      </w:r>
-    </w:p>
-    <w:p>
-      <w:pPr>
-        <w:rPr>
-          <w:color w:val="000000" w:themeColor="text1"/>
-          <w:sz w:val="24"/>
-          <w:szCs w:val="24"/>
-        </w:rPr>
-      </w:pPr>
-      <w:r>
-        <w:rPr>
-          <w:color w:val="000000" w:themeColor="text1"/>
-          <w:sz w:val="24"/>
-          <w:szCs w:val="24"/>
-        </w:rPr>
-        <w:t xml:space="preserve">  - "price of {</w:t>
-      </w:r>
-      <w:proofErr w:type="spellStart"/>
-      <w:r>
-        <w:rPr>
-          <w:color w:val="000000" w:themeColor="text1"/>
-          <w:sz w:val="24"/>
-          <w:szCs w:val="24"/>
-        </w:rPr>
-        <w:t>product_name</w:t>
-      </w:r>
-      <w:proofErr w:type="spellEnd"/>
-      <w:r>
-        <w:rPr>
-          <w:color w:val="000000" w:themeColor="text1"/>
-          <w:sz w:val="24"/>
-          <w:szCs w:val="24"/>
-        </w:rPr>
-        <w:t xml:space="preserve">}" → return </w:t>
-      </w:r>
-      <w:proofErr w:type="spellStart"/>
-      <w:r>
-        <w:rPr>
-          <w:color w:val="000000" w:themeColor="text1"/>
-          <w:sz w:val="24"/>
-          <w:szCs w:val="24"/>
-        </w:rPr>
-        <w:t>price_range</w:t>
-      </w:r>
-      <w:proofErr w:type="spellEnd"/>
-    </w:p>
-    <w:p>
-      <w:pPr>
-        <w:rPr>
-          <w:color w:val="000000" w:themeColor="text1"/>
-          <w:sz w:val="24"/>
-          <w:szCs w:val="24"/>
-        </w:rPr>
-      </w:pPr>
-      <w:r>
-        <w:rPr>
-          <w:color w:val="000000" w:themeColor="text1"/>
-          <w:sz w:val="24"/>
-          <w:szCs w:val="24"/>
-        </w:rPr>
-        <w:t xml:space="preserve">  - "any promotions?" → query active promos</w:t>
-      </w:r>
-    </w:p>
-    <w:p>
-      <w:pPr>
-        <w:rPr>
-          <w:color w:val="000000" w:themeColor="text1"/>
-          <w:sz w:val="24"/>
-          <w:szCs w:val="24"/>
-        </w:rPr>
-      </w:pPr>
-      <w:r>
-        <w:rPr>
-          <w:color w:val="000000" w:themeColor="text1"/>
-          <w:sz w:val="24"/>
-          <w:szCs w:val="24"/>
-        </w:rPr>
-        <w:t xml:space="preserve">  - "help" → show available commands</w:t>
-      </w:r>
-    </w:p>
-    <w:p>
-      <w:pPr>
-        <w:rPr>
-          <w:color w:val="000000" w:themeColor="text1"/>
-          <w:sz w:val="24"/>
-          <w:szCs w:val="24"/>
-        </w:rPr>
-      </w:pPr>
-    </w:p>
-    <w:p>
-      <w:pPr>
-        <w:rPr>
-          <w:color w:val="000000" w:themeColor="text1"/>
-          <w:sz w:val="24"/>
-          <w:szCs w:val="24"/>
-        </w:rPr>
-      </w:pPr>
-      <w:r>
-        <w:rPr>
-          <w:color w:val="000000" w:themeColor="text1"/>
-          <w:sz w:val="24"/>
-          <w:szCs w:val="24"/>
-        </w:rPr>
-        <w:t>Fallback: "I can help you find cakes. Try: 'show me cakes' or 'what is Chocolate Cake?'"</w:t>
-      </w:r>
-    </w:p>
-    <w:p>
-      <w:pPr>
-        <w:rPr>
-          <w:color w:val="000000" w:themeColor="text1"/>
-          <w:sz w:val="24"/>
-          <w:szCs w:val="24"/>
-        </w:rPr>
-      </w:pPr>
-      <w:r>
-        <w:rPr>
-          <w:color w:val="000000" w:themeColor="text1"/>
-          <w:sz w:val="24"/>
-          <w:szCs w:val="24"/>
-        </w:rPr>
-        <w:lastRenderedPageBreak/>
-        <w:t>No AI/LLM needed - Simple keyword matching + SQL query is sufficient and fast.</w:t>
-      </w:r>
-    </w:p>
-    <w:p>
-      <w:pPr>
-        <w:rPr>
-          <w:color w:val="000000" w:themeColor="text1"/>
-          <w:sz w:val="24"/>
-          <w:szCs w:val="24"/>
-        </w:rPr>
-      </w:pPr>
-    </w:p>
-    <w:p>
-      <w:pPr>
-        <w:rPr>
-          <w:color w:val="000000" w:themeColor="text1"/>
-          <w:sz w:val="24"/>
-          <w:szCs w:val="24"/>
-        </w:rPr>
-      </w:pPr>
-      <w:r>
-        <w:rPr>
-          <w:color w:val="000000" w:themeColor="text1"/>
-          <w:sz w:val="24"/>
-          <w:szCs w:val="24"/>
-        </w:rPr>
-        <w:t xml:space="preserve">Additional Requirements </w:t>
-      </w:r>
-    </w:p>
-    <w:p>
-      <w:pPr>
-        <w:rPr>
-          <w:color w:val="000000" w:themeColor="text1"/>
-          <w:sz w:val="24"/>
-          <w:szCs w:val="24"/>
-        </w:rPr>
-      </w:pPr>
-      <w:r>
-        <w:rPr>
-          <w:color w:val="000000" w:themeColor="text1"/>
-          <w:sz w:val="24"/>
-          <w:szCs w:val="24"/>
-        </w:rPr>
-        <w:t>Requirement</w:t>
-      </w:r>
-      <w:r>
-        <w:rPr>
-          <w:color w:val="000000" w:themeColor="text1"/>
-          <w:sz w:val="24"/>
-          <w:szCs w:val="24"/>
-        </w:rPr>
-        <w:tab/>
-      </w:r>
-      <w:r>
-        <w:rPr>
-          <w:color w:val="000000" w:themeColor="text1"/>
-          <w:sz w:val="24"/>
-          <w:szCs w:val="24"/>
-        </w:rPr>
-        <w:tab/>
-      </w:r>
-      <w:r>
-        <w:rPr>
-          <w:color w:val="000000" w:themeColor="text1"/>
-          <w:sz w:val="24"/>
-          <w:szCs w:val="24"/>
-        </w:rPr>
-        <w:t>Description</w:t>
-      </w:r>
-    </w:p>
-    <w:p>
-      <w:pPr>
-        <w:rPr>
-          <w:color w:val="000000" w:themeColor="text1"/>
-          <w:sz w:val="24"/>
-          <w:szCs w:val="24"/>
-        </w:rPr>
-      </w:pPr>
-      <w:r>
-        <w:rPr>
-          <w:color w:val="000000" w:themeColor="text1"/>
-          <w:sz w:val="24"/>
-          <w:szCs w:val="24"/>
-        </w:rPr>
-        <w:t>Order cancellation</w:t>
-      </w:r>
-      <w:r>
-        <w:rPr>
-          <w:color w:val="000000" w:themeColor="text1"/>
-          <w:sz w:val="24"/>
-          <w:szCs w:val="24"/>
-        </w:rPr>
-        <w:tab/>
-        <w:t>Customer can cancel within 10 minutes of placing order</w:t>
-      </w:r>
-    </w:p>
-    <w:p>
-      <w:pPr>
-        <w:rPr>
-          <w:color w:val="000000" w:themeColor="text1"/>
-          <w:sz w:val="24"/>
-          <w:szCs w:val="24"/>
-        </w:rPr>
-      </w:pPr>
-      <w:r>
-        <w:rPr>
-          <w:color w:val="000000" w:themeColor="text1"/>
-          <w:sz w:val="24"/>
-          <w:szCs w:val="24"/>
-        </w:rPr>
-        <w:t>Email notifications</w:t>
-      </w:r>
-      <w:r>
-        <w:rPr>
-          <w:color w:val="000000" w:themeColor="text1"/>
-          <w:sz w:val="24"/>
-          <w:szCs w:val="24"/>
-        </w:rPr>
-        <w:tab/>
-        <w:t>Send order confirmation email</w:t>
-      </w:r>
-    </w:p>
-    <w:p>
-      <w:pPr>
-        <w:rPr>
-          <w:color w:val="000000" w:themeColor="text1"/>
-          <w:sz w:val="24"/>
-          <w:szCs w:val="24"/>
-        </w:rPr>
-      </w:pPr>
-      <w:r>
-        <w:rPr>
-          <w:color w:val="000000" w:themeColor="text1"/>
-          <w:sz w:val="24"/>
-          <w:szCs w:val="24"/>
-        </w:rPr>
-        <w:t>WhatsApp notifications</w:t>
-      </w:r>
-      <w:r>
-        <w:rPr>
-          <w:color w:val="000000" w:themeColor="text1"/>
-          <w:sz w:val="24"/>
-          <w:szCs w:val="24"/>
-        </w:rPr>
-        <w:tab/>
-        <w:t>Send order status updates via WhatsApp</w:t>
-      </w:r>
-    </w:p>
-    <w:p>
-      <w:pPr>
-        <w:rPr>
-          <w:color w:val="000000" w:themeColor="text1"/>
-          <w:sz w:val="24"/>
-          <w:szCs w:val="24"/>
-        </w:rPr>
-      </w:pPr>
-      <w:r>
-        <w:rPr>
-          <w:color w:val="000000" w:themeColor="text1"/>
-          <w:sz w:val="24"/>
-          <w:szCs w:val="24"/>
-        </w:rPr>
-        <w:t>Order tracking link</w:t>
-      </w:r>
-      <w:r>
-        <w:rPr>
-          <w:color w:val="000000" w:themeColor="text1"/>
-          <w:sz w:val="24"/>
-          <w:szCs w:val="24"/>
-        </w:rPr>
-        <w:tab/>
-        <w:t>Shareable link for guest order tracking</w:t>
-      </w:r>
-    </w:p>
-    <w:p>
-      <w:pPr>
-        <w:rPr>
-          <w:color w:val="000000" w:themeColor="text1"/>
-          <w:sz w:val="24"/>
-          <w:szCs w:val="24"/>
-        </w:rPr>
-      </w:pPr>
-      <w:r>
-        <w:rPr>
-          <w:color w:val="000000" w:themeColor="text1"/>
-          <w:sz w:val="24"/>
-          <w:szCs w:val="24"/>
-        </w:rPr>
-        <w:t>Product images</w:t>
-      </w:r>
-      <w:r>
-        <w:rPr>
-          <w:color w:val="000000" w:themeColor="text1"/>
-          <w:sz w:val="24"/>
-          <w:szCs w:val="24"/>
-        </w:rPr>
-        <w:tab/>
-        <w:t>Store in cloud (S3/MinIO) with CDN</w:t>
-      </w:r>
-    </w:p>
-    <w:p>
-      <w:pPr>
-        <w:rPr>
-          <w:color w:val="000000" w:themeColor="text1"/>
-          <w:sz w:val="24"/>
-          <w:szCs w:val="24"/>
-        </w:rPr>
-      </w:pPr>
-      <w:r>
-        <w:rPr>
-          <w:color w:val="000000" w:themeColor="text1"/>
-          <w:sz w:val="24"/>
-          <w:szCs w:val="24"/>
-        </w:rPr>
-        <w:t>Bulk product import</w:t>
-      </w:r>
-      <w:r>
-        <w:rPr>
-          <w:color w:val="000000" w:themeColor="text1"/>
-          <w:sz w:val="24"/>
-          <w:szCs w:val="24"/>
-        </w:rPr>
-        <w:tab/>
-        <w:t>CSV upload for admin</w:t>
-      </w:r>
-    </w:p>
-    <w:p>
-      <w:pPr>
-        <w:rPr>
-          <w:color w:val="000000" w:themeColor="text1"/>
-          <w:sz w:val="24"/>
-          <w:szCs w:val="24"/>
-        </w:rPr>
-      </w:pPr>
-      <w:r>
-        <w:rPr>
-          <w:color w:val="000000" w:themeColor="text1"/>
-          <w:sz w:val="24"/>
-          <w:szCs w:val="24"/>
-        </w:rPr>
-        <w:t>Soft delete for products</w:t>
-      </w:r>
-      <w:r>
-        <w:rPr>
-          <w:color w:val="000000" w:themeColor="text1"/>
-          <w:sz w:val="24"/>
-          <w:szCs w:val="24"/>
-        </w:rPr>
-        <w:tab/>
-      </w:r>
-      <w:proofErr w:type="spellStart"/>
-      <w:r>
-        <w:rPr>
-          <w:color w:val="000000" w:themeColor="text1"/>
-          <w:sz w:val="24"/>
-          <w:szCs w:val="24"/>
-        </w:rPr>
-        <w:t>is_active</w:t>
-      </w:r>
-      <w:proofErr w:type="spellEnd"/>
-      <w:r>
-        <w:rPr>
-          <w:color w:val="000000" w:themeColor="text1"/>
-          <w:sz w:val="24"/>
-          <w:szCs w:val="24"/>
-        </w:rPr>
-        <w:t xml:space="preserve"> flag instead of hard delete</w:t>
-      </w:r>
-    </w:p>
-    <w:p>
-      <w:pPr>
-        <w:rPr>
-          <w:color w:val="000000" w:themeColor="text1"/>
-          <w:sz w:val="24"/>
-          <w:szCs w:val="24"/>
-        </w:rPr>
-      </w:pPr>
-      <w:r>
-        <w:rPr>
-          <w:color w:val="000000" w:themeColor="text1"/>
-          <w:sz w:val="24"/>
-          <w:szCs w:val="24"/>
-        </w:rPr>
-        <w:t>Order invoice PDF</w:t>
-      </w:r>
-      <w:r>
-        <w:rPr>
-          <w:color w:val="000000" w:themeColor="text1"/>
-          <w:sz w:val="24"/>
-          <w:szCs w:val="24"/>
-        </w:rPr>
-        <w:tab/>
-        <w:t>Generate PDF for download</w:t>
-      </w:r>
-    </w:p>
-    <w:p>
-      <w:pPr>
-        <w:rPr>
-          <w:color w:val="000000" w:themeColor="text1"/>
-          <w:sz w:val="24"/>
-          <w:szCs w:val="24"/>
-        </w:rPr>
-      </w:pPr>
-      <w:r>
-        <w:rPr>
-          <w:color w:val="000000" w:themeColor="text1"/>
-          <w:sz w:val="24"/>
-          <w:szCs w:val="24"/>
-        </w:rPr>
-        <w:t>Customer feedback reply</w:t>
-      </w:r>
-      <w:r>
-        <w:rPr>
-          <w:color w:val="000000" w:themeColor="text1"/>
-          <w:sz w:val="24"/>
-          <w:szCs w:val="24"/>
-        </w:rPr>
-        <w:tab/>
-        <w:t>Admin can reply, customer gets email</w:t>
-      </w:r>
-    </w:p>
-    <w:p>
-      <w:pPr>
-        <w:rPr>
-          <w:color w:val="000000" w:themeColor="text1"/>
-          <w:sz w:val="24"/>
-          <w:szCs w:val="24"/>
-        </w:rPr>
-      </w:pPr>
-      <w:r>
-        <w:rPr>
-          <w:color w:val="000000" w:themeColor="text1"/>
-          <w:sz w:val="24"/>
-          <w:szCs w:val="24"/>
-        </w:rPr>
-        <w:t>Rate limiting per IP</w:t>
-      </w:r>
-      <w:r>
-        <w:rPr>
-          <w:color w:val="000000" w:themeColor="text1"/>
-          <w:sz w:val="24"/>
-          <w:szCs w:val="24"/>
-        </w:rPr>
-        <w:tab/>
-        <w:t>Prevent abuse of public endpoints</w:t>
-      </w:r>
-    </w:p>
-    <w:p>
-      <w:pPr>
-        <w:rPr>
-          <w:color w:val="000000" w:themeColor="text1"/>
-          <w:sz w:val="24"/>
-          <w:szCs w:val="24"/>
-        </w:rPr>
-      </w:pPr>
-      <w:r>
-        <w:rPr>
-          <w:color w:val="000000" w:themeColor="text1"/>
-          <w:sz w:val="24"/>
-          <w:szCs w:val="24"/>
-        </w:rPr>
-        <w:t>Request logging</w:t>
-      </w:r>
-      <w:r>
-        <w:rPr>
-          <w:color w:val="000000" w:themeColor="text1"/>
-          <w:sz w:val="24"/>
-          <w:szCs w:val="24"/>
-        </w:rPr>
-        <w:tab/>
-      </w:r>
-      <w:proofErr w:type="gramStart"/>
-      <w:r>
-        <w:rPr>
-          <w:color w:val="000000" w:themeColor="text1"/>
-          <w:sz w:val="24"/>
-          <w:szCs w:val="24"/>
-        </w:rPr>
-        <w:t>For</w:t>
-      </w:r>
-      <w:proofErr w:type="gramEnd"/>
-      <w:r>
-        <w:rPr>
-          <w:color w:val="000000" w:themeColor="text1"/>
-          <w:sz w:val="24"/>
-          <w:szCs w:val="24"/>
-        </w:rPr>
-        <w:t xml:space="preserve"> debugging (optional, not production logs)</w:t>
-      </w:r>
-    </w:p>
-    <w:p>
-      <w:pPr>
-        <w:rPr>
-          <w:color w:val="000000" w:themeColor="text1"/>
-          <w:sz w:val="24"/>
-          <w:szCs w:val="24"/>
-        </w:rPr>
-      </w:pPr>
-    </w:p>
-    <w:p>
-      <w:pPr>
-        <w:rPr>
-          <w:color w:val="000000" w:themeColor="text1"/>
-          <w:sz w:val="24"/>
-          <w:szCs w:val="24"/>
-        </w:rPr>
-      </w:pPr>
-      <w:r>
-        <w:rPr>
-          <w:color w:val="000000" w:themeColor="text1"/>
-          <w:sz w:val="24"/>
-          <w:szCs w:val="24"/>
-        </w:rPr>
-        <w:t>Chatbot Implementation - UPDATE with hybrid approach note</w:t>
-      </w:r>
-    </w:p>
-    <w:p>
-      <w:pPr>
-        <w:rPr>
-          <w:color w:val="000000" w:themeColor="text1"/>
-          <w:sz w:val="24"/>
-          <w:szCs w:val="24"/>
-        </w:rPr>
-      </w:pPr>
-      <w:r>
-        <w:rPr>
-          <w:color w:val="000000" w:themeColor="text1"/>
-          <w:sz w:val="24"/>
-          <w:szCs w:val="24"/>
-        </w:rPr>
-        <w:t>Chatbot Implementation: Hybrid (DB Query + Optional LLM)</w:t>
-      </w:r>
-    </w:p>
-    <w:p>
-      <w:pPr>
-        <w:rPr>
-          <w:color w:val="000000" w:themeColor="text1"/>
-          <w:sz w:val="24"/>
-          <w:szCs w:val="24"/>
-        </w:rPr>
-      </w:pPr>
-    </w:p>
-    <w:p>
-      <w:pPr>
-        <w:rPr>
-          <w:color w:val="000000" w:themeColor="text1"/>
-          <w:sz w:val="24"/>
-          <w:szCs w:val="24"/>
-        </w:rPr>
-      </w:pPr>
-      <w:r>
-        <w:rPr>
-          <w:color w:val="000000" w:themeColor="text1"/>
-          <w:sz w:val="24"/>
-          <w:szCs w:val="24"/>
-        </w:rPr>
-        <w:t>Phase 1 (Initial): Simple Rule-Based + Product Query (as described below)</w:t>
-      </w:r>
-    </w:p>
-    <w:p>
-      <w:pPr>
-        <w:rPr>
-          <w:color w:val="000000" w:themeColor="text1"/>
-          <w:sz w:val="24"/>
-          <w:szCs w:val="24"/>
-        </w:rPr>
-      </w:pPr>
-    </w:p>
-    <w:p>
-      <w:pPr>
-        <w:rPr>
-          <w:color w:val="000000" w:themeColor="text1"/>
-          <w:sz w:val="24"/>
-          <w:szCs w:val="24"/>
-        </w:rPr>
-      </w:pPr>
-      <w:r>
-        <w:rPr>
-          <w:color w:val="000000" w:themeColor="text1"/>
-          <w:sz w:val="24"/>
-          <w:szCs w:val="24"/>
-        </w:rPr>
-        <w:t>Phase 2 (Optional, if customers need complex queries):</w:t>
-      </w:r>
-    </w:p>
-    <w:p>
-      <w:pPr>
-        <w:rPr>
-          <w:color w:val="000000" w:themeColor="text1"/>
-          <w:sz w:val="24"/>
-          <w:szCs w:val="24"/>
-        </w:rPr>
-      </w:pPr>
-      <w:r>
-        <w:rPr>
-          <w:color w:val="000000" w:themeColor="text1"/>
-          <w:sz w:val="24"/>
-          <w:szCs w:val="24"/>
-        </w:rPr>
-        <w:t xml:space="preserve">- Integrate </w:t>
-      </w:r>
-      <w:proofErr w:type="spellStart"/>
-      <w:r>
-        <w:rPr>
-          <w:color w:val="000000" w:themeColor="text1"/>
-          <w:sz w:val="24"/>
-          <w:szCs w:val="24"/>
-        </w:rPr>
-        <w:t>OpenAI</w:t>
-      </w:r>
-      <w:proofErr w:type="spellEnd"/>
-      <w:r>
-        <w:rPr>
-          <w:color w:val="000000" w:themeColor="text1"/>
-          <w:sz w:val="24"/>
-          <w:szCs w:val="24"/>
-        </w:rPr>
-        <w:t xml:space="preserve"> GPT-4o-mini (low cost ~$0.15/1M tokens)</w:t>
-      </w:r>
-    </w:p>
-    <w:p>
-      <w:pPr>
-        <w:rPr>
-          <w:color w:val="000000" w:themeColor="text1"/>
-          <w:sz w:val="24"/>
-          <w:szCs w:val="24"/>
-        </w:rPr>
-      </w:pPr>
-      <w:r>
-        <w:rPr>
-          <w:color w:val="000000" w:themeColor="text1"/>
-          <w:sz w:val="24"/>
-          <w:szCs w:val="24"/>
-        </w:rPr>
-        <w:t>- Fallback to LLM only when keyword matching fails</w:t>
-      </w:r>
-    </w:p>
-    <w:p>
-      <w:pPr>
-        <w:rPr>
-          <w:color w:val="000000" w:themeColor="text1"/>
-          <w:sz w:val="24"/>
-          <w:szCs w:val="24"/>
-        </w:rPr>
-      </w:pPr>
-      <w:r>
-        <w:rPr>
-          <w:color w:val="000000" w:themeColor="text1"/>
-          <w:sz w:val="24"/>
-          <w:szCs w:val="24"/>
-        </w:rPr>
-        <w:t>- Set monthly budget limit ($5) to control costs</w:t>
-      </w:r>
-    </w:p>
-    <w:p>
-      <w:pPr>
-        <w:rPr>
-          <w:color w:val="000000" w:themeColor="text1"/>
-          <w:sz w:val="24"/>
-          <w:szCs w:val="24"/>
-        </w:rPr>
-      </w:pPr>
-    </w:p>
-    <w:p>
-      <w:pPr>
-        <w:rPr>
-          <w:color w:val="000000" w:themeColor="text1"/>
-          <w:sz w:val="24"/>
-          <w:szCs w:val="24"/>
-        </w:rPr>
-      </w:pPr>
-      <w:r>
-        <w:rPr>
-          <w:color w:val="000000" w:themeColor="text1"/>
-          <w:sz w:val="24"/>
-          <w:szCs w:val="24"/>
-        </w:rPr>
-        <w:t>Intent Mapping (Phase 1):</w:t>
-      </w:r>
-    </w:p>
-    <w:p>
-      <w:pPr>
-        <w:rPr>
-          <w:color w:val="000000" w:themeColor="text1"/>
-          <w:sz w:val="24"/>
-          <w:szCs w:val="24"/>
-        </w:rPr>
-      </w:pPr>
-      <w:r>
-        <w:rPr>
-          <w:color w:val="000000" w:themeColor="text1"/>
-          <w:sz w:val="24"/>
-          <w:szCs w:val="24"/>
-        </w:rPr>
-        <w:lastRenderedPageBreak/>
-        <w:t xml:space="preserve">  - "show me cakes" → query products where category='Cakes'</w:t>
-      </w:r>
-    </w:p>
-    <w:p>
-      <w:pPr>
-        <w:rPr>
-          <w:color w:val="000000" w:themeColor="text1"/>
-          <w:sz w:val="24"/>
-          <w:szCs w:val="24"/>
-        </w:rPr>
-      </w:pPr>
-      <w:r>
-        <w:rPr>
-          <w:color w:val="000000" w:themeColor="text1"/>
-          <w:sz w:val="24"/>
-          <w:szCs w:val="24"/>
-        </w:rPr>
-        <w:t xml:space="preserve">  - "what is {</w:t>
-      </w:r>
-      <w:proofErr w:type="spellStart"/>
-      <w:r>
-        <w:rPr>
-          <w:color w:val="000000" w:themeColor="text1"/>
-          <w:sz w:val="24"/>
-          <w:szCs w:val="24"/>
-        </w:rPr>
-        <w:t>product_name</w:t>
-      </w:r>
-      <w:proofErr w:type="spellEnd"/>
-      <w:r>
-        <w:rPr>
-          <w:color w:val="000000" w:themeColor="text1"/>
-          <w:sz w:val="24"/>
-          <w:szCs w:val="24"/>
-        </w:rPr>
-        <w:t>}?" → query product by name</w:t>
-      </w:r>
-    </w:p>
-    <w:p>
-      <w:pPr>
-        <w:rPr>
-          <w:color w:val="000000" w:themeColor="text1"/>
-          <w:sz w:val="24"/>
-          <w:szCs w:val="24"/>
-        </w:rPr>
-      </w:pPr>
-      <w:r>
-        <w:rPr>
-          <w:color w:val="000000" w:themeColor="text1"/>
-          <w:sz w:val="24"/>
-          <w:szCs w:val="24"/>
-        </w:rPr>
-        <w:t xml:space="preserve">  - "price of {</w:t>
-      </w:r>
-      <w:proofErr w:type="spellStart"/>
-      <w:r>
-        <w:rPr>
-          <w:color w:val="000000" w:themeColor="text1"/>
-          <w:sz w:val="24"/>
-          <w:szCs w:val="24"/>
-        </w:rPr>
-        <w:t>product_name</w:t>
-      </w:r>
-      <w:proofErr w:type="spellEnd"/>
-      <w:r>
-        <w:rPr>
-          <w:color w:val="000000" w:themeColor="text1"/>
-          <w:sz w:val="24"/>
-          <w:szCs w:val="24"/>
-        </w:rPr>
-        <w:t xml:space="preserve">}" → return </w:t>
-      </w:r>
-      <w:proofErr w:type="spellStart"/>
-      <w:r>
-        <w:rPr>
-          <w:color w:val="000000" w:themeColor="text1"/>
-          <w:sz w:val="24"/>
-          <w:szCs w:val="24"/>
-        </w:rPr>
-        <w:t>price_range</w:t>
-      </w:r>
-      <w:proofErr w:type="spellEnd"/>
-    </w:p>
-    <w:p>
-      <w:pPr>
-        <w:rPr>
-          <w:color w:val="000000" w:themeColor="text1"/>
-          <w:sz w:val="24"/>
-          <w:szCs w:val="24"/>
-        </w:rPr>
-      </w:pPr>
-      <w:r>
-        <w:rPr>
-          <w:color w:val="000000" w:themeColor="text1"/>
-          <w:sz w:val="24"/>
-          <w:szCs w:val="24"/>
-        </w:rPr>
-        <w:t xml:space="preserve">  - "any promotions?" → query active promos</w:t>
-      </w:r>
-    </w:p>
-    <w:p>
-      <w:pPr>
-        <w:rPr>
-          <w:color w:val="000000" w:themeColor="text1"/>
-          <w:sz w:val="24"/>
-          <w:szCs w:val="24"/>
-        </w:rPr>
-      </w:pPr>
-      <w:r>
-        <w:rPr>
-          <w:color w:val="000000" w:themeColor="text1"/>
-          <w:sz w:val="24"/>
-          <w:szCs w:val="24"/>
-        </w:rPr>
-        <w:t xml:space="preserve">  - "help" → show available commands</w:t>
-      </w:r>
-    </w:p>
-    <w:p>
-      <w:pPr>
-        <w:rPr>
-          <w:color w:val="000000" w:themeColor="text1"/>
-          <w:sz w:val="24"/>
-          <w:szCs w:val="24"/>
-        </w:rPr>
-      </w:pPr>
-    </w:p>
-    <w:p>
-      <w:pPr>
-        <w:rPr>
-          <w:color w:val="000000" w:themeColor="text1"/>
-          <w:sz w:val="24"/>
-          <w:szCs w:val="24"/>
-        </w:rPr>
-      </w:pPr>
-      <w:r>
-        <w:rPr>
-          <w:color w:val="000000" w:themeColor="text1"/>
-          <w:sz w:val="24"/>
-          <w:szCs w:val="24"/>
-        </w:rPr>
-        <w:t>Fallback: "I can help you find cakes. Try: 'show me cakes' or 'what is Chocolate Cake?'"</w:t>
-      </w:r>
-    </w:p>
-    <w:p>
-      <w:pPr>
-        <w:rPr>
-          <w:color w:val="000000" w:themeColor="text1"/>
-          <w:sz w:val="24"/>
-          <w:szCs w:val="24"/>
-        </w:rPr>
-      </w:pPr>
-    </w:p>
-    <w:p>
-      <w:pPr>
-        <w:rPr>
-          <w:color w:val="000000" w:themeColor="text1"/>
-          <w:sz w:val="24"/>
-          <w:szCs w:val="24"/>
-        </w:rPr>
-      </w:pPr>
-      <w:r>
-        <w:rPr>
-          <w:color w:val="000000" w:themeColor="text1"/>
-          <w:sz w:val="24"/>
-          <w:szCs w:val="24"/>
-        </w:rPr>
-        <w:t>## Security Configuration Summary</w:t>
-      </w:r>
-    </w:p>
-    <w:p>
-      <w:pPr>
-        <w:rPr>
-          <w:color w:val="000000" w:themeColor="text1"/>
-          <w:sz w:val="24"/>
-          <w:szCs w:val="24"/>
-        </w:rPr>
-      </w:pPr>
-    </w:p>
-    <w:p>
-      <w:pPr>
-        <w:rPr>
-          <w:color w:val="000000" w:themeColor="text1"/>
-          <w:sz w:val="24"/>
-          <w:szCs w:val="24"/>
-        </w:rPr>
-      </w:pPr>
-      <w:r>
-        <w:rPr>
-          <w:color w:val="000000" w:themeColor="text1"/>
-          <w:sz w:val="24"/>
-          <w:szCs w:val="24"/>
-        </w:rPr>
-        <w:t>| Threat | Mitigation | Spring Boot Implementation |</w:t>
-      </w:r>
-    </w:p>
-    <w:p>
-      <w:pPr>
-        <w:rPr>
-          <w:color w:val="000000" w:themeColor="text1"/>
-          <w:sz w:val="24"/>
-          <w:szCs w:val="24"/>
-        </w:rPr>
-      </w:pPr>
-      <w:r>
-        <w:rPr>
-          <w:color w:val="000000" w:themeColor="text1"/>
-          <w:sz w:val="24"/>
-          <w:szCs w:val="24"/>
-        </w:rPr>
         <w:t>|---|---|---|</w:t>
       </w:r>
     </w:p>
